--- a/angebot.docx
+++ b/angebot.docx
@@ -5,10 +5,12 @@
     <w:p>
       <w:pPr>
         <w:pStyle w:val="Titel"/>
-        <w:pBdr>
-          <w:bottom w:val="single" w:sz="8" w:space="1" w:color="000000"/>
-        </w:pBdr>
-        <w:jc w:val="center"/>
+        <w:keepNext/>
+        <w:keepLines w:val="0"/>
+        <w:pageBreakBefore w:val="0"/>
+        <w:widowControl/>
+        <w:spacing w:before="0" w:after="260" w:line="264" w:lineRule="auto"/>
+        <w:jc w:val="left"/>
         <w:rPr>
           <w:rFonts w:cstheme="majorHAnsi"/>
           <w:color w:val="auto"/>
@@ -17,42 +19,56 @@
       </w:pPr>
       <w:r>
         <w:rPr>
+          <w:rFonts w:ascii="Arial" w:hAnsi="Arial" w:eastAsia="Arial" w:cs="Arial"/>
           <w:b/>
+          <w:i w:val="0"/>
           <w:color w:val="000000"/>
-          <w:sz w:val="28"/>
-          <w:lang w:val="de-DE"/>
+          <w:sz w:val="22"/>
         </w:rPr>
         <w:t>Versicherungsangebot für {Kundenname}</w:t>
       </w:r>
     </w:p>
     <w:p>
       <w:pPr>
-        <w:rPr>
-          <w:lang w:val="de-DE"/>
-        </w:rPr>
-      </w:pPr>
-    </w:p>
-    <w:p>
-      <w:pPr>
+        <w:keepNext/>
+        <w:keepLines w:val="0"/>
+        <w:pageBreakBefore w:val="0"/>
+        <w:widowControl/>
+        <w:tabs>
+          <w:tab w:pos="2778" w:val="left"/>
+        </w:tabs>
+        <w:spacing w:before="0" w:after="60" w:line="264" w:lineRule="auto"/>
+        <w:ind w:left="2778" w:hanging="2778"/>
+        <w:jc w:val="left"/>
         <w:rPr>
           <w:lang w:val="de-DE"/>
         </w:rPr>
       </w:pPr>
       <w:r>
         <w:rPr>
-          <w:lang w:val="de-DE"/>
+          <w:rFonts w:ascii="Arial" w:hAnsi="Arial" w:eastAsia="Arial" w:cs="Arial"/>
+          <w:b w:val="0"/>
+          <w:i w:val="0"/>
+          <w:color w:val="000000"/>
+          <w:sz w:val="22"/>
         </w:rPr>
-        <w:t xml:space="preserve">Reisedatum: </w:t>
-      </w:r>
-      <w:r>
-        <w:rPr>
-          <w:lang w:val="de-DE"/>
-        </w:rPr>
+        <w:t>Reisezeitraum:</w:t>
+        <w:tab/>
         <w:t>{Reisedatum}</w:t>
       </w:r>
     </w:p>
     <w:p>
       <w:pPr>
+        <w:keepNext/>
+        <w:keepLines w:val="0"/>
+        <w:pageBreakBefore w:val="0"/>
+        <w:widowControl/>
+        <w:tabs>
+          <w:tab w:pos="2778" w:val="left"/>
+        </w:tabs>
+        <w:spacing w:before="0" w:after="60" w:line="264" w:lineRule="auto"/>
+        <w:ind w:left="2778" w:hanging="2778"/>
+        <w:jc w:val="left"/>
         <w:rPr>
           <w:rFonts w:asciiTheme="majorHAnsi" w:hAnsiTheme="majorHAnsi" w:cstheme="majorHAnsi"/>
           <w:lang w:val="de-DE"/>
@@ -60,21 +76,29 @@
       </w:pPr>
       <w:r>
         <w:rPr>
-          <w:rFonts w:asciiTheme="majorHAnsi" w:hAnsiTheme="majorHAnsi" w:cstheme="majorHAnsi"/>
-          <w:lang w:val="de-DE"/>
+          <w:rFonts w:ascii="Arial" w:hAnsi="Arial" w:eastAsia="Arial" w:cs="Arial"/>
+          <w:b w:val="0"/>
+          <w:i w:val="0"/>
+          <w:color w:val="000000"/>
+          <w:sz w:val="22"/>
         </w:rPr>
-        <w:t xml:space="preserve">Reisepreis: </w:t>
-      </w:r>
-      <w:r>
-        <w:rPr>
-          <w:rFonts w:asciiTheme="majorHAnsi" w:hAnsiTheme="majorHAnsi" w:cstheme="majorHAnsi"/>
-          <w:lang w:val="de-DE"/>
-        </w:rPr>
+        <w:t>Reisepreis:</w:t>
+        <w:tab/>
         <w:t>{Reisepreis}</w:t>
       </w:r>
     </w:p>
     <w:p>
       <w:pPr>
+        <w:keepNext/>
+        <w:keepLines w:val="0"/>
+        <w:pageBreakBefore w:val="0"/>
+        <w:widowControl/>
+        <w:tabs>
+          <w:tab w:pos="2778" w:val="left"/>
+        </w:tabs>
+        <w:spacing w:before="0" w:after="60" w:line="264" w:lineRule="auto"/>
+        <w:ind w:left="2778" w:hanging="2778"/>
+        <w:jc w:val="left"/>
         <w:rPr>
           <w:rFonts w:asciiTheme="majorHAnsi" w:hAnsiTheme="majorHAnsi" w:cstheme="majorHAnsi"/>
           <w:lang w:val="de-DE"/>
@@ -82,21 +106,29 @@
       </w:pPr>
       <w:r>
         <w:rPr>
-          <w:rFonts w:asciiTheme="majorHAnsi" w:hAnsiTheme="majorHAnsi" w:cstheme="majorHAnsi"/>
-          <w:lang w:val="de-DE"/>
+          <w:rFonts w:ascii="Arial" w:hAnsi="Arial" w:eastAsia="Arial" w:cs="Arial"/>
+          <w:b w:val="0"/>
+          <w:i w:val="0"/>
+          <w:color w:val="000000"/>
+          <w:sz w:val="22"/>
         </w:rPr>
-        <w:t xml:space="preserve">Anzahl: </w:t>
-      </w:r>
-      <w:r>
-        <w:rPr>
-          <w:rFonts w:asciiTheme="majorHAnsi" w:hAnsiTheme="majorHAnsi" w:cstheme="majorHAnsi"/>
-          <w:lang w:val="de-DE"/>
-        </w:rPr>
+        <w:t>Anzahl Reisende:</w:t>
+        <w:tab/>
         <w:t>{Anzahl}</w:t>
       </w:r>
     </w:p>
     <w:p>
       <w:pPr>
+        <w:keepNext/>
+        <w:keepLines w:val="0"/>
+        <w:pageBreakBefore w:val="0"/>
+        <w:widowControl/>
+        <w:tabs>
+          <w:tab w:pos="2778" w:val="left"/>
+        </w:tabs>
+        <w:spacing w:before="0" w:after="60" w:line="264" w:lineRule="auto"/>
+        <w:ind w:left="2778" w:hanging="2778"/>
+        <w:jc w:val="left"/>
         <w:rPr>
           <w:rFonts w:asciiTheme="majorHAnsi" w:hAnsiTheme="majorHAnsi" w:cstheme="majorHAnsi"/>
           <w:lang w:val="de-DE"/>
@@ -104,21 +136,29 @@
       </w:pPr>
       <w:r>
         <w:rPr>
-          <w:rFonts w:asciiTheme="majorHAnsi" w:hAnsiTheme="majorHAnsi" w:cstheme="majorHAnsi"/>
-          <w:lang w:val="de-DE"/>
+          <w:rFonts w:ascii="Arial" w:hAnsi="Arial" w:eastAsia="Arial" w:cs="Arial"/>
+          <w:b w:val="0"/>
+          <w:i w:val="0"/>
+          <w:color w:val="000000"/>
+          <w:sz w:val="22"/>
         </w:rPr>
-        <w:t xml:space="preserve">Alter: </w:t>
-      </w:r>
-      <w:r>
-        <w:rPr>
-          <w:rFonts w:asciiTheme="majorHAnsi" w:hAnsiTheme="majorHAnsi" w:cstheme="majorHAnsi"/>
-          <w:lang w:val="de-DE"/>
-        </w:rPr>
+        <w:t>Alter der ältesten Person:</w:t>
+        <w:tab/>
         <w:t>{Alter}</w:t>
       </w:r>
     </w:p>
     <w:p>
       <w:pPr>
+        <w:keepNext/>
+        <w:keepLines w:val="0"/>
+        <w:pageBreakBefore w:val="0"/>
+        <w:widowControl/>
+        <w:tabs>
+          <w:tab w:pos="2778" w:val="left"/>
+        </w:tabs>
+        <w:spacing w:before="0" w:after="60" w:line="264" w:lineRule="auto"/>
+        <w:ind w:left="2778" w:hanging="2778"/>
+        <w:jc w:val="left"/>
         <w:rPr>
           <w:rFonts w:asciiTheme="majorHAnsi" w:hAnsiTheme="majorHAnsi" w:cstheme="majorHAnsi"/>
           <w:b/>
@@ -128,249 +168,69 @@
       </w:pPr>
       <w:r>
         <w:rPr>
-          <w:rFonts w:asciiTheme="majorHAnsi" w:hAnsiTheme="majorHAnsi" w:cstheme="majorHAnsi"/>
-          <w:lang w:val="de-DE"/>
+          <w:rFonts w:ascii="Arial" w:hAnsi="Arial" w:eastAsia="Arial" w:cs="Arial"/>
+          <w:b w:val="0"/>
+          <w:i w:val="0"/>
+          <w:color w:val="000000"/>
+          <w:sz w:val="22"/>
         </w:rPr>
-        <w:t xml:space="preserve">Reiseziel: </w:t>
-      </w:r>
-      <w:r>
-        <w:rPr>
-          <w:rFonts w:asciiTheme="majorHAnsi" w:hAnsiTheme="majorHAnsi" w:cstheme="majorHAnsi"/>
-          <w:lang w:val="de-DE"/>
-        </w:rPr>
+        <w:t>Geltungsbereich:</w:t>
+        <w:tab/>
         <w:t>{Reiseziel}</w:t>
-      </w:r>
-      <w:r>
-        <w:rPr>
-          <w:rFonts w:asciiTheme="majorHAnsi" w:hAnsiTheme="majorHAnsi" w:cstheme="majorHAnsi"/>
-          <w:lang w:val="de-DE"/>
-        </w:rPr>
-        <w:tab/>
       </w:r>
     </w:p>
     <w:p>
       <w:pPr>
-        <w:jc w:val="center"/>
-        <w:rPr>
-          <w:rFonts w:asciiTheme="majorHAnsi" w:hAnsiTheme="majorHAnsi" w:cstheme="majorHAnsi"/>
-          <w:b/>
-          <w:bCs/>
-          <w:lang w:val="de-DE"/>
-        </w:rPr>
-      </w:pPr>
-    </w:p>
-    <w:p>
-      <w:pPr>
-        <w:jc w:val="center"/>
-        <w:rPr>
-          <w:rFonts w:asciiTheme="majorHAnsi" w:hAnsiTheme="majorHAnsi" w:cstheme="majorHAnsi"/>
-          <w:b/>
-          <w:bCs/>
-          <w:lang w:val="de-DE"/>
-        </w:rPr>
+        <w:keepNext/>
+        <w:keepLines w:val="0"/>
+        <w:pageBreakBefore w:val="0"/>
+        <w:widowControl/>
+        <w:spacing w:before="180" w:after="60" w:line="264" w:lineRule="auto"/>
+        <w:jc w:val="left"/>
       </w:pPr>
       <w:r>
         <w:rPr>
-          <w:rFonts w:asciiTheme="majorHAnsi" w:hAnsiTheme="majorHAnsi" w:cstheme="majorHAnsi"/>
+          <w:rFonts w:ascii="Arial" w:hAnsi="Arial" w:eastAsia="Arial" w:cs="Arial"/>
           <w:b/>
-          <w:bCs/>
-          <w:lang w:val="de-DE"/>
+          <w:i w:val="0"/>
+          <w:color w:val="000000"/>
+          <w:sz w:val="22"/>
         </w:rPr>
-        <w:t>Welche Versicherungen sind wichtig</w:t>
+        <w:t>Die ausgewiesenen Beiträge gelten für alle Reisenden zusammen, nicht pro Person.</w:t>
       </w:r>
     </w:p>
     <w:p>
       <w:pPr>
-        <w:jc w:val="both"/>
-        <w:rPr>
-          <w:rFonts w:asciiTheme="majorHAnsi" w:hAnsiTheme="majorHAnsi" w:cstheme="majorHAnsi"/>
-          <w:lang w:val="de-DE"/>
-        </w:rPr>
+        <w:keepNext w:val="0"/>
+        <w:keepLines w:val="0"/>
+        <w:pageBreakBefore w:val="0"/>
+        <w:widowControl/>
+        <w:spacing w:before="0" w:after="120" w:line="264" w:lineRule="auto"/>
+        <w:jc w:val="left"/>
       </w:pPr>
       <w:r>
         <w:rPr>
-          <w:rFonts w:asciiTheme="majorHAnsi" w:hAnsiTheme="majorHAnsi" w:cstheme="majorHAnsi"/>
-          <w:lang w:val="de-DE"/>
+          <w:rFonts w:ascii="Arial" w:hAnsi="Arial" w:eastAsia="Arial" w:cs="Arial"/>
+          <w:b w:val="0"/>
+          <w:i w:val="0"/>
+          <w:color w:val="4A4A4A"/>
+          <w:sz w:val="22"/>
         </w:rPr>
-        <w:t>Neben einer Unfall- und Privathaftpflichtversicherung empfehlen wir den Abschluss einer Auslandsreise-Krankenversicherung, selbst wenn zwischen dem Heimatland und dem Reiseland ein sogenanntes Sozialversicherungsabkommen besteht.</w:t>
-      </w:r>
-      <w:r>
-        <w:rPr>
-          <w:rFonts w:asciiTheme="majorHAnsi" w:hAnsiTheme="majorHAnsi" w:cstheme="majorHAnsi"/>
-          <w:lang w:val="de-DE"/>
-        </w:rPr>
-        <w:t xml:space="preserve"> </w:t>
-      </w:r>
-      <w:r>
-        <w:rPr>
-          <w:rFonts w:asciiTheme="majorHAnsi" w:hAnsiTheme="majorHAnsi" w:cstheme="majorHAnsi"/>
-          <w:lang w:val="de-DE"/>
-        </w:rPr>
-        <w:t>Die gesetzliche Krankenversicherung übernimmt in den Staaten, mit denen ein Sozialversicherungsabkommen besteht, nur die Leistungen, die im Reiseland üblich sind. Auch für diejenigen, die in einer privaten Krankenversicherung versichert sind, ist der Abschluss dieser Versicherung meist sinnvoll, besonders wenn kein Versicherungsschutz für den Rücktransport besteht. Die Auslandsreise-Krankenversicherung versichert in der Regel die medizinisch notwendige Heilbehandlung von Erkrankungen, die während des Auslandsaufenthalts auftreten. Bitte beachten Sie, dass auch Krankentransporte zur stationären Behandlung in das nächstgelegene Krankenhaus und Rücktransportkosten ins Heimatland versichert sein sollten. Kosten für den Rücktransport sollten bereits dann versichert sein, sobald dieser medizinisch sinnvoll und vertretbar ist. Bitte prüfen Sie hierzu Ihre Versicherungsbedingungen und nehmen Sie während Ihrer Reise auch die Notfallnummer Ihres Auslandsreise-Krankenversicherers mit.</w:t>
+        <w:t>Einmalversicherungen: Beitrag für diese Reise. Jahresversicherungen: Jahresbeitrag.</w:t>
       </w:r>
     </w:p>
     <w:p>
       <w:pPr>
-        <w:jc w:val="both"/>
-        <w:rPr>
-          <w:rFonts w:asciiTheme="majorHAnsi" w:hAnsiTheme="majorHAnsi" w:cstheme="majorHAnsi"/>
-          <w:lang w:val="de-DE"/>
-        </w:rPr>
-      </w:pPr>
-      <w:r>
-        <w:rPr>
-          <w:rFonts w:asciiTheme="majorHAnsi" w:hAnsiTheme="majorHAnsi" w:cstheme="majorHAnsi"/>
-          <w:lang w:val="de-DE"/>
-        </w:rPr>
-        <w:t>Weiterhin empfehlen wir, einen möglichen Reiserücktritt bzw. Reiseabbruch ebenfalls abzusichern.</w:t>
-      </w:r>
-    </w:p>
-    <w:p>
-      <w:pPr>
-        <w:jc w:val="center"/>
-        <w:rPr>
-          <w:rFonts w:asciiTheme="majorHAnsi" w:hAnsiTheme="majorHAnsi" w:cstheme="majorHAnsi"/>
-          <w:b/>
-          <w:bCs/>
-          <w:lang w:val="de-DE"/>
-        </w:rPr>
-      </w:pPr>
-    </w:p>
-    <w:p>
-      <w:pPr>
-        <w:jc w:val="center"/>
-        <w:rPr>
-          <w:rFonts w:asciiTheme="majorHAnsi" w:hAnsiTheme="majorHAnsi" w:cstheme="majorHAnsi"/>
-          <w:b/>
-          <w:bCs/>
-          <w:lang w:val="de-DE"/>
-        </w:rPr>
-      </w:pPr>
-      <w:r>
-        <w:rPr>
-          <w:rFonts w:asciiTheme="majorHAnsi" w:hAnsiTheme="majorHAnsi" w:cstheme="majorHAnsi"/>
-          <w:b/>
-          <w:bCs/>
-          <w:lang w:val="de-DE"/>
-        </w:rPr>
-        <w:t>Abschlussfristen</w:t>
-      </w:r>
-    </w:p>
-    <w:p>
-      <w:pPr>
-        <w:jc w:val="both"/>
-        <w:rPr>
-          <w:rFonts w:asciiTheme="majorHAnsi" w:hAnsiTheme="majorHAnsi" w:cstheme="majorHAnsi"/>
-          <w:lang w:val="de-DE"/>
-        </w:rPr>
-      </w:pPr>
-      <w:r>
-        <w:rPr>
-          <w:rFonts w:asciiTheme="majorHAnsi" w:hAnsiTheme="majorHAnsi" w:cstheme="majorHAnsi"/>
-          <w:lang w:val="de-DE"/>
-        </w:rPr>
-        <w:t>Bei Reiseschutz-Produkten ohne Stornokosten-Versicherung ist der Abschluss jederzeit vor Reiseantritt möglich. Reiseschutz-Produkte (Reiserücktritts-Versicherung,</w:t>
-      </w:r>
-      <w:r>
-        <w:rPr>
-          <w:rFonts w:asciiTheme="majorHAnsi" w:hAnsiTheme="majorHAnsi" w:cstheme="majorHAnsi"/>
-          <w:lang w:val="de-DE"/>
-        </w:rPr>
-        <w:t xml:space="preserve"> </w:t>
-      </w:r>
-      <w:r>
-        <w:rPr>
-          <w:rFonts w:asciiTheme="majorHAnsi" w:hAnsiTheme="majorHAnsi" w:cstheme="majorHAnsi"/>
-          <w:lang w:val="de-DE"/>
-        </w:rPr>
-        <w:t>RundumSorglos-Schutz) sind sofort bei Buchung der Reise, spätestens jedoch 30 Tage vor planmäßigem Reiseantritt abzuschließen. Bei Reisebuchung innerhalb von 30 Tagen vor Reisebeginn ist der Versicherungsabschluss nur am Buchungstag, spätestens innerhalb der nächsten drei Werktage möglich.</w:t>
-      </w:r>
-      <w:r>
-        <w:rPr>
-          <w:rFonts w:asciiTheme="majorHAnsi" w:hAnsiTheme="majorHAnsi" w:cstheme="majorHAnsi"/>
-          <w:lang w:val="de-DE"/>
-        </w:rPr>
-        <w:t xml:space="preserve"> </w:t>
-      </w:r>
-      <w:r>
-        <w:rPr>
-          <w:rFonts w:asciiTheme="majorHAnsi" w:hAnsiTheme="majorHAnsi" w:cstheme="majorHAnsi"/>
-          <w:lang w:val="de-DE"/>
-        </w:rPr>
-        <w:t>Reisekranken-Versicherung: Der Abschluss ist jederzeit vor Reiseantritt möglich.</w:t>
-      </w:r>
-    </w:p>
-    <w:p>
-      <w:pPr>
-        <w:jc w:val="center"/>
-        <w:rPr>
-          <w:rFonts w:asciiTheme="majorHAnsi" w:hAnsiTheme="majorHAnsi" w:cstheme="majorHAnsi"/>
-          <w:sz w:val="18"/>
-          <w:lang w:val="de-DE"/>
-        </w:rPr>
-      </w:pPr>
-      <w:r>
-        <w:rPr>
-          <w:rFonts w:asciiTheme="majorHAnsi" w:hAnsiTheme="majorHAnsi" w:cstheme="majorHAnsi"/>
-          <w:sz w:val="18"/>
-          <w:lang w:val="de-DE"/>
-        </w:rPr>
-        <w:t xml:space="preserve">Diese Übersicht wurde automatisch vom Reisebüro Hülsmann </w:t>
-      </w:r>
-      <w:r>
-        <w:rPr>
-          <w:rFonts w:asciiTheme="majorHAnsi" w:hAnsiTheme="majorHAnsi" w:cstheme="majorHAnsi"/>
-          <w:sz w:val="18"/>
-          <w:lang w:val="de-DE"/>
-        </w:rPr>
-        <w:t xml:space="preserve">mithilfe von </w:t>
-      </w:r>
-      <w:r>
-        <w:rPr>
-          <w:rFonts w:asciiTheme="majorHAnsi" w:hAnsiTheme="majorHAnsi" w:cstheme="majorHAnsi"/>
-          <w:sz w:val="18"/>
-          <w:lang w:val="de-DE"/>
-        </w:rPr>
-        <w:t>ChatGPT auf Basis der ERGO-Tarife erstellt. Trotz größter Sorgfalt sind Abweichungen möglich. Im Zweifel gilt das offizielle Versicherungsangebot der ERGO Reiseversicherung.</w:t>
-      </w:r>
-    </w:p>
-    <w:p>
-      <w:pPr>
+        <w:pStyle w:val="berschrift2"/>
+        <w:keepNext/>
+        <w:keepLines w:val="0"/>
+        <w:pageBreakBefore w:val="0"/>
+        <w:widowControl/>
         <w:tabs>
           <w:tab w:val="left" w:pos="3840"/>
         </w:tabs>
-        <w:rPr>
-          <w:rFonts w:asciiTheme="majorHAnsi" w:hAnsiTheme="majorHAnsi" w:cstheme="majorHAnsi"/>
-          <w:lang w:val="de-DE"/>
-        </w:rPr>
-      </w:pPr>
-      <w:r>
-        <w:rPr>
-          <w:rFonts w:asciiTheme="majorHAnsi" w:hAnsiTheme="majorHAnsi" w:cstheme="majorHAnsi"/>
-          <w:lang w:val="de-DE"/>
-        </w:rPr>
-        <w:tab/>
-      </w:r>
-    </w:p>
-    <w:p>
-      <w:pPr>
-        <w:tabs>
-          <w:tab w:val="left" w:pos="3840"/>
-        </w:tabs>
-        <w:jc w:val="center"/>
-        <w:rPr>
-          <w:b/>
-          <w:bCs/>
-          <w:lang w:val="de-DE"/>
-        </w:rPr>
-      </w:pPr>
-    </w:p>
-    <w:p>
-      <w:pPr>
-        <w:tabs>
-          <w:tab w:val="left" w:pos="3840"/>
-        </w:tabs>
-        <w:jc w:val="center"/>
+        <w:spacing w:before="240" w:after="100" w:line="264" w:lineRule="auto"/>
+        <w:jc w:val="left"/>
         <w:rPr>
           <w:b/>
           <w:bCs/>
@@ -379,145 +239,298 @@
       </w:pPr>
       <w:r>
         <w:rPr>
+          <w:rFonts w:ascii="Arial" w:hAnsi="Arial" w:eastAsia="Arial" w:cs="Arial"/>
           <w:b/>
-          <w:bCs/>
-          <w:lang w:val="de-DE"/>
+          <w:i w:val="0"/>
+          <w:color w:val="000000"/>
+          <w:sz w:val="22"/>
         </w:rPr>
         <w:t>Reiserücktritts-Versicherung</w:t>
       </w:r>
     </w:p>
     <w:p>
       <w:pPr>
-        <w:jc w:val="both"/>
+        <w:keepNext/>
+        <w:keepLines w:val="0"/>
+        <w:pageBreakBefore w:val="0"/>
+        <w:widowControl/>
+        <w:spacing w:before="0" w:after="120" w:line="264" w:lineRule="auto"/>
+        <w:jc w:val="left"/>
         <w:rPr>
           <w:lang w:val="de-DE"/>
         </w:rPr>
       </w:pPr>
       <w:r>
         <w:rPr>
-          <w:lang w:val="de-DE"/>
+          <w:rFonts w:ascii="Arial" w:hAnsi="Arial" w:eastAsia="Arial" w:cs="Arial"/>
+          <w:b w:val="0"/>
+          <w:i w:val="0"/>
+          <w:color w:val="000000"/>
+          <w:sz w:val="22"/>
         </w:rPr>
-        <w:t xml:space="preserve">Eine Reiserücktritts-Versicherung schützt Sie vor den finanziellen Folgen, wenn Sie eine Reise unerwartet stornieren müssen – etwa wegen Krankheit, Unfall oder eines Notfalls in der Familie. </w:t>
+        <w:t>Schutz vor Stornokosten, wenn Sie Ihre Reise unerwartet absagen müssen.</w:t>
       </w:r>
     </w:p>
     <w:tbl>
       <w:tblPr>
         <w:tblStyle w:val="Tabellenraster"/>
-        <w:tblW w:w="10627" w:type="dxa"/>
-        <w:jc w:val="center"/>
+        <w:tblW w:w="9638" w:type="dxa"/>
         <w:tblLayout w:type="fixed"/>
         <w:tblLook w:val="04A0" w:firstRow="1" w:lastRow="0" w:firstColumn="1" w:lastColumn="0" w:noHBand="0" w:noVBand="1"/>
+        <w:jc w:val="center"/>
+        <w:tblBorders>
+          <w:top w:val="single" w:sz="4" w:color="B8B8B8"/>
+          <w:left w:val="single" w:sz="4" w:color="B8B8B8"/>
+          <w:bottom w:val="single" w:sz="4" w:color="B8B8B8"/>
+          <w:right w:val="single" w:sz="4" w:color="B8B8B8"/>
+          <w:insideH w:val="single" w:sz="4" w:color="B8B8B8"/>
+          <w:insideV w:val="single" w:sz="4" w:color="B8B8B8"/>
+        </w:tblBorders>
       </w:tblPr>
       <w:tblGrid>
-        <w:gridCol w:w="2122"/>
-        <w:gridCol w:w="4394"/>
-        <w:gridCol w:w="4111"/>
+        <w:gridCol w:w="2551"/>
+        <w:gridCol w:w="3543"/>
+        <w:gridCol w:w="3543"/>
       </w:tblGrid>
       <w:tr>
         <w:trPr>
           <w:jc w:val="center"/>
+          <w:cantSplit/>
+          <w:tblHeader/>
         </w:trPr>
         <w:tc>
           <w:tcPr>
-            <w:tcW w:w="2122" w:type="dxa"/>
+            <w:tcW w:w="2551" w:type="dxa"/>
+            <w:vAlign w:val="center"/>
+            <w:tcMar>
+              <w:top w:w="80" w:type="dxa"/>
+              <w:bottom w:w="80" w:type="dxa"/>
+              <w:left w:w="120" w:type="dxa"/>
+              <w:right w:w="120" w:type="dxa"/>
+            </w:tcMar>
+            <w:noWrap/>
+            <w:tcBorders>
+              <w:top w:val="single" w:sz="4" w:color="B8B8B8"/>
+              <w:left w:val="single" w:sz="4" w:color="B8B8B8"/>
+              <w:bottom w:val="single" w:sz="4" w:color="B8B8B8"/>
+              <w:right w:val="single" w:sz="4" w:color="B8B8B8"/>
+            </w:tcBorders>
+            <w:shd w:fill="ECECEC" w:val="clear"/>
           </w:tcPr>
           <w:p>
             <w:pPr>
-              <w:jc w:val="center"/>
+              <w:keepNext/>
+              <w:widowControl/>
+              <w:spacing w:before="0" w:after="0" w:line="252" w:lineRule="auto"/>
+              <w:jc w:val="left"/>
+              <w:suppressAutoHyphens w:val="1"/>
             </w:pPr>
+            <w:r>
+              <w:rPr>
+                <w:rFonts w:ascii="Arial" w:hAnsi="Arial" w:eastAsia="Arial" w:cs="Arial"/>
+                <w:b/>
+                <w:i w:val="0"/>
+                <w:color w:val="000000"/>
+                <w:sz w:val="22"/>
+              </w:rPr>
+            </w:r>
           </w:p>
         </w:tc>
         <w:tc>
           <w:tcPr>
-            <w:tcW w:w="4394" w:type="dxa"/>
+            <w:tcW w:w="3543" w:type="dxa"/>
+            <w:vAlign w:val="center"/>
+            <w:tcMar>
+              <w:top w:w="80" w:type="dxa"/>
+              <w:bottom w:w="80" w:type="dxa"/>
+              <w:left w:w="120" w:type="dxa"/>
+              <w:right w:w="120" w:type="dxa"/>
+            </w:tcMar>
+            <w:tcBorders>
+              <w:top w:val="single" w:sz="4" w:color="B8B8B8"/>
+              <w:left w:val="single" w:sz="4" w:color="B8B8B8"/>
+              <w:bottom w:val="single" w:sz="4" w:color="B8B8B8"/>
+              <w:right w:val="single" w:sz="4" w:color="B8B8B8"/>
+            </w:tcBorders>
+            <w:shd w:fill="ECECEC" w:val="clear"/>
           </w:tcPr>
           <w:p>
             <w:pPr>
+              <w:keepNext/>
+              <w:widowControl/>
+              <w:spacing w:before="0" w:after="0" w:line="252" w:lineRule="auto"/>
               <w:jc w:val="center"/>
+              <w:suppressAutoHyphens w:val="1"/>
             </w:pPr>
-            <w:proofErr w:type="spellStart"/>
             <w:r>
-              <w:t>mit</w:t>
+              <w:rPr>
+                <w:rFonts w:ascii="Arial" w:hAnsi="Arial" w:eastAsia="Arial" w:cs="Arial"/>
+                <w:b/>
+                <w:i w:val="0"/>
+                <w:color w:val="000000"/>
+                <w:sz w:val="22"/>
+              </w:rPr>
+              <w:t>mit Selbstbehalt</w:t>
             </w:r>
-            <w:proofErr w:type="spellEnd"/>
-            <w:r>
-              <w:t xml:space="preserve"> </w:t>
-            </w:r>
-            <w:proofErr w:type="spellStart"/>
-            <w:r>
-              <w:t>Selbstbehalt</w:t>
-            </w:r>
-            <w:proofErr w:type="spellEnd"/>
           </w:p>
         </w:tc>
         <w:tc>
           <w:tcPr>
-            <w:tcW w:w="4111" w:type="dxa"/>
+            <w:tcW w:w="3543" w:type="dxa"/>
+            <w:vAlign w:val="center"/>
+            <w:tcMar>
+              <w:top w:w="80" w:type="dxa"/>
+              <w:bottom w:w="80" w:type="dxa"/>
+              <w:left w:w="120" w:type="dxa"/>
+              <w:right w:w="120" w:type="dxa"/>
+            </w:tcMar>
+            <w:tcBorders>
+              <w:top w:val="single" w:sz="4" w:color="B8B8B8"/>
+              <w:left w:val="single" w:sz="4" w:color="B8B8B8"/>
+              <w:bottom w:val="single" w:sz="4" w:color="B8B8B8"/>
+              <w:right w:val="single" w:sz="4" w:color="B8B8B8"/>
+            </w:tcBorders>
+            <w:shd w:fill="ECECEC" w:val="clear"/>
           </w:tcPr>
           <w:p>
             <w:pPr>
+              <w:keepNext/>
+              <w:widowControl/>
+              <w:spacing w:before="0" w:after="0" w:line="252" w:lineRule="auto"/>
               <w:jc w:val="center"/>
+              <w:suppressAutoHyphens w:val="1"/>
             </w:pPr>
-            <w:proofErr w:type="spellStart"/>
             <w:r>
-              <w:t>ohne</w:t>
+              <w:rPr>
+                <w:rFonts w:ascii="Arial" w:hAnsi="Arial" w:eastAsia="Arial" w:cs="Arial"/>
+                <w:b/>
+                <w:i w:val="0"/>
+                <w:color w:val="000000"/>
+                <w:sz w:val="22"/>
+              </w:rPr>
+              <w:t>ohne Selbstbehalt</w:t>
             </w:r>
-            <w:proofErr w:type="spellEnd"/>
-            <w:r>
-              <w:t xml:space="preserve"> </w:t>
-            </w:r>
-            <w:proofErr w:type="spellStart"/>
-            <w:r>
-              <w:t>Selbstbehalt</w:t>
-            </w:r>
-            <w:proofErr w:type="spellEnd"/>
           </w:p>
         </w:tc>
       </w:tr>
       <w:tr>
         <w:trPr>
           <w:jc w:val="center"/>
+          <w:cantSplit/>
         </w:trPr>
         <w:tc>
           <w:tcPr>
-            <w:tcW w:w="2122" w:type="dxa"/>
+            <w:tcW w:w="2551" w:type="dxa"/>
+            <w:vAlign w:val="center"/>
+            <w:tcMar>
+              <w:top w:w="80" w:type="dxa"/>
+              <w:bottom w:w="80" w:type="dxa"/>
+              <w:left w:w="120" w:type="dxa"/>
+              <w:right w:w="120" w:type="dxa"/>
+            </w:tcMar>
+            <w:noWrap/>
+            <w:tcBorders>
+              <w:top w:val="single" w:sz="4" w:color="B8B8B8"/>
+              <w:left w:val="single" w:sz="4" w:color="B8B8B8"/>
+              <w:bottom w:val="single" w:sz="4" w:color="B8B8B8"/>
+              <w:right w:val="single" w:sz="4" w:color="B8B8B8"/>
+            </w:tcBorders>
+            <w:shd w:fill="FFFFFF" w:val="clear"/>
           </w:tcPr>
           <w:p>
             <w:pPr>
-              <w:jc w:val="center"/>
+              <w:keepNext/>
+              <w:widowControl/>
+              <w:spacing w:before="0" w:after="0" w:line="252" w:lineRule="auto"/>
+              <w:jc w:val="left"/>
+              <w:suppressAutoHyphens w:val="1"/>
             </w:pPr>
-            <w:proofErr w:type="spellStart"/>
             <w:r>
-              <w:t>Einmal</w:t>
+              <w:rPr>
+                <w:rFonts w:ascii="Arial" w:hAnsi="Arial" w:eastAsia="Arial" w:cs="Arial"/>
+                <w:b w:val="0"/>
+                <w:i w:val="0"/>
+                <w:color w:val="000000"/>
+                <w:sz w:val="22"/>
+              </w:rPr>
+              <w:t>Einmalversicherung</w:t>
             </w:r>
-            <w:r>
-              <w:t>versicherung</w:t>
-            </w:r>
-            <w:proofErr w:type="spellEnd"/>
           </w:p>
         </w:tc>
         <w:tc>
           <w:tcPr>
-            <w:tcW w:w="4394" w:type="dxa"/>
+            <w:tcW w:w="3543" w:type="dxa"/>
+            <w:vAlign w:val="center"/>
+            <w:tcMar>
+              <w:top w:w="80" w:type="dxa"/>
+              <w:bottom w:w="80" w:type="dxa"/>
+              <w:left w:w="120" w:type="dxa"/>
+              <w:right w:w="120" w:type="dxa"/>
+            </w:tcMar>
+            <w:tcBorders>
+              <w:top w:val="single" w:sz="4" w:color="B8B8B8"/>
+              <w:left w:val="single" w:sz="4" w:color="B8B8B8"/>
+              <w:bottom w:val="single" w:sz="4" w:color="B8B8B8"/>
+              <w:right w:val="single" w:sz="4" w:color="B8B8B8"/>
+            </w:tcBorders>
+            <w:shd w:fill="FFFFFF" w:val="clear"/>
           </w:tcPr>
           <w:p>
             <w:pPr>
+              <w:keepNext/>
+              <w:widowControl/>
+              <w:spacing w:before="0" w:after="0" w:line="252" w:lineRule="auto"/>
               <w:jc w:val="center"/>
+              <w:suppressAutoHyphens w:val="1"/>
             </w:pPr>
             <w:r>
+              <w:rPr>
+                <w:rFonts w:ascii="Arial" w:hAnsi="Arial" w:eastAsia="Arial" w:cs="Arial"/>
+                <w:b w:val="0"/>
+                <w:i w:val="0"/>
+                <w:color w:val="000000"/>
+                <w:sz w:val="22"/>
+                <w:w w:val="70"/>
+              </w:rPr>
               <w:t>{Reiseruecktritt_Einmal_mit_SB}</w:t>
             </w:r>
           </w:p>
         </w:tc>
         <w:tc>
           <w:tcPr>
-            <w:tcW w:w="4111" w:type="dxa"/>
+            <w:tcW w:w="3543" w:type="dxa"/>
+            <w:vAlign w:val="center"/>
+            <w:tcMar>
+              <w:top w:w="80" w:type="dxa"/>
+              <w:bottom w:w="80" w:type="dxa"/>
+              <w:left w:w="120" w:type="dxa"/>
+              <w:right w:w="120" w:type="dxa"/>
+            </w:tcMar>
+            <w:tcBorders>
+              <w:top w:val="single" w:sz="4" w:color="B8B8B8"/>
+              <w:left w:val="single" w:sz="4" w:color="B8B8B8"/>
+              <w:bottom w:val="single" w:sz="4" w:color="B8B8B8"/>
+              <w:right w:val="single" w:sz="4" w:color="B8B8B8"/>
+            </w:tcBorders>
+            <w:shd w:fill="FFFFFF" w:val="clear"/>
           </w:tcPr>
           <w:p>
             <w:pPr>
+              <w:keepNext/>
+              <w:widowControl/>
+              <w:spacing w:before="0" w:after="0" w:line="252" w:lineRule="auto"/>
               <w:jc w:val="center"/>
+              <w:suppressAutoHyphens w:val="1"/>
             </w:pPr>
             <w:r>
+              <w:rPr>
+                <w:rFonts w:ascii="Arial" w:hAnsi="Arial" w:eastAsia="Arial" w:cs="Arial"/>
+                <w:b w:val="0"/>
+                <w:i w:val="0"/>
+                <w:color w:val="000000"/>
+                <w:sz w:val="22"/>
+                <w:w w:val="70"/>
+              </w:rPr>
               <w:t>{Reiseruecktritt_Einmal_ohne_SB}</w:t>
             </w:r>
           </w:p>
@@ -526,47 +539,121 @@
       <w:tr>
         <w:trPr>
           <w:jc w:val="center"/>
+          <w:cantSplit/>
         </w:trPr>
         <w:tc>
           <w:tcPr>
-            <w:tcW w:w="2122" w:type="dxa"/>
+            <w:tcW w:w="2551" w:type="dxa"/>
+            <w:vAlign w:val="center"/>
+            <w:tcMar>
+              <w:top w:w="80" w:type="dxa"/>
+              <w:bottom w:w="80" w:type="dxa"/>
+              <w:left w:w="120" w:type="dxa"/>
+              <w:right w:w="120" w:type="dxa"/>
+            </w:tcMar>
+            <w:noWrap/>
+            <w:tcBorders>
+              <w:top w:val="single" w:sz="4" w:color="B8B8B8"/>
+              <w:left w:val="single" w:sz="4" w:color="B8B8B8"/>
+              <w:bottom w:val="single" w:sz="4" w:color="B8B8B8"/>
+              <w:right w:val="single" w:sz="4" w:color="B8B8B8"/>
+            </w:tcBorders>
+            <w:shd w:fill="F7F7F7" w:val="clear"/>
           </w:tcPr>
           <w:p>
             <w:pPr>
-              <w:jc w:val="center"/>
+              <w:keepNext/>
+              <w:widowControl/>
+              <w:spacing w:before="0" w:after="0" w:line="252" w:lineRule="auto"/>
+              <w:jc w:val="left"/>
+              <w:suppressAutoHyphens w:val="1"/>
             </w:pPr>
-            <w:proofErr w:type="spellStart"/>
             <w:r>
-              <w:t>Jahres</w:t>
+              <w:rPr>
+                <w:rFonts w:ascii="Arial" w:hAnsi="Arial" w:eastAsia="Arial" w:cs="Arial"/>
+                <w:b w:val="0"/>
+                <w:i w:val="0"/>
+                <w:color w:val="000000"/>
+                <w:sz w:val="22"/>
+              </w:rPr>
+              <w:t>Jahresversicherung</w:t>
             </w:r>
-            <w:r>
-              <w:t>versicherung</w:t>
-            </w:r>
-            <w:proofErr w:type="spellEnd"/>
           </w:p>
         </w:tc>
         <w:tc>
           <w:tcPr>
-            <w:tcW w:w="4394" w:type="dxa"/>
+            <w:tcW w:w="3543" w:type="dxa"/>
+            <w:vAlign w:val="center"/>
+            <w:tcMar>
+              <w:top w:w="80" w:type="dxa"/>
+              <w:bottom w:w="80" w:type="dxa"/>
+              <w:left w:w="120" w:type="dxa"/>
+              <w:right w:w="120" w:type="dxa"/>
+            </w:tcMar>
+            <w:tcBorders>
+              <w:top w:val="single" w:sz="4" w:color="B8B8B8"/>
+              <w:left w:val="single" w:sz="4" w:color="B8B8B8"/>
+              <w:bottom w:val="single" w:sz="4" w:color="B8B8B8"/>
+              <w:right w:val="single" w:sz="4" w:color="B8B8B8"/>
+            </w:tcBorders>
+            <w:shd w:fill="F7F7F7" w:val="clear"/>
           </w:tcPr>
           <w:p>
             <w:pPr>
+              <w:keepNext/>
+              <w:widowControl/>
+              <w:spacing w:before="0" w:after="0" w:line="252" w:lineRule="auto"/>
               <w:jc w:val="center"/>
+              <w:suppressAutoHyphens w:val="1"/>
             </w:pPr>
             <w:r>
+              <w:rPr>
+                <w:rFonts w:ascii="Arial" w:hAnsi="Arial" w:eastAsia="Arial" w:cs="Arial"/>
+                <w:b w:val="0"/>
+                <w:i w:val="0"/>
+                <w:color w:val="000000"/>
+                <w:sz w:val="22"/>
+                <w:w w:val="70"/>
+              </w:rPr>
               <w:t>{Reiseruecktritt_Jahres_mit_SB}</w:t>
             </w:r>
           </w:p>
         </w:tc>
         <w:tc>
           <w:tcPr>
-            <w:tcW w:w="4111" w:type="dxa"/>
+            <w:tcW w:w="3543" w:type="dxa"/>
+            <w:vAlign w:val="center"/>
+            <w:tcMar>
+              <w:top w:w="80" w:type="dxa"/>
+              <w:bottom w:w="80" w:type="dxa"/>
+              <w:left w:w="120" w:type="dxa"/>
+              <w:right w:w="120" w:type="dxa"/>
+            </w:tcMar>
+            <w:tcBorders>
+              <w:top w:val="single" w:sz="4" w:color="B8B8B8"/>
+              <w:left w:val="single" w:sz="4" w:color="B8B8B8"/>
+              <w:bottom w:val="single" w:sz="4" w:color="B8B8B8"/>
+              <w:right w:val="single" w:sz="4" w:color="B8B8B8"/>
+            </w:tcBorders>
+            <w:shd w:fill="F7F7F7" w:val="clear"/>
           </w:tcPr>
           <w:p>
             <w:pPr>
+              <w:keepNext/>
+              <w:widowControl/>
+              <w:spacing w:before="0" w:after="0" w:line="252" w:lineRule="auto"/>
               <w:jc w:val="center"/>
+              <w:suppressAutoHyphens w:val="1"/>
             </w:pPr>
             <w:r>
+              <w:rPr>
+                <w:rFonts w:ascii="Arial" w:hAnsi="Arial" w:eastAsia="Arial" w:cs="Arial"/>
+                <w:b w:val="0"/>
+                <w:i w:val="0"/>
+                <w:color w:val="000000"/>
+                <w:sz w:val="22"/>
+                <w:w w:val="70"/>
+              </w:rPr>
               <w:t>{Reiseruecktritt_Jahres_ohne_SB}</w:t>
             </w:r>
           </w:p>
@@ -575,39 +662,81 @@
       <w:tr>
         <w:trPr>
           <w:jc w:val="center"/>
+          <w:cantSplit/>
         </w:trPr>
         <w:tc>
           <w:tcPr>
-            <w:tcW w:w="2122" w:type="dxa"/>
+            <w:tcW w:w="2551" w:type="dxa"/>
+            <w:vAlign w:val="center"/>
+            <w:tcMar>
+              <w:top w:w="80" w:type="dxa"/>
+              <w:bottom w:w="80" w:type="dxa"/>
+              <w:left w:w="120" w:type="dxa"/>
+              <w:right w:w="120" w:type="dxa"/>
+            </w:tcMar>
+            <w:noWrap/>
+            <w:tcBorders>
+              <w:top w:val="single" w:sz="4" w:color="B8B8B8"/>
+              <w:left w:val="single" w:sz="4" w:color="B8B8B8"/>
+              <w:bottom w:val="single" w:sz="4" w:color="B8B8B8"/>
+              <w:right w:val="single" w:sz="4" w:color="B8B8B8"/>
+            </w:tcBorders>
+            <w:shd w:fill="FFFFFF" w:val="clear"/>
           </w:tcPr>
           <w:p>
             <w:pPr>
-              <w:jc w:val="center"/>
+              <w:keepNext w:val="0"/>
+              <w:widowControl/>
+              <w:spacing w:before="0" w:after="0" w:line="252" w:lineRule="auto"/>
+              <w:jc w:val="left"/>
+              <w:suppressAutoHyphens w:val="1"/>
             </w:pPr>
-            <w:proofErr w:type="spellStart"/>
             <w:r>
-              <w:t>Jahres-</w:t>
+              <w:rPr>
+                <w:rFonts w:ascii="Arial" w:hAnsi="Arial" w:eastAsia="Arial" w:cs="Arial"/>
+                <w:b w:val="0"/>
+                <w:i w:val="0"/>
+                <w:color w:val="000000"/>
+                <w:sz w:val="22"/>
+              </w:rPr>
+              <w:t>Jahres-Sparfuchs</w:t>
             </w:r>
-            <w:r>
-              <w:t>Sparfuchs</w:t>
-            </w:r>
-            <w:proofErr w:type="spellEnd"/>
           </w:p>
         </w:tc>
         <w:tc>
           <w:tcPr>
-            <w:tcW w:w="4394" w:type="dxa"/>
+            <w:tcW w:w="3543" w:type="dxa"/>
+            <w:vAlign w:val="center"/>
+            <w:tcMar>
+              <w:top w:w="80" w:type="dxa"/>
+              <w:bottom w:w="80" w:type="dxa"/>
+              <w:left w:w="120" w:type="dxa"/>
+              <w:right w:w="120" w:type="dxa"/>
+            </w:tcMar>
+            <w:tcBorders>
+              <w:top w:val="single" w:sz="4" w:color="B8B8B8"/>
+              <w:left w:val="single" w:sz="4" w:color="B8B8B8"/>
+              <w:bottom w:val="single" w:sz="4" w:color="B8B8B8"/>
+              <w:right w:val="single" w:sz="4" w:color="B8B8B8"/>
+            </w:tcBorders>
+            <w:shd w:fill="FFFFFF" w:val="clear"/>
           </w:tcPr>
           <w:p>
             <w:pPr>
+              <w:keepNext w:val="0"/>
+              <w:widowControl/>
+              <w:spacing w:before="0" w:after="0" w:line="252" w:lineRule="auto"/>
               <w:jc w:val="center"/>
-              <w:rPr>
-                <w:lang w:val="de-DE"/>
-              </w:rPr>
+              <w:suppressAutoHyphens w:val="1"/>
             </w:pPr>
             <w:r>
               <w:rPr>
-                <w:lang w:val="de-DE"/>
+                <w:rFonts w:ascii="Arial" w:hAnsi="Arial" w:eastAsia="Arial" w:cs="Arial"/>
+                <w:b w:val="0"/>
+                <w:i w:val="0"/>
+                <w:color w:val="000000"/>
+                <w:sz w:val="22"/>
+                <w:w w:val="70"/>
               </w:rPr>
               <w:t>{Reiseruecktritt_Jahres_Sparfuchs_mit_SB}</w:t>
             </w:r>
@@ -615,18 +744,38 @@
         </w:tc>
         <w:tc>
           <w:tcPr>
-            <w:tcW w:w="4111" w:type="dxa"/>
+            <w:tcW w:w="3543" w:type="dxa"/>
+            <w:vAlign w:val="center"/>
+            <w:tcMar>
+              <w:top w:w="80" w:type="dxa"/>
+              <w:bottom w:w="80" w:type="dxa"/>
+              <w:left w:w="120" w:type="dxa"/>
+              <w:right w:w="120" w:type="dxa"/>
+            </w:tcMar>
+            <w:tcBorders>
+              <w:top w:val="single" w:sz="4" w:color="B8B8B8"/>
+              <w:left w:val="single" w:sz="4" w:color="B8B8B8"/>
+              <w:bottom w:val="single" w:sz="4" w:color="B8B8B8"/>
+              <w:right w:val="single" w:sz="4" w:color="B8B8B8"/>
+            </w:tcBorders>
+            <w:shd w:fill="FFFFFF" w:val="clear"/>
           </w:tcPr>
           <w:p>
             <w:pPr>
+              <w:keepNext w:val="0"/>
+              <w:widowControl/>
+              <w:spacing w:before="0" w:after="0" w:line="252" w:lineRule="auto"/>
               <w:jc w:val="center"/>
-              <w:rPr>
-                <w:lang w:val="de-DE"/>
-              </w:rPr>
+              <w:suppressAutoHyphens w:val="1"/>
             </w:pPr>
             <w:r>
               <w:rPr>
-                <w:lang w:val="de-DE"/>
+                <w:rFonts w:ascii="Arial" w:hAnsi="Arial" w:eastAsia="Arial" w:cs="Arial"/>
+                <w:b w:val="0"/>
+                <w:i w:val="0"/>
+                <w:color w:val="000000"/>
+                <w:sz w:val="22"/>
+                <w:w w:val="70"/>
               </w:rPr>
               <w:t>{Reiseruecktritt_Jahres_Sparfuchs_ohne_SB}</w:t>
             </w:r>
@@ -636,104 +785,13 @@
     </w:tbl>
     <w:p>
       <w:pPr>
-        <w:jc w:val="both"/>
-        <w:rPr>
-          <w:lang w:val="de-DE"/>
-        </w:rPr>
-      </w:pPr>
-    </w:p>
-    <w:p>
-      <w:pPr>
-        <w:jc w:val="both"/>
-        <w:rPr>
-          <w:lang w:val="de-DE"/>
-        </w:rPr>
-      </w:pPr>
-      <w:r>
-        <w:rPr>
-          <w:lang w:val="de-DE"/>
-        </w:rPr>
-        <w:t>Bei Tarifen mit Selbstbehalt trägt der Versicherte 20 % des erstattungsfähigen Schadens, mindestens jedoch 25 € pro Person. Beispiel: Bei einem erstattungsfähigen Schaden von 1.000 € werden 800 € erstattet</w:t>
-      </w:r>
-      <w:r>
-        <w:rPr>
-          <w:lang w:val="de-DE"/>
-        </w:rPr>
-        <w:t>.</w:t>
-      </w:r>
-      <w:r>
-        <w:rPr>
-          <w:lang w:val="de-DE"/>
-        </w:rPr>
-        <w:t xml:space="preserve"> </w:t>
-      </w:r>
-      <w:bookmarkStart w:id="0" w:name="_Hlk196234499"/>
-      <w:r>
-        <w:rPr>
-          <w:lang w:val="de-DE"/>
-        </w:rPr>
-        <w:t>Die Jahresversicherung hat ein</w:t>
-      </w:r>
-      <w:r>
-        <w:rPr>
-          <w:lang w:val="de-DE"/>
-        </w:rPr>
-        <w:t>e</w:t>
-      </w:r>
-      <w:r>
-        <w:rPr>
-          <w:lang w:val="de-DE"/>
-        </w:rPr>
-        <w:t xml:space="preserve"> M</w:t>
-      </w:r>
-      <w:r>
-        <w:rPr>
-          <w:lang w:val="de-DE"/>
-        </w:rPr>
-        <w:t>i</w:t>
-      </w:r>
-      <w:r>
-        <w:rPr>
-          <w:lang w:val="de-DE"/>
-        </w:rPr>
-        <w:t>ndestlaufzei</w:t>
-      </w:r>
-      <w:r>
-        <w:rPr>
-          <w:lang w:val="de-DE"/>
-        </w:rPr>
-        <w:t>t von 12 Monaten</w:t>
-      </w:r>
-      <w:bookmarkEnd w:id="0"/>
-      <w:r>
-        <w:rPr>
-          <w:lang w:val="de-DE"/>
-        </w:rPr>
-        <w:t xml:space="preserve">, die </w:t>
-      </w:r>
-      <w:r>
-        <w:rPr>
-          <w:lang w:val="de-DE"/>
-        </w:rPr>
-        <w:t>Jahresversicherung-Sparfuchs 24 Monate.</w:t>
-      </w:r>
-      <w:r>
-        <w:rPr>
-          <w:lang w:val="de-DE"/>
-        </w:rPr>
-        <w:t xml:space="preserve"> </w:t>
-      </w:r>
-    </w:p>
-    <w:p>
-      <w:pPr>
-        <w:rPr>
-          <w:lang w:val="de-DE"/>
-        </w:rPr>
-      </w:pPr>
-    </w:p>
-    <w:p>
-      <w:pPr>
-        <w:jc w:val="center"/>
+        <w:pStyle w:val="berschrift2"/>
+        <w:keepNext/>
+        <w:keepLines w:val="0"/>
+        <w:pageBreakBefore w:val="0"/>
+        <w:widowControl/>
+        <w:spacing w:before="240" w:after="100" w:line="264" w:lineRule="auto"/>
+        <w:jc w:val="left"/>
         <w:rPr>
           <w:b/>
           <w:bCs/>
@@ -742,144 +800,298 @@
       </w:pPr>
       <w:r>
         <w:rPr>
+          <w:rFonts w:ascii="Arial" w:hAnsi="Arial" w:eastAsia="Arial" w:cs="Arial"/>
           <w:b/>
-          <w:bCs/>
-          <w:lang w:val="de-DE"/>
+          <w:i w:val="0"/>
+          <w:color w:val="000000"/>
+          <w:sz w:val="22"/>
         </w:rPr>
         <w:t>Reisekranken-Versicherung</w:t>
       </w:r>
     </w:p>
     <w:p>
       <w:pPr>
-        <w:jc w:val="both"/>
+        <w:keepNext/>
+        <w:keepLines w:val="0"/>
+        <w:pageBreakBefore w:val="0"/>
+        <w:widowControl/>
+        <w:spacing w:before="0" w:after="120" w:line="264" w:lineRule="auto"/>
+        <w:jc w:val="left"/>
         <w:rPr>
           <w:lang w:val="de-DE"/>
         </w:rPr>
       </w:pPr>
       <w:r>
         <w:rPr>
-          <w:lang w:val="de-DE"/>
+          <w:rFonts w:ascii="Arial" w:hAnsi="Arial" w:eastAsia="Arial" w:cs="Arial"/>
+          <w:b w:val="0"/>
+          <w:i w:val="0"/>
+          <w:color w:val="000000"/>
+          <w:sz w:val="22"/>
         </w:rPr>
-        <w:t>Eine Auslandsreise-Krankenversicherung ist wichtig, da gesetzliche und private Krankenversicherungen die Kosten für medizinisch notwendige Rücktransporte oft nicht übernehmen.</w:t>
+        <w:t>Absicherung bei Erkrankungen im Ausland einschließlich versicherter Rücktransporte.</w:t>
       </w:r>
     </w:p>
     <w:tbl>
       <w:tblPr>
         <w:tblStyle w:val="Tabellenraster"/>
-        <w:tblW w:w="0" w:type="auto"/>
+        <w:tblW w:w="9638" w:type="dxa"/>
+        <w:tblLayout w:type="fixed"/>
+        <w:tblLook w:val="04A0" w:firstRow="1" w:lastRow="0" w:firstColumn="1" w:lastColumn="0" w:noHBand="0" w:noVBand="1"/>
         <w:jc w:val="center"/>
-        <w:tblLook w:val="04A0" w:firstRow="1" w:lastRow="0" w:firstColumn="1" w:lastColumn="0" w:noHBand="0" w:noVBand="1"/>
+        <w:tblBorders>
+          <w:top w:val="single" w:sz="4" w:color="B8B8B8"/>
+          <w:left w:val="single" w:sz="4" w:color="B8B8B8"/>
+          <w:bottom w:val="single" w:sz="4" w:color="B8B8B8"/>
+          <w:right w:val="single" w:sz="4" w:color="B8B8B8"/>
+          <w:insideH w:val="single" w:sz="4" w:color="B8B8B8"/>
+          <w:insideV w:val="single" w:sz="4" w:color="B8B8B8"/>
+        </w:tblBorders>
       </w:tblPr>
       <w:tblGrid>
-        <w:gridCol w:w="3481"/>
-        <w:gridCol w:w="3487"/>
-        <w:gridCol w:w="3488"/>
+        <w:gridCol w:w="2551"/>
+        <w:gridCol w:w="3543"/>
+        <w:gridCol w:w="3543"/>
       </w:tblGrid>
       <w:tr>
         <w:trPr>
           <w:jc w:val="center"/>
+          <w:cantSplit/>
+          <w:tblHeader/>
         </w:trPr>
         <w:tc>
           <w:tcPr>
-            <w:tcW w:w="3489" w:type="dxa"/>
+            <w:tcW w:w="2551" w:type="dxa"/>
+            <w:vAlign w:val="center"/>
+            <w:tcMar>
+              <w:top w:w="80" w:type="dxa"/>
+              <w:bottom w:w="80" w:type="dxa"/>
+              <w:left w:w="120" w:type="dxa"/>
+              <w:right w:w="120" w:type="dxa"/>
+            </w:tcMar>
+            <w:noWrap/>
+            <w:tcBorders>
+              <w:top w:val="single" w:sz="4" w:color="B8B8B8"/>
+              <w:left w:val="single" w:sz="4" w:color="B8B8B8"/>
+              <w:bottom w:val="single" w:sz="4" w:color="B8B8B8"/>
+              <w:right w:val="single" w:sz="4" w:color="B8B8B8"/>
+            </w:tcBorders>
+            <w:shd w:fill="ECECEC" w:val="clear"/>
           </w:tcPr>
           <w:p>
             <w:pPr>
-              <w:jc w:val="center"/>
+              <w:keepNext/>
+              <w:widowControl/>
+              <w:spacing w:before="0" w:after="0" w:line="252" w:lineRule="auto"/>
+              <w:jc w:val="left"/>
+              <w:suppressAutoHyphens w:val="1"/>
             </w:pPr>
+            <w:r>
+              <w:rPr>
+                <w:rFonts w:ascii="Arial" w:hAnsi="Arial" w:eastAsia="Arial" w:cs="Arial"/>
+                <w:b/>
+                <w:i w:val="0"/>
+                <w:color w:val="000000"/>
+                <w:sz w:val="22"/>
+              </w:rPr>
+            </w:r>
           </w:p>
         </w:tc>
         <w:tc>
           <w:tcPr>
-            <w:tcW w:w="3489" w:type="dxa"/>
+            <w:tcW w:w="3543" w:type="dxa"/>
+            <w:vAlign w:val="center"/>
+            <w:tcMar>
+              <w:top w:w="80" w:type="dxa"/>
+              <w:bottom w:w="80" w:type="dxa"/>
+              <w:left w:w="120" w:type="dxa"/>
+              <w:right w:w="120" w:type="dxa"/>
+            </w:tcMar>
+            <w:tcBorders>
+              <w:top w:val="single" w:sz="4" w:color="B8B8B8"/>
+              <w:left w:val="single" w:sz="4" w:color="B8B8B8"/>
+              <w:bottom w:val="single" w:sz="4" w:color="B8B8B8"/>
+              <w:right w:val="single" w:sz="4" w:color="B8B8B8"/>
+            </w:tcBorders>
+            <w:shd w:fill="ECECEC" w:val="clear"/>
           </w:tcPr>
           <w:p>
             <w:pPr>
+              <w:keepNext/>
+              <w:widowControl/>
+              <w:spacing w:before="0" w:after="0" w:line="252" w:lineRule="auto"/>
               <w:jc w:val="center"/>
+              <w:suppressAutoHyphens w:val="1"/>
             </w:pPr>
-            <w:proofErr w:type="spellStart"/>
             <w:r>
-              <w:t>mit</w:t>
+              <w:rPr>
+                <w:rFonts w:ascii="Arial" w:hAnsi="Arial" w:eastAsia="Arial" w:cs="Arial"/>
+                <w:b/>
+                <w:i w:val="0"/>
+                <w:color w:val="000000"/>
+                <w:sz w:val="22"/>
+              </w:rPr>
+              <w:t>mit Selbstbehalt</w:t>
             </w:r>
-            <w:proofErr w:type="spellEnd"/>
-            <w:r>
-              <w:t xml:space="preserve"> </w:t>
-            </w:r>
-            <w:proofErr w:type="spellStart"/>
-            <w:r>
-              <w:t>Selbstbehalt</w:t>
-            </w:r>
-            <w:proofErr w:type="spellEnd"/>
           </w:p>
         </w:tc>
         <w:tc>
           <w:tcPr>
-            <w:tcW w:w="3489" w:type="dxa"/>
+            <w:tcW w:w="3543" w:type="dxa"/>
+            <w:vAlign w:val="center"/>
+            <w:tcMar>
+              <w:top w:w="80" w:type="dxa"/>
+              <w:bottom w:w="80" w:type="dxa"/>
+              <w:left w:w="120" w:type="dxa"/>
+              <w:right w:w="120" w:type="dxa"/>
+            </w:tcMar>
+            <w:tcBorders>
+              <w:top w:val="single" w:sz="4" w:color="B8B8B8"/>
+              <w:left w:val="single" w:sz="4" w:color="B8B8B8"/>
+              <w:bottom w:val="single" w:sz="4" w:color="B8B8B8"/>
+              <w:right w:val="single" w:sz="4" w:color="B8B8B8"/>
+            </w:tcBorders>
+            <w:shd w:fill="ECECEC" w:val="clear"/>
           </w:tcPr>
           <w:p>
             <w:pPr>
+              <w:keepNext/>
+              <w:widowControl/>
+              <w:spacing w:before="0" w:after="0" w:line="252" w:lineRule="auto"/>
               <w:jc w:val="center"/>
+              <w:suppressAutoHyphens w:val="1"/>
             </w:pPr>
-            <w:proofErr w:type="spellStart"/>
             <w:r>
-              <w:t>ohne</w:t>
+              <w:rPr>
+                <w:rFonts w:ascii="Arial" w:hAnsi="Arial" w:eastAsia="Arial" w:cs="Arial"/>
+                <w:b/>
+                <w:i w:val="0"/>
+                <w:color w:val="000000"/>
+                <w:sz w:val="22"/>
+              </w:rPr>
+              <w:t>ohne Selbstbehalt</w:t>
             </w:r>
-            <w:proofErr w:type="spellEnd"/>
-            <w:r>
-              <w:t xml:space="preserve"> </w:t>
-            </w:r>
-            <w:proofErr w:type="spellStart"/>
-            <w:r>
-              <w:t>Selbstbehalt</w:t>
-            </w:r>
-            <w:proofErr w:type="spellEnd"/>
           </w:p>
         </w:tc>
       </w:tr>
       <w:tr>
         <w:trPr>
           <w:jc w:val="center"/>
+          <w:cantSplit/>
         </w:trPr>
         <w:tc>
           <w:tcPr>
-            <w:tcW w:w="3489" w:type="dxa"/>
+            <w:tcW w:w="2551" w:type="dxa"/>
+            <w:vAlign w:val="center"/>
+            <w:tcMar>
+              <w:top w:w="80" w:type="dxa"/>
+              <w:bottom w:w="80" w:type="dxa"/>
+              <w:left w:w="120" w:type="dxa"/>
+              <w:right w:w="120" w:type="dxa"/>
+            </w:tcMar>
+            <w:noWrap/>
+            <w:tcBorders>
+              <w:top w:val="single" w:sz="4" w:color="B8B8B8"/>
+              <w:left w:val="single" w:sz="4" w:color="B8B8B8"/>
+              <w:bottom w:val="single" w:sz="4" w:color="B8B8B8"/>
+              <w:right w:val="single" w:sz="4" w:color="B8B8B8"/>
+            </w:tcBorders>
+            <w:shd w:fill="FFFFFF" w:val="clear"/>
           </w:tcPr>
           <w:p>
             <w:pPr>
-              <w:jc w:val="center"/>
+              <w:keepNext/>
+              <w:widowControl/>
+              <w:spacing w:before="0" w:after="0" w:line="252" w:lineRule="auto"/>
+              <w:jc w:val="left"/>
+              <w:suppressAutoHyphens w:val="1"/>
             </w:pPr>
-            <w:proofErr w:type="spellStart"/>
             <w:r>
-              <w:t>Einmal</w:t>
+              <w:rPr>
+                <w:rFonts w:ascii="Arial" w:hAnsi="Arial" w:eastAsia="Arial" w:cs="Arial"/>
+                <w:b w:val="0"/>
+                <w:i w:val="0"/>
+                <w:color w:val="000000"/>
+                <w:sz w:val="22"/>
+              </w:rPr>
+              <w:t>Einmalversicherung</w:t>
             </w:r>
-            <w:r>
-              <w:t>versicherung</w:t>
-            </w:r>
-            <w:proofErr w:type="spellEnd"/>
           </w:p>
         </w:tc>
         <w:tc>
           <w:tcPr>
-            <w:tcW w:w="3489" w:type="dxa"/>
+            <w:tcW w:w="3543" w:type="dxa"/>
+            <w:vAlign w:val="center"/>
+            <w:tcMar>
+              <w:top w:w="80" w:type="dxa"/>
+              <w:bottom w:w="80" w:type="dxa"/>
+              <w:left w:w="120" w:type="dxa"/>
+              <w:right w:w="120" w:type="dxa"/>
+            </w:tcMar>
+            <w:tcBorders>
+              <w:top w:val="single" w:sz="4" w:color="B8B8B8"/>
+              <w:left w:val="single" w:sz="4" w:color="B8B8B8"/>
+              <w:bottom w:val="single" w:sz="4" w:color="B8B8B8"/>
+              <w:right w:val="single" w:sz="4" w:color="B8B8B8"/>
+            </w:tcBorders>
+            <w:shd w:fill="FFFFFF" w:val="clear"/>
           </w:tcPr>
           <w:p>
             <w:pPr>
+              <w:keepNext/>
+              <w:widowControl/>
+              <w:spacing w:before="0" w:after="0" w:line="252" w:lineRule="auto"/>
               <w:jc w:val="center"/>
+              <w:suppressAutoHyphens w:val="1"/>
             </w:pPr>
             <w:r>
+              <w:rPr>
+                <w:rFonts w:ascii="Arial" w:hAnsi="Arial" w:eastAsia="Arial" w:cs="Arial"/>
+                <w:b w:val="0"/>
+                <w:i w:val="0"/>
+                <w:color w:val="000000"/>
+                <w:sz w:val="22"/>
+                <w:w w:val="70"/>
+              </w:rPr>
               <w:t>{Reisekranken_Einmal_mit_SB}</w:t>
             </w:r>
           </w:p>
         </w:tc>
         <w:tc>
           <w:tcPr>
-            <w:tcW w:w="3489" w:type="dxa"/>
+            <w:tcW w:w="3543" w:type="dxa"/>
+            <w:vAlign w:val="center"/>
+            <w:tcMar>
+              <w:top w:w="80" w:type="dxa"/>
+              <w:bottom w:w="80" w:type="dxa"/>
+              <w:left w:w="120" w:type="dxa"/>
+              <w:right w:w="120" w:type="dxa"/>
+            </w:tcMar>
+            <w:tcBorders>
+              <w:top w:val="single" w:sz="4" w:color="B8B8B8"/>
+              <w:left w:val="single" w:sz="4" w:color="B8B8B8"/>
+              <w:bottom w:val="single" w:sz="4" w:color="B8B8B8"/>
+              <w:right w:val="single" w:sz="4" w:color="B8B8B8"/>
+            </w:tcBorders>
+            <w:shd w:fill="FFFFFF" w:val="clear"/>
           </w:tcPr>
           <w:p>
             <w:pPr>
+              <w:keepNext/>
+              <w:widowControl/>
+              <w:spacing w:before="0" w:after="0" w:line="252" w:lineRule="auto"/>
               <w:jc w:val="center"/>
+              <w:suppressAutoHyphens w:val="1"/>
             </w:pPr>
             <w:r>
+              <w:rPr>
+                <w:rFonts w:ascii="Arial" w:hAnsi="Arial" w:eastAsia="Arial" w:cs="Arial"/>
+                <w:b w:val="0"/>
+                <w:i w:val="0"/>
+                <w:color w:val="000000"/>
+                <w:sz w:val="22"/>
+                <w:w w:val="70"/>
+              </w:rPr>
               <w:t>{Reisekranken_Einmal_ohne_SB}</w:t>
             </w:r>
           </w:p>
@@ -888,47 +1100,121 @@
       <w:tr>
         <w:trPr>
           <w:jc w:val="center"/>
+          <w:cantSplit/>
         </w:trPr>
         <w:tc>
           <w:tcPr>
-            <w:tcW w:w="3489" w:type="dxa"/>
+            <w:tcW w:w="2551" w:type="dxa"/>
+            <w:vAlign w:val="center"/>
+            <w:tcMar>
+              <w:top w:w="80" w:type="dxa"/>
+              <w:bottom w:w="80" w:type="dxa"/>
+              <w:left w:w="120" w:type="dxa"/>
+              <w:right w:w="120" w:type="dxa"/>
+            </w:tcMar>
+            <w:noWrap/>
+            <w:tcBorders>
+              <w:top w:val="single" w:sz="4" w:color="B8B8B8"/>
+              <w:left w:val="single" w:sz="4" w:color="B8B8B8"/>
+              <w:bottom w:val="single" w:sz="4" w:color="B8B8B8"/>
+              <w:right w:val="single" w:sz="4" w:color="B8B8B8"/>
+            </w:tcBorders>
+            <w:shd w:fill="F7F7F7" w:val="clear"/>
           </w:tcPr>
           <w:p>
             <w:pPr>
-              <w:jc w:val="center"/>
+              <w:keepNext w:val="0"/>
+              <w:widowControl/>
+              <w:spacing w:before="0" w:after="0" w:line="252" w:lineRule="auto"/>
+              <w:jc w:val="left"/>
+              <w:suppressAutoHyphens w:val="1"/>
             </w:pPr>
-            <w:proofErr w:type="spellStart"/>
             <w:r>
-              <w:t>Jahres</w:t>
+              <w:rPr>
+                <w:rFonts w:ascii="Arial" w:hAnsi="Arial" w:eastAsia="Arial" w:cs="Arial"/>
+                <w:b w:val="0"/>
+                <w:i w:val="0"/>
+                <w:color w:val="000000"/>
+                <w:sz w:val="22"/>
+              </w:rPr>
+              <w:t>Jahresversicherung</w:t>
             </w:r>
-            <w:r>
-              <w:t>versicherung</w:t>
-            </w:r>
-            <w:proofErr w:type="spellEnd"/>
           </w:p>
         </w:tc>
         <w:tc>
           <w:tcPr>
-            <w:tcW w:w="3489" w:type="dxa"/>
+            <w:tcW w:w="3543" w:type="dxa"/>
+            <w:vAlign w:val="center"/>
+            <w:tcMar>
+              <w:top w:w="80" w:type="dxa"/>
+              <w:bottom w:w="80" w:type="dxa"/>
+              <w:left w:w="120" w:type="dxa"/>
+              <w:right w:w="120" w:type="dxa"/>
+            </w:tcMar>
+            <w:tcBorders>
+              <w:top w:val="single" w:sz="4" w:color="B8B8B8"/>
+              <w:left w:val="single" w:sz="4" w:color="B8B8B8"/>
+              <w:bottom w:val="single" w:sz="4" w:color="B8B8B8"/>
+              <w:right w:val="single" w:sz="4" w:color="B8B8B8"/>
+            </w:tcBorders>
+            <w:shd w:fill="F7F7F7" w:val="clear"/>
           </w:tcPr>
           <w:p>
             <w:pPr>
+              <w:keepNext w:val="0"/>
+              <w:widowControl/>
+              <w:spacing w:before="0" w:after="0" w:line="252" w:lineRule="auto"/>
               <w:jc w:val="center"/>
+              <w:suppressAutoHyphens w:val="1"/>
             </w:pPr>
             <w:r>
+              <w:rPr>
+                <w:rFonts w:ascii="Arial" w:hAnsi="Arial" w:eastAsia="Arial" w:cs="Arial"/>
+                <w:b w:val="0"/>
+                <w:i w:val="0"/>
+                <w:color w:val="000000"/>
+                <w:sz w:val="22"/>
+                <w:w w:val="70"/>
+              </w:rPr>
               <w:t>{Reisekranken_Jahres_mit_SB}</w:t>
             </w:r>
           </w:p>
         </w:tc>
         <w:tc>
           <w:tcPr>
-            <w:tcW w:w="3489" w:type="dxa"/>
+            <w:tcW w:w="3543" w:type="dxa"/>
+            <w:vAlign w:val="center"/>
+            <w:tcMar>
+              <w:top w:w="80" w:type="dxa"/>
+              <w:bottom w:w="80" w:type="dxa"/>
+              <w:left w:w="120" w:type="dxa"/>
+              <w:right w:w="120" w:type="dxa"/>
+            </w:tcMar>
+            <w:tcBorders>
+              <w:top w:val="single" w:sz="4" w:color="B8B8B8"/>
+              <w:left w:val="single" w:sz="4" w:color="B8B8B8"/>
+              <w:bottom w:val="single" w:sz="4" w:color="B8B8B8"/>
+              <w:right w:val="single" w:sz="4" w:color="B8B8B8"/>
+            </w:tcBorders>
+            <w:shd w:fill="F7F7F7" w:val="clear"/>
           </w:tcPr>
           <w:p>
             <w:pPr>
+              <w:keepNext w:val="0"/>
+              <w:widowControl/>
+              <w:spacing w:before="0" w:after="0" w:line="252" w:lineRule="auto"/>
               <w:jc w:val="center"/>
+              <w:suppressAutoHyphens w:val="1"/>
             </w:pPr>
             <w:r>
+              <w:rPr>
+                <w:rFonts w:ascii="Arial" w:hAnsi="Arial" w:eastAsia="Arial" w:cs="Arial"/>
+                <w:b w:val="0"/>
+                <w:i w:val="0"/>
+                <w:color w:val="000000"/>
+                <w:sz w:val="22"/>
+                <w:w w:val="70"/>
+              </w:rPr>
               <w:t>{Reisekranken_Jahres_ohne_SB}</w:t>
             </w:r>
           </w:p>
@@ -937,54 +1223,13 @@
     </w:tbl>
     <w:p>
       <w:pPr>
-        <w:jc w:val="both"/>
-        <w:rPr>
-          <w:lang w:val="de-DE"/>
-        </w:rPr>
-      </w:pPr>
-    </w:p>
-    <w:p>
-      <w:pPr>
-        <w:jc w:val="both"/>
-        <w:rPr>
-          <w:lang w:val="de-DE"/>
-        </w:rPr>
-      </w:pPr>
-      <w:r>
-        <w:rPr>
-          <w:lang w:val="de-DE"/>
-        </w:rPr>
-        <w:t>Bei der Wahl „mit Selbstbehalt“ beträgt der Eigenanteil 100 € je versicherten Fall.</w:t>
-      </w:r>
-      <w:r>
-        <w:rPr>
-          <w:lang w:val="de-DE"/>
-        </w:rPr>
-        <w:t xml:space="preserve"> </w:t>
-      </w:r>
-      <w:r>
-        <w:rPr>
-          <w:lang w:val="de-DE"/>
-        </w:rPr>
-        <w:t>Die Jahresversicherung hat eine Mindestlaufzeit von 12 Monaten</w:t>
-      </w:r>
-      <w:r>
-        <w:rPr>
-          <w:lang w:val="de-DE"/>
-        </w:rPr>
-        <w:t>.</w:t>
-      </w:r>
-    </w:p>
-    <w:p>
-      <w:pPr>
-        <w:rPr>
-          <w:lang w:val="de-DE"/>
-        </w:rPr>
-      </w:pPr>
-    </w:p>
-    <w:p>
-      <w:pPr>
-        <w:jc w:val="center"/>
+        <w:pStyle w:val="berschrift2"/>
+        <w:keepNext/>
+        <w:keepLines w:val="0"/>
+        <w:pageBreakBefore w:val="0"/>
+        <w:widowControl/>
+        <w:spacing w:before="240" w:after="100" w:line="264" w:lineRule="auto"/>
+        <w:jc w:val="left"/>
         <w:rPr>
           <w:b/>
           <w:bCs/>
@@ -993,144 +1238,298 @@
       </w:pPr>
       <w:r>
         <w:rPr>
+          <w:rFonts w:ascii="Arial" w:hAnsi="Arial" w:eastAsia="Arial" w:cs="Arial"/>
           <w:b/>
-          <w:bCs/>
-          <w:lang w:val="de-DE"/>
+          <w:i w:val="0"/>
+          <w:color w:val="000000"/>
+          <w:sz w:val="22"/>
         </w:rPr>
         <w:t>RundumSorglos-Schutz</w:t>
       </w:r>
     </w:p>
     <w:p>
       <w:pPr>
-        <w:jc w:val="both"/>
+        <w:keepNext/>
+        <w:keepLines w:val="0"/>
+        <w:pageBreakBefore w:val="0"/>
+        <w:widowControl/>
+        <w:spacing w:before="0" w:after="120" w:line="264" w:lineRule="auto"/>
+        <w:jc w:val="left"/>
         <w:rPr>
           <w:lang w:val="de-DE"/>
         </w:rPr>
       </w:pPr>
       <w:r>
         <w:rPr>
-          <w:lang w:val="de-DE"/>
+          <w:rFonts w:ascii="Arial" w:hAnsi="Arial" w:eastAsia="Arial" w:cs="Arial"/>
+          <w:b w:val="0"/>
+          <w:i w:val="0"/>
+          <w:color w:val="000000"/>
+          <w:sz w:val="22"/>
         </w:rPr>
-        <w:t>Der RundumSorglos-Schutz kombiniert Reiserücktritt, Reiseabbruch, Reisekranken- und Reisegepäckversicherung in einem günstigen Komplettschutz. Gerade bei längeren Reisen oder wenn Sie möglichst umfassend abgesichert sein möchten, ist dieses Paket empfehlenswert.</w:t>
+        <w:t>Der RundumSorglos-Schutz kombiniert Reiserücktritt, Reiseabbruch, Reisekranken- und Reisegepäckversicherung in einem Komplettschutz.</w:t>
       </w:r>
     </w:p>
     <w:tbl>
       <w:tblPr>
         <w:tblStyle w:val="Tabellenraster"/>
-        <w:tblW w:w="0" w:type="auto"/>
+        <w:tblW w:w="9638" w:type="dxa"/>
+        <w:tblLayout w:type="fixed"/>
+        <w:tblLook w:val="04A0" w:firstRow="1" w:lastRow="0" w:firstColumn="1" w:lastColumn="0" w:noHBand="0" w:noVBand="1"/>
         <w:jc w:val="center"/>
-        <w:tblLook w:val="04A0" w:firstRow="1" w:lastRow="0" w:firstColumn="1" w:lastColumn="0" w:noHBand="0" w:noVBand="1"/>
+        <w:tblBorders>
+          <w:top w:val="single" w:sz="4" w:color="B8B8B8"/>
+          <w:left w:val="single" w:sz="4" w:color="B8B8B8"/>
+          <w:bottom w:val="single" w:sz="4" w:color="B8B8B8"/>
+          <w:right w:val="single" w:sz="4" w:color="B8B8B8"/>
+          <w:insideH w:val="single" w:sz="4" w:color="B8B8B8"/>
+          <w:insideV w:val="single" w:sz="4" w:color="B8B8B8"/>
+        </w:tblBorders>
       </w:tblPr>
       <w:tblGrid>
-        <w:gridCol w:w="3462"/>
-        <w:gridCol w:w="3486"/>
-        <w:gridCol w:w="3508"/>
+        <w:gridCol w:w="2551"/>
+        <w:gridCol w:w="3543"/>
+        <w:gridCol w:w="3543"/>
       </w:tblGrid>
       <w:tr>
         <w:trPr>
           <w:jc w:val="center"/>
+          <w:cantSplit/>
+          <w:tblHeader/>
         </w:trPr>
         <w:tc>
           <w:tcPr>
-            <w:tcW w:w="3489" w:type="dxa"/>
+            <w:tcW w:w="2551" w:type="dxa"/>
+            <w:vAlign w:val="center"/>
+            <w:tcMar>
+              <w:top w:w="80" w:type="dxa"/>
+              <w:bottom w:w="80" w:type="dxa"/>
+              <w:left w:w="120" w:type="dxa"/>
+              <w:right w:w="120" w:type="dxa"/>
+            </w:tcMar>
+            <w:noWrap/>
+            <w:tcBorders>
+              <w:top w:val="single" w:sz="4" w:color="B8B8B8"/>
+              <w:left w:val="single" w:sz="4" w:color="B8B8B8"/>
+              <w:bottom w:val="single" w:sz="4" w:color="B8B8B8"/>
+              <w:right w:val="single" w:sz="4" w:color="B8B8B8"/>
+            </w:tcBorders>
+            <w:shd w:fill="ECECEC" w:val="clear"/>
           </w:tcPr>
           <w:p>
             <w:pPr>
-              <w:jc w:val="center"/>
+              <w:keepNext/>
+              <w:widowControl/>
+              <w:spacing w:before="0" w:after="0" w:line="252" w:lineRule="auto"/>
+              <w:jc w:val="left"/>
+              <w:suppressAutoHyphens w:val="1"/>
             </w:pPr>
+            <w:r>
+              <w:rPr>
+                <w:rFonts w:ascii="Arial" w:hAnsi="Arial" w:eastAsia="Arial" w:cs="Arial"/>
+                <w:b/>
+                <w:i w:val="0"/>
+                <w:color w:val="000000"/>
+                <w:sz w:val="22"/>
+              </w:rPr>
+            </w:r>
           </w:p>
         </w:tc>
         <w:tc>
           <w:tcPr>
-            <w:tcW w:w="3489" w:type="dxa"/>
+            <w:tcW w:w="3543" w:type="dxa"/>
+            <w:vAlign w:val="center"/>
+            <w:tcMar>
+              <w:top w:w="80" w:type="dxa"/>
+              <w:bottom w:w="80" w:type="dxa"/>
+              <w:left w:w="120" w:type="dxa"/>
+              <w:right w:w="120" w:type="dxa"/>
+            </w:tcMar>
+            <w:tcBorders>
+              <w:top w:val="single" w:sz="4" w:color="B8B8B8"/>
+              <w:left w:val="single" w:sz="4" w:color="B8B8B8"/>
+              <w:bottom w:val="single" w:sz="4" w:color="B8B8B8"/>
+              <w:right w:val="single" w:sz="4" w:color="B8B8B8"/>
+            </w:tcBorders>
+            <w:shd w:fill="ECECEC" w:val="clear"/>
           </w:tcPr>
           <w:p>
             <w:pPr>
+              <w:keepNext/>
+              <w:widowControl/>
+              <w:spacing w:before="0" w:after="0" w:line="252" w:lineRule="auto"/>
               <w:jc w:val="center"/>
+              <w:suppressAutoHyphens w:val="1"/>
             </w:pPr>
-            <w:proofErr w:type="spellStart"/>
             <w:r>
-              <w:t>mit</w:t>
+              <w:rPr>
+                <w:rFonts w:ascii="Arial" w:hAnsi="Arial" w:eastAsia="Arial" w:cs="Arial"/>
+                <w:b/>
+                <w:i w:val="0"/>
+                <w:color w:val="000000"/>
+                <w:sz w:val="22"/>
+              </w:rPr>
+              <w:t>mit Selbstbehalt</w:t>
             </w:r>
-            <w:proofErr w:type="spellEnd"/>
-            <w:r>
-              <w:t xml:space="preserve"> </w:t>
-            </w:r>
-            <w:proofErr w:type="spellStart"/>
-            <w:r>
-              <w:t>Selbstbehalt</w:t>
-            </w:r>
-            <w:proofErr w:type="spellEnd"/>
           </w:p>
         </w:tc>
         <w:tc>
           <w:tcPr>
-            <w:tcW w:w="3489" w:type="dxa"/>
+            <w:tcW w:w="3543" w:type="dxa"/>
+            <w:vAlign w:val="center"/>
+            <w:tcMar>
+              <w:top w:w="80" w:type="dxa"/>
+              <w:bottom w:w="80" w:type="dxa"/>
+              <w:left w:w="120" w:type="dxa"/>
+              <w:right w:w="120" w:type="dxa"/>
+            </w:tcMar>
+            <w:tcBorders>
+              <w:top w:val="single" w:sz="4" w:color="B8B8B8"/>
+              <w:left w:val="single" w:sz="4" w:color="B8B8B8"/>
+              <w:bottom w:val="single" w:sz="4" w:color="B8B8B8"/>
+              <w:right w:val="single" w:sz="4" w:color="B8B8B8"/>
+            </w:tcBorders>
+            <w:shd w:fill="ECECEC" w:val="clear"/>
           </w:tcPr>
           <w:p>
             <w:pPr>
+              <w:keepNext/>
+              <w:widowControl/>
+              <w:spacing w:before="0" w:after="0" w:line="252" w:lineRule="auto"/>
               <w:jc w:val="center"/>
+              <w:suppressAutoHyphens w:val="1"/>
             </w:pPr>
-            <w:proofErr w:type="spellStart"/>
             <w:r>
-              <w:t>ohne</w:t>
+              <w:rPr>
+                <w:rFonts w:ascii="Arial" w:hAnsi="Arial" w:eastAsia="Arial" w:cs="Arial"/>
+                <w:b/>
+                <w:i w:val="0"/>
+                <w:color w:val="000000"/>
+                <w:sz w:val="22"/>
+              </w:rPr>
+              <w:t>ohne Selbstbehalt</w:t>
             </w:r>
-            <w:proofErr w:type="spellEnd"/>
-            <w:r>
-              <w:t xml:space="preserve"> </w:t>
-            </w:r>
-            <w:proofErr w:type="spellStart"/>
-            <w:r>
-              <w:t>Selbstbehalt</w:t>
-            </w:r>
-            <w:proofErr w:type="spellEnd"/>
           </w:p>
         </w:tc>
       </w:tr>
       <w:tr>
         <w:trPr>
           <w:jc w:val="center"/>
+          <w:cantSplit/>
         </w:trPr>
         <w:tc>
           <w:tcPr>
-            <w:tcW w:w="3489" w:type="dxa"/>
+            <w:tcW w:w="2551" w:type="dxa"/>
+            <w:vAlign w:val="center"/>
+            <w:tcMar>
+              <w:top w:w="80" w:type="dxa"/>
+              <w:bottom w:w="80" w:type="dxa"/>
+              <w:left w:w="120" w:type="dxa"/>
+              <w:right w:w="120" w:type="dxa"/>
+            </w:tcMar>
+            <w:noWrap/>
+            <w:tcBorders>
+              <w:top w:val="single" w:sz="4" w:color="B8B8B8"/>
+              <w:left w:val="single" w:sz="4" w:color="B8B8B8"/>
+              <w:bottom w:val="single" w:sz="4" w:color="B8B8B8"/>
+              <w:right w:val="single" w:sz="4" w:color="B8B8B8"/>
+            </w:tcBorders>
+            <w:shd w:fill="FFFFFF" w:val="clear"/>
           </w:tcPr>
           <w:p>
             <w:pPr>
-              <w:jc w:val="center"/>
+              <w:keepNext/>
+              <w:widowControl/>
+              <w:spacing w:before="0" w:after="0" w:line="252" w:lineRule="auto"/>
+              <w:jc w:val="left"/>
+              <w:suppressAutoHyphens w:val="1"/>
             </w:pPr>
-            <w:proofErr w:type="spellStart"/>
             <w:r>
-              <w:t>Einmal</w:t>
+              <w:rPr>
+                <w:rFonts w:ascii="Arial" w:hAnsi="Arial" w:eastAsia="Arial" w:cs="Arial"/>
+                <w:b w:val="0"/>
+                <w:i w:val="0"/>
+                <w:color w:val="000000"/>
+                <w:sz w:val="22"/>
+              </w:rPr>
+              <w:t>Einmalversicherung</w:t>
             </w:r>
-            <w:r>
-              <w:t>versicherung</w:t>
-            </w:r>
-            <w:proofErr w:type="spellEnd"/>
           </w:p>
         </w:tc>
         <w:tc>
           <w:tcPr>
-            <w:tcW w:w="3489" w:type="dxa"/>
+            <w:tcW w:w="3543" w:type="dxa"/>
+            <w:vAlign w:val="center"/>
+            <w:tcMar>
+              <w:top w:w="80" w:type="dxa"/>
+              <w:bottom w:w="80" w:type="dxa"/>
+              <w:left w:w="120" w:type="dxa"/>
+              <w:right w:w="120" w:type="dxa"/>
+            </w:tcMar>
+            <w:tcBorders>
+              <w:top w:val="single" w:sz="4" w:color="B8B8B8"/>
+              <w:left w:val="single" w:sz="4" w:color="B8B8B8"/>
+              <w:bottom w:val="single" w:sz="4" w:color="B8B8B8"/>
+              <w:right w:val="single" w:sz="4" w:color="B8B8B8"/>
+            </w:tcBorders>
+            <w:shd w:fill="FFFFFF" w:val="clear"/>
           </w:tcPr>
           <w:p>
             <w:pPr>
+              <w:keepNext/>
+              <w:widowControl/>
+              <w:spacing w:before="0" w:after="0" w:line="252" w:lineRule="auto"/>
               <w:jc w:val="center"/>
+              <w:suppressAutoHyphens w:val="1"/>
             </w:pPr>
             <w:r>
+              <w:rPr>
+                <w:rFonts w:ascii="Arial" w:hAnsi="Arial" w:eastAsia="Arial" w:cs="Arial"/>
+                <w:b w:val="0"/>
+                <w:i w:val="0"/>
+                <w:color w:val="000000"/>
+                <w:sz w:val="22"/>
+                <w:w w:val="70"/>
+              </w:rPr>
               <w:t>{RundumSorglos_Einmal_mit_SB}</w:t>
             </w:r>
           </w:p>
         </w:tc>
         <w:tc>
           <w:tcPr>
-            <w:tcW w:w="3489" w:type="dxa"/>
+            <w:tcW w:w="3543" w:type="dxa"/>
+            <w:vAlign w:val="center"/>
+            <w:tcMar>
+              <w:top w:w="80" w:type="dxa"/>
+              <w:bottom w:w="80" w:type="dxa"/>
+              <w:left w:w="120" w:type="dxa"/>
+              <w:right w:w="120" w:type="dxa"/>
+            </w:tcMar>
+            <w:tcBorders>
+              <w:top w:val="single" w:sz="4" w:color="B8B8B8"/>
+              <w:left w:val="single" w:sz="4" w:color="B8B8B8"/>
+              <w:bottom w:val="single" w:sz="4" w:color="B8B8B8"/>
+              <w:right w:val="single" w:sz="4" w:color="B8B8B8"/>
+            </w:tcBorders>
+            <w:shd w:fill="FFFFFF" w:val="clear"/>
           </w:tcPr>
           <w:p>
             <w:pPr>
+              <w:keepNext/>
+              <w:widowControl/>
+              <w:spacing w:before="0" w:after="0" w:line="252" w:lineRule="auto"/>
               <w:jc w:val="center"/>
+              <w:suppressAutoHyphens w:val="1"/>
             </w:pPr>
             <w:r>
+              <w:rPr>
+                <w:rFonts w:ascii="Arial" w:hAnsi="Arial" w:eastAsia="Arial" w:cs="Arial"/>
+                <w:b w:val="0"/>
+                <w:i w:val="0"/>
+                <w:color w:val="000000"/>
+                <w:sz w:val="22"/>
+                <w:w w:val="70"/>
+              </w:rPr>
               <w:t>{RundumSorglos_Einmal_ohne_SB}</w:t>
             </w:r>
           </w:p>
@@ -1139,47 +1538,121 @@
       <w:tr>
         <w:trPr>
           <w:jc w:val="center"/>
+          <w:cantSplit/>
         </w:trPr>
         <w:tc>
           <w:tcPr>
-            <w:tcW w:w="3489" w:type="dxa"/>
+            <w:tcW w:w="2551" w:type="dxa"/>
+            <w:vAlign w:val="center"/>
+            <w:tcMar>
+              <w:top w:w="80" w:type="dxa"/>
+              <w:bottom w:w="80" w:type="dxa"/>
+              <w:left w:w="120" w:type="dxa"/>
+              <w:right w:w="120" w:type="dxa"/>
+            </w:tcMar>
+            <w:noWrap/>
+            <w:tcBorders>
+              <w:top w:val="single" w:sz="4" w:color="B8B8B8"/>
+              <w:left w:val="single" w:sz="4" w:color="B8B8B8"/>
+              <w:bottom w:val="single" w:sz="4" w:color="B8B8B8"/>
+              <w:right w:val="single" w:sz="4" w:color="B8B8B8"/>
+            </w:tcBorders>
+            <w:shd w:fill="F7F7F7" w:val="clear"/>
           </w:tcPr>
           <w:p>
             <w:pPr>
-              <w:jc w:val="center"/>
+              <w:keepNext w:val="0"/>
+              <w:widowControl/>
+              <w:spacing w:before="0" w:after="0" w:line="252" w:lineRule="auto"/>
+              <w:jc w:val="left"/>
+              <w:suppressAutoHyphens w:val="1"/>
             </w:pPr>
-            <w:proofErr w:type="spellStart"/>
             <w:r>
-              <w:t>Jahres</w:t>
+              <w:rPr>
+                <w:rFonts w:ascii="Arial" w:hAnsi="Arial" w:eastAsia="Arial" w:cs="Arial"/>
+                <w:b w:val="0"/>
+                <w:i w:val="0"/>
+                <w:color w:val="000000"/>
+                <w:sz w:val="22"/>
+              </w:rPr>
+              <w:t>Jahresversicherung</w:t>
             </w:r>
-            <w:r>
-              <w:t>versicherung</w:t>
-            </w:r>
-            <w:proofErr w:type="spellEnd"/>
           </w:p>
         </w:tc>
         <w:tc>
           <w:tcPr>
-            <w:tcW w:w="3489" w:type="dxa"/>
+            <w:tcW w:w="3543" w:type="dxa"/>
+            <w:vAlign w:val="center"/>
+            <w:tcMar>
+              <w:top w:w="80" w:type="dxa"/>
+              <w:bottom w:w="80" w:type="dxa"/>
+              <w:left w:w="120" w:type="dxa"/>
+              <w:right w:w="120" w:type="dxa"/>
+            </w:tcMar>
+            <w:tcBorders>
+              <w:top w:val="single" w:sz="4" w:color="B8B8B8"/>
+              <w:left w:val="single" w:sz="4" w:color="B8B8B8"/>
+              <w:bottom w:val="single" w:sz="4" w:color="B8B8B8"/>
+              <w:right w:val="single" w:sz="4" w:color="B8B8B8"/>
+            </w:tcBorders>
+            <w:shd w:fill="F7F7F7" w:val="clear"/>
           </w:tcPr>
           <w:p>
             <w:pPr>
+              <w:keepNext w:val="0"/>
+              <w:widowControl/>
+              <w:spacing w:before="0" w:after="0" w:line="252" w:lineRule="auto"/>
               <w:jc w:val="center"/>
+              <w:suppressAutoHyphens w:val="1"/>
             </w:pPr>
             <w:r>
+              <w:rPr>
+                <w:rFonts w:ascii="Arial" w:hAnsi="Arial" w:eastAsia="Arial" w:cs="Arial"/>
+                <w:b w:val="0"/>
+                <w:i w:val="0"/>
+                <w:color w:val="000000"/>
+                <w:sz w:val="22"/>
+                <w:w w:val="70"/>
+              </w:rPr>
               <w:t>{RundumSorglos_Jahres_mit_SB}</w:t>
             </w:r>
           </w:p>
         </w:tc>
         <w:tc>
           <w:tcPr>
-            <w:tcW w:w="3489" w:type="dxa"/>
+            <w:tcW w:w="3543" w:type="dxa"/>
+            <w:vAlign w:val="center"/>
+            <w:tcMar>
+              <w:top w:w="80" w:type="dxa"/>
+              <w:bottom w:w="80" w:type="dxa"/>
+              <w:left w:w="120" w:type="dxa"/>
+              <w:right w:w="120" w:type="dxa"/>
+            </w:tcMar>
+            <w:tcBorders>
+              <w:top w:val="single" w:sz="4" w:color="B8B8B8"/>
+              <w:left w:val="single" w:sz="4" w:color="B8B8B8"/>
+              <w:bottom w:val="single" w:sz="4" w:color="B8B8B8"/>
+              <w:right w:val="single" w:sz="4" w:color="B8B8B8"/>
+            </w:tcBorders>
+            <w:shd w:fill="F7F7F7" w:val="clear"/>
           </w:tcPr>
           <w:p>
             <w:pPr>
+              <w:keepNext w:val="0"/>
+              <w:widowControl/>
+              <w:spacing w:before="0" w:after="0" w:line="252" w:lineRule="auto"/>
               <w:jc w:val="center"/>
+              <w:suppressAutoHyphens w:val="1"/>
             </w:pPr>
             <w:r>
+              <w:rPr>
+                <w:rFonts w:ascii="Arial" w:hAnsi="Arial" w:eastAsia="Arial" w:cs="Arial"/>
+                <w:b w:val="0"/>
+                <w:i w:val="0"/>
+                <w:color w:val="000000"/>
+                <w:sz w:val="22"/>
+                <w:w w:val="70"/>
+              </w:rPr>
               <w:t>{RundumSorglos_Jahres_ohne_SB}</w:t>
             </w:r>
           </w:p>
@@ -1188,86 +1661,480 @@
     </w:tbl>
     <w:p>
       <w:pPr>
-        <w:rPr>
-          <w:lang w:val="de-DE"/>
-        </w:rPr>
-      </w:pPr>
-    </w:p>
-    <w:p>
-      <w:pPr>
-        <w:rPr>
-          <w:lang w:val="de-DE"/>
-        </w:rPr>
+        <w:keepNext w:val="0"/>
+        <w:keepLines w:val="0"/>
+        <w:pageBreakBefore w:val="0"/>
+        <w:widowControl/>
+        <w:spacing w:before="180" w:after="0" w:line="264" w:lineRule="auto"/>
+        <w:jc w:val="left"/>
       </w:pPr>
       <w:r>
         <w:rPr>
-          <w:lang w:val="de-DE"/>
+          <w:rFonts w:ascii="Arial" w:hAnsi="Arial" w:eastAsia="Arial" w:cs="Arial"/>
+          <w:b w:val="0"/>
+          <w:i w:val="0"/>
+          <w:color w:val="000000"/>
+          <w:sz w:val="22"/>
         </w:rPr>
-        <w:t>Für den Abschluss der Versicherungen wird Ihre IBAN benötigt.</w:t>
+        <w:t>Hinweise zu Selbstbehalt, Laufzeit und Abschlussfristen finden Sie auf Seite 2.</w:t>
       </w:r>
     </w:p>
     <w:p>
       <w:pPr>
-        <w:rPr>
-          <w:lang w:val="de-DE"/>
-        </w:rPr>
-      </w:pPr>
-    </w:p>
-    <w:p>
-      <w:pPr>
-        <w:rPr>
-          <w:lang w:val="de-DE"/>
-        </w:rPr>
+        <w:pStyle w:val="berschrift1"/>
+        <w:keepNext/>
+        <w:keepLines/>
+        <w:pageBreakBefore/>
+        <w:widowControl/>
+        <w:spacing w:after="320" w:before="0" w:line="264" w:lineRule="auto"/>
       </w:pPr>
       <w:r>
         <w:rPr>
-          <w:lang w:val="de-DE"/>
+          <w:rFonts w:ascii="Arial" w:hAnsi="Arial" w:eastAsia="Arial" w:cs="Arial"/>
+          <w:b/>
+          <w:i w:val="0"/>
+          <w:color w:val="000000"/>
+          <w:sz w:val="22"/>
         </w:rPr>
-        <w:t>Für Rückfragen stehe</w:t>
-      </w:r>
-      <w:r>
-        <w:rPr>
-          <w:lang w:val="de-DE"/>
-        </w:rPr>
-        <w:t>n</w:t>
-      </w:r>
-      <w:r>
-        <w:rPr>
-          <w:lang w:val="de-DE"/>
-        </w:rPr>
-        <w:t xml:space="preserve"> </w:t>
-      </w:r>
-      <w:r>
-        <w:rPr>
-          <w:lang w:val="de-DE"/>
-        </w:rPr>
-        <w:t>wir</w:t>
-      </w:r>
-      <w:r>
-        <w:rPr>
-          <w:lang w:val="de-DE"/>
-        </w:rPr>
-        <w:t xml:space="preserve"> Ihnen gerne zur Verfügung.</w:t>
+        <w:t>Hinweise zu Ihrem Reiseschutz</w:t>
       </w:r>
     </w:p>
     <w:p>
       <w:pPr>
-        <w:rPr>
-          <w:lang w:val="de-DE"/>
-        </w:rPr>
+        <w:pStyle w:val="berschrift2"/>
+        <w:keepNext/>
+        <w:keepLines/>
+        <w:widowControl/>
+        <w:spacing w:after="140" w:before="360" w:line="264" w:lineRule="auto"/>
+        <w:jc w:val="left"/>
       </w:pPr>
       <w:r>
         <w:rPr>
-          <w:lang w:val="de-DE"/>
+          <w:rFonts w:ascii="Arial" w:hAnsi="Arial" w:eastAsia="Arial" w:cs="Arial"/>
+          <w:b/>
+          <w:i w:val="0"/>
+          <w:color w:val="000000"/>
+          <w:sz w:val="22"/>
+        </w:rPr>
+        <w:t>Reiserücktritts-Versicherung</w:t>
+      </w:r>
+    </w:p>
+    <w:p>
+      <w:pPr>
+        <w:keepNext w:val="0"/>
+        <w:keepLines/>
+        <w:widowControl/>
+        <w:tabs>
+          <w:tab w:pos="1757" w:val="left"/>
+        </w:tabs>
+        <w:spacing w:after="120" w:line="269" w:lineRule="auto" w:before="0"/>
+        <w:ind w:left="1757" w:hanging="1757"/>
+      </w:pPr>
+      <w:r>
+        <w:rPr>
+          <w:rFonts w:ascii="Arial" w:hAnsi="Arial" w:eastAsia="Arial" w:cs="Arial"/>
+          <w:b/>
+          <w:i w:val="0"/>
+          <w:color w:val="000000"/>
+          <w:sz w:val="22"/>
+        </w:rPr>
+        <w:t>Selbstbehalt:</w:t>
+      </w:r>
+      <w:r>
+        <w:rPr>
+          <w:rFonts w:ascii="Arial" w:hAnsi="Arial" w:eastAsia="Arial" w:cs="Arial"/>
+          <w:b w:val="0"/>
+          <w:i w:val="0"/>
+          <w:color w:val="000000"/>
+          <w:sz w:val="22"/>
+        </w:rPr>
+        <w:tab/>
+        <w:t>Bei Tarifen mit Selbstbehalt 20 % des erstattungsfähigen Schadens, mindestens 25 € pro Person.</w:t>
+      </w:r>
+    </w:p>
+    <w:p>
+      <w:pPr>
+        <w:keepNext w:val="0"/>
+        <w:keepLines/>
+        <w:widowControl/>
+        <w:tabs>
+          <w:tab w:pos="1757" w:val="left"/>
+        </w:tabs>
+        <w:spacing w:after="120" w:line="269" w:lineRule="auto" w:before="0"/>
+        <w:ind w:left="1757" w:hanging="1757"/>
+      </w:pPr>
+      <w:r>
+        <w:rPr>
+          <w:rFonts w:ascii="Arial" w:hAnsi="Arial" w:eastAsia="Arial" w:cs="Arial"/>
+          <w:b/>
+          <w:i w:val="0"/>
+          <w:color w:val="000000"/>
+          <w:sz w:val="22"/>
+        </w:rPr>
+        <w:t>Laufzeit:</w:t>
+      </w:r>
+      <w:r>
+        <w:rPr>
+          <w:rFonts w:ascii="Arial" w:hAnsi="Arial" w:eastAsia="Arial" w:cs="Arial"/>
+          <w:b w:val="0"/>
+          <w:i w:val="0"/>
+          <w:color w:val="000000"/>
+          <w:sz w:val="22"/>
+        </w:rPr>
+        <w:tab/>
+        <w:t>Einmalversicherung für die angegebene Reise. Jahresversicherung mindestens 12 Monate, Jahres-Sparfuchs mindestens 24 Monate.</w:t>
+      </w:r>
+    </w:p>
+    <w:p>
+      <w:pPr>
+        <w:keepNext w:val="0"/>
+        <w:keepLines/>
+        <w:widowControl/>
+        <w:tabs>
+          <w:tab w:pos="1757" w:val="left"/>
+        </w:tabs>
+        <w:spacing w:after="120" w:line="269" w:lineRule="auto" w:before="0"/>
+        <w:ind w:left="1757" w:hanging="1757"/>
+      </w:pPr>
+      <w:r>
+        <w:rPr>
+          <w:rFonts w:ascii="Arial" w:hAnsi="Arial" w:eastAsia="Arial" w:cs="Arial"/>
+          <w:b/>
+          <w:i w:val="0"/>
+          <w:color w:val="000000"/>
+          <w:sz w:val="22"/>
+        </w:rPr>
+        <w:t>Abschlussfrist:</w:t>
+      </w:r>
+      <w:r>
+        <w:rPr>
+          <w:rFonts w:ascii="Arial" w:hAnsi="Arial" w:eastAsia="Arial" w:cs="Arial"/>
+          <w:b w:val="0"/>
+          <w:i w:val="0"/>
+          <w:color w:val="000000"/>
+          <w:sz w:val="22"/>
+        </w:rPr>
+        <w:tab/>
+        <w:t>Spätestens 30 Tage vor dem planmäßigen Reiseantritt. Bei Buchung innerhalb dieser 30 Tage: am Buchungstag, spätestens innerhalb der nächsten drei Werktage.</w:t>
+      </w:r>
+    </w:p>
+    <w:p>
+      <w:pPr>
+        <w:pStyle w:val="berschrift2"/>
+        <w:keepNext/>
+        <w:keepLines/>
+        <w:widowControl/>
+        <w:spacing w:after="140" w:before="360" w:line="264" w:lineRule="auto"/>
+        <w:jc w:val="left"/>
+      </w:pPr>
+      <w:r>
+        <w:rPr>
+          <w:rFonts w:ascii="Arial" w:hAnsi="Arial" w:eastAsia="Arial" w:cs="Arial"/>
+          <w:b/>
+          <w:i w:val="0"/>
+          <w:color w:val="000000"/>
+          <w:sz w:val="22"/>
+        </w:rPr>
+        <w:t>Reisekranken-Versicherung</w:t>
+      </w:r>
+    </w:p>
+    <w:p>
+      <w:pPr>
+        <w:keepNext w:val="0"/>
+        <w:keepLines/>
+        <w:widowControl/>
+        <w:tabs>
+          <w:tab w:pos="1757" w:val="left"/>
+        </w:tabs>
+        <w:spacing w:after="120" w:line="269" w:lineRule="auto" w:before="0"/>
+        <w:ind w:left="1757" w:hanging="1757"/>
+      </w:pPr>
+      <w:r>
+        <w:rPr>
+          <w:rFonts w:ascii="Arial" w:hAnsi="Arial" w:eastAsia="Arial" w:cs="Arial"/>
+          <w:b/>
+          <w:i w:val="0"/>
+          <w:color w:val="000000"/>
+          <w:sz w:val="22"/>
+        </w:rPr>
+        <w:t>Selbstbehalt:</w:t>
+      </w:r>
+      <w:r>
+        <w:rPr>
+          <w:rFonts w:ascii="Arial" w:hAnsi="Arial" w:eastAsia="Arial" w:cs="Arial"/>
+          <w:b w:val="0"/>
+          <w:i w:val="0"/>
+          <w:color w:val="000000"/>
+          <w:sz w:val="22"/>
+        </w:rPr>
+        <w:tab/>
+        <w:t>Bei Tarifen mit Selbstbehalt 100 € je versicherten Fall.</w:t>
+      </w:r>
+    </w:p>
+    <w:p>
+      <w:pPr>
+        <w:keepNext w:val="0"/>
+        <w:keepLines/>
+        <w:widowControl/>
+        <w:tabs>
+          <w:tab w:pos="1757" w:val="left"/>
+        </w:tabs>
+        <w:spacing w:after="120" w:line="269" w:lineRule="auto" w:before="0"/>
+        <w:ind w:left="1757" w:hanging="1757"/>
+      </w:pPr>
+      <w:r>
+        <w:rPr>
+          <w:rFonts w:ascii="Arial" w:hAnsi="Arial" w:eastAsia="Arial" w:cs="Arial"/>
+          <w:b/>
+          <w:i w:val="0"/>
+          <w:color w:val="000000"/>
+          <w:sz w:val="22"/>
+        </w:rPr>
+        <w:t>Laufzeit:</w:t>
+      </w:r>
+      <w:r>
+        <w:rPr>
+          <w:rFonts w:ascii="Arial" w:hAnsi="Arial" w:eastAsia="Arial" w:cs="Arial"/>
+          <w:b w:val="0"/>
+          <w:i w:val="0"/>
+          <w:color w:val="000000"/>
+          <w:sz w:val="22"/>
+        </w:rPr>
+        <w:tab/>
+        <w:t>Einmalversicherung für die angegebene Reise. Jahresversicherung mindestens 12 Monate.</w:t>
+      </w:r>
+    </w:p>
+    <w:p>
+      <w:pPr>
+        <w:keepNext w:val="0"/>
+        <w:keepLines/>
+        <w:widowControl/>
+        <w:tabs>
+          <w:tab w:pos="1757" w:val="left"/>
+        </w:tabs>
+        <w:spacing w:after="120" w:line="269" w:lineRule="auto" w:before="0"/>
+        <w:ind w:left="1757" w:hanging="1757"/>
+      </w:pPr>
+      <w:r>
+        <w:rPr>
+          <w:rFonts w:ascii="Arial" w:hAnsi="Arial" w:eastAsia="Arial" w:cs="Arial"/>
+          <w:b/>
+          <w:i w:val="0"/>
+          <w:color w:val="000000"/>
+          <w:sz w:val="22"/>
+        </w:rPr>
+        <w:t>Abschlussfrist:</w:t>
+      </w:r>
+      <w:r>
+        <w:rPr>
+          <w:rFonts w:ascii="Arial" w:hAnsi="Arial" w:eastAsia="Arial" w:cs="Arial"/>
+          <w:b w:val="0"/>
+          <w:i w:val="0"/>
+          <w:color w:val="000000"/>
+          <w:sz w:val="22"/>
+        </w:rPr>
+        <w:tab/>
+        <w:t>Jederzeit vor Reiseantritt.</w:t>
+      </w:r>
+    </w:p>
+    <w:p>
+      <w:pPr>
+        <w:pStyle w:val="berschrift2"/>
+        <w:keepNext/>
+        <w:keepLines/>
+        <w:widowControl/>
+        <w:spacing w:after="140" w:before="360" w:line="264" w:lineRule="auto"/>
+        <w:jc w:val="left"/>
+      </w:pPr>
+      <w:r>
+        <w:rPr>
+          <w:rFonts w:ascii="Arial" w:hAnsi="Arial" w:eastAsia="Arial" w:cs="Arial"/>
+          <w:b/>
+          <w:i w:val="0"/>
+          <w:color w:val="000000"/>
+          <w:sz w:val="22"/>
+        </w:rPr>
+        <w:t>RundumSorglos-Schutz</w:t>
+      </w:r>
+    </w:p>
+    <w:p>
+      <w:pPr>
+        <w:keepNext w:val="0"/>
+        <w:keepLines/>
+        <w:widowControl/>
+        <w:tabs>
+          <w:tab w:pos="1757" w:val="left"/>
+        </w:tabs>
+        <w:spacing w:after="120" w:line="269" w:lineRule="auto" w:before="0"/>
+        <w:ind w:left="1757" w:hanging="1757"/>
+      </w:pPr>
+      <w:r>
+        <w:rPr>
+          <w:rFonts w:ascii="Arial" w:hAnsi="Arial" w:eastAsia="Arial" w:cs="Arial"/>
+          <w:b/>
+          <w:i w:val="0"/>
+          <w:color w:val="000000"/>
+          <w:sz w:val="22"/>
+        </w:rPr>
+        <w:t>Selbstbehalt:</w:t>
+      </w:r>
+      <w:r>
+        <w:rPr>
+          <w:rFonts w:ascii="Arial" w:hAnsi="Arial" w:eastAsia="Arial" w:cs="Arial"/>
+          <w:b w:val="0"/>
+          <w:i w:val="0"/>
+          <w:color w:val="000000"/>
+          <w:sz w:val="22"/>
+        </w:rPr>
+        <w:tab/>
+        <w:t>Richtet sich nach dem betroffenen Leistungsbaustein und dem gewählten Tarif. Maßgeblich sind die Versicherungsbedingungen.</w:t>
+      </w:r>
+    </w:p>
+    <w:p>
+      <w:pPr>
+        <w:keepNext w:val="0"/>
+        <w:keepLines/>
+        <w:widowControl/>
+        <w:tabs>
+          <w:tab w:pos="1757" w:val="left"/>
+        </w:tabs>
+        <w:spacing w:after="120" w:line="269" w:lineRule="auto" w:before="0"/>
+        <w:ind w:left="1757" w:hanging="1757"/>
+      </w:pPr>
+      <w:r>
+        <w:rPr>
+          <w:rFonts w:ascii="Arial" w:hAnsi="Arial" w:eastAsia="Arial" w:cs="Arial"/>
+          <w:b/>
+          <w:i w:val="0"/>
+          <w:color w:val="000000"/>
+          <w:sz w:val="22"/>
+        </w:rPr>
+        <w:t>Laufzeit:</w:t>
+      </w:r>
+      <w:r>
+        <w:rPr>
+          <w:rFonts w:ascii="Arial" w:hAnsi="Arial" w:eastAsia="Arial" w:cs="Arial"/>
+          <w:b w:val="0"/>
+          <w:i w:val="0"/>
+          <w:color w:val="000000"/>
+          <w:sz w:val="22"/>
+        </w:rPr>
+        <w:tab/>
+        <w:t>Einmalversicherung für die angegebene Reise. Bei der Jahresversicherung gilt die im Tarif vereinbarte Vertragslaufzeit.</w:t>
+      </w:r>
+    </w:p>
+    <w:p>
+      <w:pPr>
+        <w:keepNext w:val="0"/>
+        <w:keepLines/>
+        <w:widowControl/>
+        <w:tabs>
+          <w:tab w:pos="1757" w:val="left"/>
+        </w:tabs>
+        <w:spacing w:after="120" w:line="269" w:lineRule="auto" w:before="0"/>
+        <w:ind w:left="1757" w:hanging="1757"/>
+      </w:pPr>
+      <w:r>
+        <w:rPr>
+          <w:rFonts w:ascii="Arial" w:hAnsi="Arial" w:eastAsia="Arial" w:cs="Arial"/>
+          <w:b/>
+          <w:i w:val="0"/>
+          <w:color w:val="000000"/>
+          <w:sz w:val="22"/>
+        </w:rPr>
+        <w:t>Abschlussfrist:</w:t>
+      </w:r>
+      <w:r>
+        <w:rPr>
+          <w:rFonts w:ascii="Arial" w:hAnsi="Arial" w:eastAsia="Arial" w:cs="Arial"/>
+          <w:b w:val="0"/>
+          <w:i w:val="0"/>
+          <w:color w:val="000000"/>
+          <w:sz w:val="22"/>
+        </w:rPr>
+        <w:tab/>
+        <w:t>Spätestens 30 Tage vor dem planmäßigen Reiseantritt. Bei Buchung innerhalb dieser 30 Tage: am Buchungstag, spätestens innerhalb der nächsten drei Werktage.</w:t>
+      </w:r>
+    </w:p>
+    <w:p>
+      <w:pPr>
+        <w:keepNext w:val="0"/>
+        <w:keepLines/>
+        <w:widowControl/>
+        <w:spacing w:after="120" w:line="269" w:lineRule="auto" w:before="0"/>
+      </w:pPr>
+      <w:r>
+        <w:rPr>
+          <w:rFonts w:ascii="Arial" w:hAnsi="Arial" w:eastAsia="Arial" w:cs="Arial"/>
+          <w:b w:val="0"/>
+          <w:i w:val="0"/>
+          <w:color w:val="000000"/>
+          <w:sz w:val="22"/>
+        </w:rPr>
+        <w:t>Auch bei einem Sozialversicherungsabkommen oder einer privaten Krankenversicherung ist der Rücktransport nach Hause nicht automatisch abgedeckt. Prüfen Sie deshalb, ob ein medizinisch sinnvoller und vertretbarer Rücktransport versichert ist; andernfalls empfehlen wir eine Auslandsreise-Krankenversicherung. Reiserücktritt und Reiseabbruch sollten ebenfalls abgesichert sein.</w:t>
+      </w:r>
+    </w:p>
+    <w:p>
+      <w:pPr>
+        <w:keepNext w:val="0"/>
+        <w:keepLines/>
+        <w:widowControl/>
+        <w:spacing w:after="120" w:line="269" w:lineRule="auto" w:before="0"/>
+      </w:pPr>
+      <w:r>
+        <w:rPr>
+          <w:rFonts w:ascii="Arial" w:hAnsi="Arial" w:eastAsia="Arial" w:cs="Arial"/>
+          <w:b w:val="0"/>
+          <w:i w:val="0"/>
+          <w:color w:val="000000"/>
+          <w:sz w:val="22"/>
+        </w:rPr>
+        <w:t>Für den Abschluss benötigen wir Ihre IBAN. Bei Fragen beraten wir Sie gerne.</w:t>
+      </w:r>
+    </w:p>
+    <w:p>
+      <w:pPr>
+        <w:keepNext w:val="0"/>
+        <w:keepLines/>
+        <w:widowControl/>
+        <w:spacing w:after="120" w:line="269" w:lineRule="auto" w:before="0"/>
+      </w:pPr>
+      <w:r>
+        <w:rPr>
+          <w:rFonts w:ascii="Arial" w:hAnsi="Arial" w:eastAsia="Arial" w:cs="Arial"/>
+          <w:b w:val="0"/>
+          <w:i w:val="0"/>
+          <w:color w:val="000000"/>
+          <w:sz w:val="22"/>
         </w:rPr>
         <w:t>Ihr Reisebüro Hülsmann</w:t>
+      </w:r>
+    </w:p>
+    <w:p>
+      <w:pPr>
+        <w:keepNext w:val="0"/>
+        <w:keepLines/>
+        <w:widowControl/>
+        <w:spacing w:after="0" w:before="220" w:line="269" w:lineRule="auto"/>
+      </w:pPr>
+      <w:r>
+        <w:rPr>
+          <w:rFonts w:ascii="Arial" w:hAnsi="Arial" w:eastAsia="Arial" w:cs="Arial"/>
+          <w:b w:val="0"/>
+          <w:i w:val="0"/>
+          <w:color w:val="4A4A4A"/>
+          <w:sz w:val="22"/>
+        </w:rPr>
+        <w:t>Diese Übersicht wurde automatisch vom Reisebüro Hülsmann auf Basis der hinterlegten ERGO-Tarife erstellt. Abweichungen sind möglich. Im Zweifel gilt das offizielle Versicherungsangebot der ERGO Reiseversicherung.</w:t>
       </w:r>
     </w:p>
     <w:sectPr>
       <w:footerReference w:type="default" r:id="rId8"/>
       <w:headerReference w:type="first" r:id="rId9"/>
+      <w:footerReference w:type="first" r:id="rId12"/>
+      <w:headerReference w:type="default" r:id="rId13"/>
       <w:pgSz w:w="11906" w:h="16838" w:code="9"/>
-      <w:pgMar w:top="720" w:right="720" w:bottom="720" w:left="720" w:header="720" w:footer="720" w:gutter="0"/>
+      <w:pgMar w:top="964" w:right="1134" w:bottom="907" w:left="1134" w:header="283" w:footer="397" w:gutter="0"/>
       <w:cols w:space="720"/>
       <w:titlePg/>
       <w:docGrid w:linePitch="360"/>
@@ -1313,21 +2180,99 @@
   <w:p>
     <w:pPr>
       <w:pStyle w:val="Fuzeile"/>
+      <w:spacing w:after="0"/>
       <w:jc w:val="center"/>
     </w:pPr>
     <w:r>
+      <w:rPr>
+        <w:rFonts w:ascii="Arial" w:hAnsi="Arial"/>
+        <w:color w:val="626262"/>
+        <w:sz w:val="22"/>
+      </w:rPr>
       <w:t xml:space="preserve">Reisebüro Hülsmann </w:t>
     </w:r>
     <w:r>
-      <w:t>-</w:t>
+      <w:rPr>
+        <w:rFonts w:ascii="Arial" w:hAnsi="Arial"/>
+        <w:color w:val="626262"/>
+        <w:sz w:val="22"/>
+      </w:rPr>
+      <w:t>·</w:t>
     </w:r>
     <w:r>
+      <w:rPr>
+        <w:rFonts w:ascii="Arial" w:hAnsi="Arial"/>
+        <w:color w:val="626262"/>
+        <w:sz w:val="22"/>
+      </w:rPr>
       <w:t xml:space="preserve"> www.reisebuero-huelsmann.de </w:t>
     </w:r>
     <w:r>
-      <w:t>-</w:t>
+      <w:rPr>
+        <w:rFonts w:ascii="Arial" w:hAnsi="Arial"/>
+        <w:color w:val="626262"/>
+        <w:sz w:val="22"/>
+      </w:rPr>
+      <w:t>·</w:t>
     </w:r>
     <w:r>
+      <w:rPr>
+        <w:rFonts w:ascii="Arial" w:hAnsi="Arial"/>
+        <w:color w:val="626262"/>
+        <w:sz w:val="22"/>
+      </w:rPr>
+      <w:t xml:space="preserve"> +49 2501 27790</w:t>
+    </w:r>
+  </w:p>
+</w:ftr>
+</file>
+
+<file path=word/footer2.xml><?xml version="1.0" encoding="utf-8"?>
+<w:ftr xmlns:m="http://schemas.openxmlformats.org/officeDocument/2006/math" xmlns:mc="http://schemas.openxmlformats.org/markup-compatibility/2006" xmlns:mo="http://schemas.microsoft.com/office/mac/office/2008/main" xmlns:mv="urn:schemas-microsoft-com:mac:vml" xmlns:o="urn:schemas-microsoft-com:office:office" xmlns:r="http://schemas.openxmlformats.org/officeDocument/2006/relationships" xmlns:v="urn:schemas-microsoft-com:vml" xmlns:w10="urn:schemas-microsoft-com:office:word" xmlns:w14="http://schemas.microsoft.com/office/word/2010/wordml" xmlns:w="http://schemas.openxmlformats.org/wordprocessingml/2006/main" xmlns:wne="http://schemas.microsoft.com/office/word/2006/wordml" xmlns:wp14="http://schemas.microsoft.com/office/word/2010/wordprocessingDrawing" xmlns:wp="http://schemas.openxmlformats.org/drawingml/2006/wordprocessingDrawing" xmlns:wpc="http://schemas.microsoft.com/office/word/2010/wordprocessingCanvas" xmlns:wpg="http://schemas.microsoft.com/office/word/2010/wordprocessingGroup" xmlns:wpi="http://schemas.microsoft.com/office/word/2010/wordprocessingInk" xmlns:wps="http://schemas.microsoft.com/office/word/2010/wordprocessingShape" mc:Ignorable="w14 wp14">
+  <w:p>
+    <w:pPr>
+      <w:pStyle w:val="Fuzeile"/>
+      <w:spacing w:after="0"/>
+      <w:jc w:val="center"/>
+    </w:pPr>
+    <w:r>
+      <w:rPr>
+        <w:rFonts w:ascii="Arial" w:hAnsi="Arial"/>
+        <w:color w:val="626262"/>
+        <w:sz w:val="22"/>
+      </w:rPr>
+      <w:t xml:space="preserve">Reisebüro Hülsmann </w:t>
+    </w:r>
+    <w:r>
+      <w:rPr>
+        <w:rFonts w:ascii="Arial" w:hAnsi="Arial"/>
+        <w:color w:val="626262"/>
+        <w:sz w:val="22"/>
+      </w:rPr>
+      <w:t>·</w:t>
+    </w:r>
+    <w:r>
+      <w:rPr>
+        <w:rFonts w:ascii="Arial" w:hAnsi="Arial"/>
+        <w:color w:val="626262"/>
+        <w:sz w:val="22"/>
+      </w:rPr>
+      <w:t xml:space="preserve"> www.reisebuero-huelsmann.de </w:t>
+    </w:r>
+    <w:r>
+      <w:rPr>
+        <w:rFonts w:ascii="Arial" w:hAnsi="Arial"/>
+        <w:color w:val="626262"/>
+        <w:sz w:val="22"/>
+      </w:rPr>
+      <w:t>·</w:t>
+    </w:r>
+    <w:r>
+      <w:rPr>
+        <w:rFonts w:ascii="Arial" w:hAnsi="Arial"/>
+        <w:color w:val="626262"/>
+        <w:sz w:val="22"/>
+      </w:rPr>
       <w:t xml:space="preserve"> +49 2501 27790</w:t>
     </w:r>
   </w:p>
@@ -1370,15 +2315,17 @@
 <w:hdr xmlns:wpc="http://schemas.microsoft.com/office/word/2010/wordprocessingCanvas" xmlns:cx="http://schemas.microsoft.com/office/drawing/2014/chartex" xmlns:cx1="http://schemas.microsoft.com/office/drawing/2015/9/8/chartex" xmlns:cx2="http://schemas.microsoft.com/office/drawing/2015/10/21/chartex" xmlns:cx3="http://schemas.microsoft.com/office/drawing/2016/5/9/chartex" xmlns:cx4="http://schemas.microsoft.com/office/drawing/2016/5/10/chartex" xmlns:cx5="http://schemas.microsoft.com/office/drawing/2016/5/11/chartex" xmlns:cx6="http://schemas.microsoft.com/office/drawing/2016/5/12/chartex" xmlns:cx7="http://schemas.microsoft.com/office/drawing/2016/5/13/chartex" xmlns:cx8="http://schemas.microsoft.com/office/drawing/2016/5/14/chartex" xmlns:mc="http://schemas.openxmlformats.org/markup-compatibility/2006" xmlns:aink="http://schemas.microsoft.com/office/drawing/2016/ink" xmlns:am3d="http://schemas.microsoft.com/office/drawing/2017/model3d" xmlns:o="urn:schemas-microsoft-com:office:office" xmlns:oel="http://schemas.microsoft.com/office/2019/extlst" xmlns:r="http://schemas.openxmlformats.org/officeDocument/2006/relationships" xmlns:m="http://schemas.openxmlformats.org/officeDocument/2006/math" xmlns:v="urn:schemas-microsoft-com:vml" xmlns:wp14="http://schemas.microsoft.com/office/word/2010/wordprocessingDrawing" xmlns:wp="http://schemas.openxmlformats.org/drawingml/2006/wordprocessingDrawing" xmlns:w10="urn:schemas-microsoft-com:office:word" xmlns:w="http://schemas.openxmlformats.org/wordprocessingml/2006/main" xmlns:w14="http://schemas.microsoft.com/office/word/2010/wordml" xmlns:w15="http://schemas.microsoft.com/office/word/2012/wordml" xmlns:w16cex="http://schemas.microsoft.com/office/word/2018/wordml/cex" xmlns:w16cid="http://schemas.microsoft.com/office/word/2016/wordml/cid" xmlns:w16="http://schemas.microsoft.com/office/word/2018/wordml" xmlns:w16du="http://schemas.microsoft.com/office/word/2023/wordml/word16du" xmlns:w16sdtdh="http://schemas.microsoft.com/office/word/2020/wordml/sdtdatahash" xmlns:w16sdtfl="http://schemas.microsoft.com/office/word/2024/wordml/sdtformatlock" xmlns:w16se="http://schemas.microsoft.com/office/word/2015/wordml/symex" xmlns:wpg="http://schemas.microsoft.com/office/word/2010/wordprocessingGroup" xmlns:wpi="http://schemas.microsoft.com/office/word/2010/wordprocessingInk" xmlns:wne="http://schemas.microsoft.com/office/word/2006/wordml" xmlns:wps="http://schemas.microsoft.com/office/word/2010/wordprocessingShape" mc:Ignorable="w14 w15 w16se w16cid w16 w16cex w16sdtdh w16sdtfl w16du wp14">
   <w:p>
     <w:pPr>
+      <w:spacing w:before="0" w:after="80" w:line="240" w:lineRule="auto"/>
       <w:jc w:val="center"/>
     </w:pPr>
     <w:r>
       <w:rPr>
         <w:noProof/>
+        <w:sz w:val="22"/>
       </w:rPr>
       <w:drawing>
         <wp:inline distT="0" distB="0" distL="0" distR="0" wp14:anchorId="1ECD4BDA" wp14:editId="44E3B19A">
-          <wp:extent cx="2286000" cy="1380744"/>
+          <wp:extent cx="1620000" cy="978480"/>
           <wp:effectExtent l="0" t="0" r="0" b="0"/>
           <wp:docPr id="1141116315" name="Picture 1"/>
           <wp:cNvGraphicFramePr>
@@ -1400,7 +2347,7 @@
                 <pic:spPr>
                   <a:xfrm>
                     <a:off x="0" y="0"/>
-                    <a:ext cx="2286000" cy="1380744"/>
+                    <a:ext cx="1620000" cy="978480"/>
                   </a:xfrm>
                   <a:prstGeom prst="rect">
                     <a:avLst/>
@@ -1412,6 +2359,17 @@
         </wp:inline>
       </w:drawing>
     </w:r>
+  </w:p>
+</w:hdr>
+</file>
+
+<file path=word/header2.xml><?xml version="1.0" encoding="utf-8"?>
+<w:hdr xmlns:m="http://schemas.openxmlformats.org/officeDocument/2006/math" xmlns:mc="http://schemas.openxmlformats.org/markup-compatibility/2006" xmlns:mo="http://schemas.microsoft.com/office/mac/office/2008/main" xmlns:mv="urn:schemas-microsoft-com:mac:vml" xmlns:o="urn:schemas-microsoft-com:office:office" xmlns:r="http://schemas.openxmlformats.org/officeDocument/2006/relationships" xmlns:v="urn:schemas-microsoft-com:vml" xmlns:w10="urn:schemas-microsoft-com:office:word" xmlns:w14="http://schemas.microsoft.com/office/word/2010/wordml" xmlns:w="http://schemas.openxmlformats.org/wordprocessingml/2006/main" xmlns:wne="http://schemas.microsoft.com/office/word/2006/wordml" xmlns:wp14="http://schemas.microsoft.com/office/word/2010/wordprocessingDrawing" xmlns:wp="http://schemas.openxmlformats.org/drawingml/2006/wordprocessingDrawing" xmlns:wpc="http://schemas.microsoft.com/office/word/2010/wordprocessingCanvas" xmlns:wpg="http://schemas.microsoft.com/office/word/2010/wordprocessingGroup" xmlns:wpi="http://schemas.microsoft.com/office/word/2010/wordprocessingInk" xmlns:wps="http://schemas.microsoft.com/office/word/2010/wordprocessingShape" mc:Ignorable="w14 wp14">
+  <w:p>
+    <w:pPr>
+      <w:pStyle w:val="Header"/>
+      <w:spacing w:after="0"/>
+    </w:pPr>
   </w:p>
 </w:hdr>
 </file>
@@ -2063,6 +3021,14 @@
     <w:name w:val="Normal"/>
     <w:qFormat/>
     <w:rsid w:val="001017D2"/>
+    <w:pPr>
+      <w:spacing w:line="264" w:lineRule="auto"/>
+    </w:pPr>
+    <w:rPr>
+      <w:rFonts w:ascii="Arial" w:hAnsi="Arial"/>
+      <w:color w:val="000000"/>
+      <w:sz w:val="22"/>
+    </w:rPr>
   </w:style>
   <w:style w:type="paragraph" w:styleId="berschrift1">
     <w:name w:val="heading 1"/>
@@ -2079,11 +3045,11 @@
       <w:outlineLvl w:val="0"/>
     </w:pPr>
     <w:rPr>
-      <w:rFonts w:asciiTheme="majorHAnsi" w:eastAsiaTheme="majorEastAsia" w:hAnsiTheme="majorHAnsi" w:cstheme="majorBidi"/>
+      <w:rFonts w:asciiTheme="majorHAnsi" w:eastAsiaTheme="majorEastAsia" w:hAnsiTheme="majorHAnsi" w:cstheme="majorBidi" w:ascii="Arial" w:hAnsi="Arial"/>
       <w:b/>
       <w:bCs/>
-      <w:color w:val="365F91" w:themeColor="accent1" w:themeShade="BF"/>
-      <w:sz w:val="28"/>
+      <w:color w:val="000000"/>
+      <w:sz w:val="22"/>
       <w:szCs w:val="28"/>
     </w:rPr>
   </w:style>
@@ -2103,11 +3069,11 @@
       <w:outlineLvl w:val="1"/>
     </w:pPr>
     <w:rPr>
-      <w:rFonts w:asciiTheme="majorHAnsi" w:eastAsiaTheme="majorEastAsia" w:hAnsiTheme="majorHAnsi" w:cstheme="majorBidi"/>
+      <w:rFonts w:asciiTheme="majorHAnsi" w:eastAsiaTheme="majorEastAsia" w:hAnsiTheme="majorHAnsi" w:cstheme="majorBidi" w:ascii="Arial" w:hAnsi="Arial"/>
       <w:b/>
       <w:bCs/>
-      <w:color w:val="4F81BD" w:themeColor="accent1"/>
-      <w:sz w:val="26"/>
+      <w:color w:val="000000"/>
+      <w:sz w:val="22"/>
       <w:szCs w:val="26"/>
     </w:rPr>
   </w:style>
@@ -2405,18 +3371,15 @@
     <w:qFormat/>
     <w:rsid w:val="00FC693F"/>
     <w:pPr>
-      <w:pBdr>
-        <w:bottom w:val="single" w:sz="8" w:space="4" w:color="4F81BD" w:themeColor="accent1"/>
-      </w:pBdr>
       <w:spacing w:after="300" w:line="240" w:lineRule="auto"/>
       <w:contextualSpacing/>
     </w:pPr>
     <w:rPr>
-      <w:rFonts w:asciiTheme="majorHAnsi" w:eastAsiaTheme="majorEastAsia" w:hAnsiTheme="majorHAnsi" w:cstheme="majorBidi"/>
-      <w:color w:val="17365D" w:themeColor="text2" w:themeShade="BF"/>
+      <w:rFonts w:asciiTheme="majorHAnsi" w:eastAsiaTheme="majorEastAsia" w:hAnsiTheme="majorHAnsi" w:cstheme="majorBidi" w:ascii="Arial" w:hAnsi="Arial"/>
+      <w:color w:val="000000"/>
       <w:spacing w:val="5"/>
       <w:kern w:val="28"/>
-      <w:sz w:val="52"/>
+      <w:sz w:val="22"/>
       <w:szCs w:val="52"/>
     </w:rPr>
   </w:style>

--- a/angebot.docx
+++ b/angebot.docx
@@ -9,7 +9,7 @@
         <w:keepLines w:val="0"/>
         <w:pageBreakBefore w:val="0"/>
         <w:widowControl/>
-        <w:spacing w:before="0" w:after="260" w:line="264" w:lineRule="auto"/>
+        <w:spacing w:before="0" w:after="320" w:line="264" w:lineRule="auto"/>
         <w:jc w:val="left"/>
         <w:rPr>
           <w:rFonts w:cstheme="majorHAnsi"/>
@@ -19,7 +19,7 @@
       </w:pPr>
       <w:r>
         <w:rPr>
-          <w:rFonts w:ascii="Arial" w:hAnsi="Arial" w:eastAsia="Arial" w:cs="Arial"/>
+          <w:rFonts w:ascii="Calibri" w:hAnsi="Calibri" w:eastAsia="Calibri" w:cs="Calibri"/>
           <w:b/>
           <w:i w:val="0"/>
           <w:color w:val="000000"/>
@@ -37,7 +37,7 @@
         <w:tabs>
           <w:tab w:pos="2778" w:val="left"/>
         </w:tabs>
-        <w:spacing w:before="0" w:after="60" w:line="264" w:lineRule="auto"/>
+        <w:spacing w:before="0" w:after="100" w:line="264" w:lineRule="auto"/>
         <w:ind w:left="2778" w:hanging="2778"/>
         <w:jc w:val="left"/>
         <w:rPr>
@@ -46,7 +46,7 @@
       </w:pPr>
       <w:r>
         <w:rPr>
-          <w:rFonts w:ascii="Arial" w:hAnsi="Arial" w:eastAsia="Arial" w:cs="Arial"/>
+          <w:rFonts w:ascii="Calibri" w:hAnsi="Calibri" w:eastAsia="Calibri" w:cs="Calibri"/>
           <w:b w:val="0"/>
           <w:i w:val="0"/>
           <w:color w:val="000000"/>
@@ -66,7 +66,7 @@
         <w:tabs>
           <w:tab w:pos="2778" w:val="left"/>
         </w:tabs>
-        <w:spacing w:before="0" w:after="60" w:line="264" w:lineRule="auto"/>
+        <w:spacing w:before="0" w:after="100" w:line="264" w:lineRule="auto"/>
         <w:ind w:left="2778" w:hanging="2778"/>
         <w:jc w:val="left"/>
         <w:rPr>
@@ -76,7 +76,7 @@
       </w:pPr>
       <w:r>
         <w:rPr>
-          <w:rFonts w:ascii="Arial" w:hAnsi="Arial" w:eastAsia="Arial" w:cs="Arial"/>
+          <w:rFonts w:ascii="Calibri" w:hAnsi="Calibri" w:eastAsia="Calibri" w:cs="Calibri"/>
           <w:b w:val="0"/>
           <w:i w:val="0"/>
           <w:color w:val="000000"/>
@@ -96,7 +96,7 @@
         <w:tabs>
           <w:tab w:pos="2778" w:val="left"/>
         </w:tabs>
-        <w:spacing w:before="0" w:after="60" w:line="264" w:lineRule="auto"/>
+        <w:spacing w:before="0" w:after="100" w:line="264" w:lineRule="auto"/>
         <w:ind w:left="2778" w:hanging="2778"/>
         <w:jc w:val="left"/>
         <w:rPr>
@@ -106,7 +106,7 @@
       </w:pPr>
       <w:r>
         <w:rPr>
-          <w:rFonts w:ascii="Arial" w:hAnsi="Arial" w:eastAsia="Arial" w:cs="Arial"/>
+          <w:rFonts w:ascii="Calibri" w:hAnsi="Calibri" w:eastAsia="Calibri" w:cs="Calibri"/>
           <w:b w:val="0"/>
           <w:i w:val="0"/>
           <w:color w:val="000000"/>
@@ -126,7 +126,7 @@
         <w:tabs>
           <w:tab w:pos="2778" w:val="left"/>
         </w:tabs>
-        <w:spacing w:before="0" w:after="60" w:line="264" w:lineRule="auto"/>
+        <w:spacing w:before="0" w:after="100" w:line="264" w:lineRule="auto"/>
         <w:ind w:left="2778" w:hanging="2778"/>
         <w:jc w:val="left"/>
         <w:rPr>
@@ -136,7 +136,7 @@
       </w:pPr>
       <w:r>
         <w:rPr>
-          <w:rFonts w:ascii="Arial" w:hAnsi="Arial" w:eastAsia="Arial" w:cs="Arial"/>
+          <w:rFonts w:ascii="Calibri" w:hAnsi="Calibri" w:eastAsia="Calibri" w:cs="Calibri"/>
           <w:b w:val="0"/>
           <w:i w:val="0"/>
           <w:color w:val="000000"/>
@@ -156,7 +156,7 @@
         <w:tabs>
           <w:tab w:pos="2778" w:val="left"/>
         </w:tabs>
-        <w:spacing w:before="0" w:after="60" w:line="264" w:lineRule="auto"/>
+        <w:spacing w:before="0" w:after="100" w:line="264" w:lineRule="auto"/>
         <w:ind w:left="2778" w:hanging="2778"/>
         <w:jc w:val="left"/>
         <w:rPr>
@@ -168,7 +168,7 @@
       </w:pPr>
       <w:r>
         <w:rPr>
-          <w:rFonts w:ascii="Arial" w:hAnsi="Arial" w:eastAsia="Arial" w:cs="Arial"/>
+          <w:rFonts w:ascii="Calibri" w:hAnsi="Calibri" w:eastAsia="Calibri" w:cs="Calibri"/>
           <w:b w:val="0"/>
           <w:i w:val="0"/>
           <w:color w:val="000000"/>
@@ -185,12 +185,12 @@
         <w:keepLines w:val="0"/>
         <w:pageBreakBefore w:val="0"/>
         <w:widowControl/>
-        <w:spacing w:before="180" w:after="60" w:line="264" w:lineRule="auto"/>
+        <w:spacing w:before="280" w:after="100" w:line="264" w:lineRule="auto"/>
         <w:jc w:val="left"/>
       </w:pPr>
       <w:r>
         <w:rPr>
-          <w:rFonts w:ascii="Arial" w:hAnsi="Arial" w:eastAsia="Arial" w:cs="Arial"/>
+          <w:rFonts w:ascii="Calibri" w:hAnsi="Calibri" w:eastAsia="Calibri" w:cs="Calibri"/>
           <w:b/>
           <w:i w:val="0"/>
           <w:color w:val="000000"/>
@@ -205,12 +205,12 @@
         <w:keepLines w:val="0"/>
         <w:pageBreakBefore w:val="0"/>
         <w:widowControl/>
-        <w:spacing w:before="0" w:after="120" w:line="264" w:lineRule="auto"/>
+        <w:spacing w:before="0" w:after="200" w:line="264" w:lineRule="auto"/>
         <w:jc w:val="left"/>
       </w:pPr>
       <w:r>
         <w:rPr>
-          <w:rFonts w:ascii="Arial" w:hAnsi="Arial" w:eastAsia="Arial" w:cs="Arial"/>
+          <w:rFonts w:ascii="Calibri" w:hAnsi="Calibri" w:eastAsia="Calibri" w:cs="Calibri"/>
           <w:b w:val="0"/>
           <w:i w:val="0"/>
           <w:color w:val="4A4A4A"/>
@@ -229,7 +229,7 @@
         <w:tabs>
           <w:tab w:val="left" w:pos="3840"/>
         </w:tabs>
-        <w:spacing w:before="240" w:after="100" w:line="264" w:lineRule="auto"/>
+        <w:spacing w:before="360" w:after="140" w:line="264" w:lineRule="auto"/>
         <w:jc w:val="left"/>
         <w:rPr>
           <w:b/>
@@ -239,7 +239,7 @@
       </w:pPr>
       <w:r>
         <w:rPr>
-          <w:rFonts w:ascii="Arial" w:hAnsi="Arial" w:eastAsia="Arial" w:cs="Arial"/>
+          <w:rFonts w:ascii="Calibri" w:hAnsi="Calibri" w:eastAsia="Calibri" w:cs="Calibri"/>
           <w:b/>
           <w:i w:val="0"/>
           <w:color w:val="000000"/>
@@ -262,7 +262,7 @@
       </w:pPr>
       <w:r>
         <w:rPr>
-          <w:rFonts w:ascii="Arial" w:hAnsi="Arial" w:eastAsia="Arial" w:cs="Arial"/>
+          <w:rFonts w:ascii="Calibri" w:hAnsi="Calibri" w:eastAsia="Calibri" w:cs="Calibri"/>
           <w:b w:val="0"/>
           <w:i w:val="0"/>
           <w:color w:val="000000"/>
@@ -303,8 +303,8 @@
             <w:tcW w:w="2551" w:type="dxa"/>
             <w:vAlign w:val="center"/>
             <w:tcMar>
-              <w:top w:w="80" w:type="dxa"/>
-              <w:bottom w:w="80" w:type="dxa"/>
+              <w:top w:w="130" w:type="dxa"/>
+              <w:bottom w:w="130" w:type="dxa"/>
               <w:left w:w="120" w:type="dxa"/>
               <w:right w:w="120" w:type="dxa"/>
             </w:tcMar>
@@ -327,11 +327,11 @@
             </w:pPr>
             <w:r>
               <w:rPr>
-                <w:rFonts w:ascii="Arial" w:hAnsi="Arial" w:eastAsia="Arial" w:cs="Arial"/>
+                <w:rFonts w:ascii="Calibri" w:hAnsi="Calibri" w:eastAsia="Calibri" w:cs="Calibri"/>
                 <w:b/>
                 <w:i w:val="0"/>
                 <w:color w:val="000000"/>
-                <w:sz w:val="22"/>
+                <w:sz w:val="20"/>
               </w:rPr>
             </w:r>
           </w:p>
@@ -341,8 +341,8 @@
             <w:tcW w:w="3543" w:type="dxa"/>
             <w:vAlign w:val="center"/>
             <w:tcMar>
-              <w:top w:w="80" w:type="dxa"/>
-              <w:bottom w:w="80" w:type="dxa"/>
+              <w:top w:w="130" w:type="dxa"/>
+              <w:bottom w:w="130" w:type="dxa"/>
               <w:left w:w="120" w:type="dxa"/>
               <w:right w:w="120" w:type="dxa"/>
             </w:tcMar>
@@ -364,11 +364,11 @@
             </w:pPr>
             <w:r>
               <w:rPr>
-                <w:rFonts w:ascii="Arial" w:hAnsi="Arial" w:eastAsia="Arial" w:cs="Arial"/>
+                <w:rFonts w:ascii="Calibri" w:hAnsi="Calibri" w:eastAsia="Calibri" w:cs="Calibri"/>
                 <w:b/>
                 <w:i w:val="0"/>
                 <w:color w:val="000000"/>
-                <w:sz w:val="22"/>
+                <w:sz w:val="20"/>
               </w:rPr>
               <w:t>mit Selbstbehalt</w:t>
             </w:r>
@@ -379,8 +379,8 @@
             <w:tcW w:w="3543" w:type="dxa"/>
             <w:vAlign w:val="center"/>
             <w:tcMar>
-              <w:top w:w="80" w:type="dxa"/>
-              <w:bottom w:w="80" w:type="dxa"/>
+              <w:top w:w="130" w:type="dxa"/>
+              <w:bottom w:w="130" w:type="dxa"/>
               <w:left w:w="120" w:type="dxa"/>
               <w:right w:w="120" w:type="dxa"/>
             </w:tcMar>
@@ -402,11 +402,11 @@
             </w:pPr>
             <w:r>
               <w:rPr>
-                <w:rFonts w:ascii="Arial" w:hAnsi="Arial" w:eastAsia="Arial" w:cs="Arial"/>
+                <w:rFonts w:ascii="Calibri" w:hAnsi="Calibri" w:eastAsia="Calibri" w:cs="Calibri"/>
                 <w:b/>
                 <w:i w:val="0"/>
                 <w:color w:val="000000"/>
-                <w:sz w:val="22"/>
+                <w:sz w:val="20"/>
               </w:rPr>
               <w:t>ohne Selbstbehalt</w:t>
             </w:r>
@@ -423,8 +423,8 @@
             <w:tcW w:w="2551" w:type="dxa"/>
             <w:vAlign w:val="center"/>
             <w:tcMar>
-              <w:top w:w="80" w:type="dxa"/>
-              <w:bottom w:w="80" w:type="dxa"/>
+              <w:top w:w="130" w:type="dxa"/>
+              <w:bottom w:w="130" w:type="dxa"/>
               <w:left w:w="120" w:type="dxa"/>
               <w:right w:w="120" w:type="dxa"/>
             </w:tcMar>
@@ -447,11 +447,11 @@
             </w:pPr>
             <w:r>
               <w:rPr>
-                <w:rFonts w:ascii="Arial" w:hAnsi="Arial" w:eastAsia="Arial" w:cs="Arial"/>
-                <w:b w:val="0"/>
+                <w:rFonts w:ascii="Calibri" w:hAnsi="Calibri" w:eastAsia="Calibri" w:cs="Calibri"/>
+                <w:b/>
                 <w:i w:val="0"/>
                 <w:color w:val="000000"/>
-                <w:sz w:val="22"/>
+                <w:sz w:val="20"/>
               </w:rPr>
               <w:t>Einmalversicherung</w:t>
             </w:r>
@@ -462,8 +462,8 @@
             <w:tcW w:w="3543" w:type="dxa"/>
             <w:vAlign w:val="center"/>
             <w:tcMar>
-              <w:top w:w="80" w:type="dxa"/>
-              <w:bottom w:w="80" w:type="dxa"/>
+              <w:top w:w="130" w:type="dxa"/>
+              <w:bottom w:w="130" w:type="dxa"/>
               <w:left w:w="120" w:type="dxa"/>
               <w:right w:w="120" w:type="dxa"/>
             </w:tcMar>
@@ -485,7 +485,7 @@
             </w:pPr>
             <w:r>
               <w:rPr>
-                <w:rFonts w:ascii="Arial" w:hAnsi="Arial" w:eastAsia="Arial" w:cs="Arial"/>
+                <w:rFonts w:ascii="Calibri" w:hAnsi="Calibri" w:eastAsia="Calibri" w:cs="Calibri"/>
                 <w:b w:val="0"/>
                 <w:i w:val="0"/>
                 <w:color w:val="000000"/>
@@ -501,8 +501,8 @@
             <w:tcW w:w="3543" w:type="dxa"/>
             <w:vAlign w:val="center"/>
             <w:tcMar>
-              <w:top w:w="80" w:type="dxa"/>
-              <w:bottom w:w="80" w:type="dxa"/>
+              <w:top w:w="130" w:type="dxa"/>
+              <w:bottom w:w="130" w:type="dxa"/>
               <w:left w:w="120" w:type="dxa"/>
               <w:right w:w="120" w:type="dxa"/>
             </w:tcMar>
@@ -524,7 +524,7 @@
             </w:pPr>
             <w:r>
               <w:rPr>
-                <w:rFonts w:ascii="Arial" w:hAnsi="Arial" w:eastAsia="Arial" w:cs="Arial"/>
+                <w:rFonts w:ascii="Calibri" w:hAnsi="Calibri" w:eastAsia="Calibri" w:cs="Calibri"/>
                 <w:b w:val="0"/>
                 <w:i w:val="0"/>
                 <w:color w:val="000000"/>
@@ -546,8 +546,8 @@
             <w:tcW w:w="2551" w:type="dxa"/>
             <w:vAlign w:val="center"/>
             <w:tcMar>
-              <w:top w:w="80" w:type="dxa"/>
-              <w:bottom w:w="80" w:type="dxa"/>
+              <w:top w:w="130" w:type="dxa"/>
+              <w:bottom w:w="130" w:type="dxa"/>
               <w:left w:w="120" w:type="dxa"/>
               <w:right w:w="120" w:type="dxa"/>
             </w:tcMar>
@@ -570,11 +570,11 @@
             </w:pPr>
             <w:r>
               <w:rPr>
-                <w:rFonts w:ascii="Arial" w:hAnsi="Arial" w:eastAsia="Arial" w:cs="Arial"/>
-                <w:b w:val="0"/>
+                <w:rFonts w:ascii="Calibri" w:hAnsi="Calibri" w:eastAsia="Calibri" w:cs="Calibri"/>
+                <w:b/>
                 <w:i w:val="0"/>
                 <w:color w:val="000000"/>
-                <w:sz w:val="22"/>
+                <w:sz w:val="20"/>
               </w:rPr>
               <w:t>Jahresversicherung</w:t>
             </w:r>
@@ -585,8 +585,8 @@
             <w:tcW w:w="3543" w:type="dxa"/>
             <w:vAlign w:val="center"/>
             <w:tcMar>
-              <w:top w:w="80" w:type="dxa"/>
-              <w:bottom w:w="80" w:type="dxa"/>
+              <w:top w:w="130" w:type="dxa"/>
+              <w:bottom w:w="130" w:type="dxa"/>
               <w:left w:w="120" w:type="dxa"/>
               <w:right w:w="120" w:type="dxa"/>
             </w:tcMar>
@@ -608,7 +608,7 @@
             </w:pPr>
             <w:r>
               <w:rPr>
-                <w:rFonts w:ascii="Arial" w:hAnsi="Arial" w:eastAsia="Arial" w:cs="Arial"/>
+                <w:rFonts w:ascii="Calibri" w:hAnsi="Calibri" w:eastAsia="Calibri" w:cs="Calibri"/>
                 <w:b w:val="0"/>
                 <w:i w:val="0"/>
                 <w:color w:val="000000"/>
@@ -624,8 +624,8 @@
             <w:tcW w:w="3543" w:type="dxa"/>
             <w:vAlign w:val="center"/>
             <w:tcMar>
-              <w:top w:w="80" w:type="dxa"/>
-              <w:bottom w:w="80" w:type="dxa"/>
+              <w:top w:w="130" w:type="dxa"/>
+              <w:bottom w:w="130" w:type="dxa"/>
               <w:left w:w="120" w:type="dxa"/>
               <w:right w:w="120" w:type="dxa"/>
             </w:tcMar>
@@ -647,7 +647,7 @@
             </w:pPr>
             <w:r>
               <w:rPr>
-                <w:rFonts w:ascii="Arial" w:hAnsi="Arial" w:eastAsia="Arial" w:cs="Arial"/>
+                <w:rFonts w:ascii="Calibri" w:hAnsi="Calibri" w:eastAsia="Calibri" w:cs="Calibri"/>
                 <w:b w:val="0"/>
                 <w:i w:val="0"/>
                 <w:color w:val="000000"/>
@@ -669,8 +669,8 @@
             <w:tcW w:w="2551" w:type="dxa"/>
             <w:vAlign w:val="center"/>
             <w:tcMar>
-              <w:top w:w="80" w:type="dxa"/>
-              <w:bottom w:w="80" w:type="dxa"/>
+              <w:top w:w="130" w:type="dxa"/>
+              <w:bottom w:w="130" w:type="dxa"/>
               <w:left w:w="120" w:type="dxa"/>
               <w:right w:w="120" w:type="dxa"/>
             </w:tcMar>
@@ -693,11 +693,11 @@
             </w:pPr>
             <w:r>
               <w:rPr>
-                <w:rFonts w:ascii="Arial" w:hAnsi="Arial" w:eastAsia="Arial" w:cs="Arial"/>
-                <w:b w:val="0"/>
+                <w:rFonts w:ascii="Calibri" w:hAnsi="Calibri" w:eastAsia="Calibri" w:cs="Calibri"/>
+                <w:b/>
                 <w:i w:val="0"/>
                 <w:color w:val="000000"/>
-                <w:sz w:val="22"/>
+                <w:sz w:val="20"/>
               </w:rPr>
               <w:t>Jahres-Sparfuchs</w:t>
             </w:r>
@@ -708,8 +708,8 @@
             <w:tcW w:w="3543" w:type="dxa"/>
             <w:vAlign w:val="center"/>
             <w:tcMar>
-              <w:top w:w="80" w:type="dxa"/>
-              <w:bottom w:w="80" w:type="dxa"/>
+              <w:top w:w="130" w:type="dxa"/>
+              <w:bottom w:w="130" w:type="dxa"/>
               <w:left w:w="120" w:type="dxa"/>
               <w:right w:w="120" w:type="dxa"/>
             </w:tcMar>
@@ -731,7 +731,7 @@
             </w:pPr>
             <w:r>
               <w:rPr>
-                <w:rFonts w:ascii="Arial" w:hAnsi="Arial" w:eastAsia="Arial" w:cs="Arial"/>
+                <w:rFonts w:ascii="Calibri" w:hAnsi="Calibri" w:eastAsia="Calibri" w:cs="Calibri"/>
                 <w:b w:val="0"/>
                 <w:i w:val="0"/>
                 <w:color w:val="000000"/>
@@ -747,8 +747,8 @@
             <w:tcW w:w="3543" w:type="dxa"/>
             <w:vAlign w:val="center"/>
             <w:tcMar>
-              <w:top w:w="80" w:type="dxa"/>
-              <w:bottom w:w="80" w:type="dxa"/>
+              <w:top w:w="130" w:type="dxa"/>
+              <w:bottom w:w="130" w:type="dxa"/>
               <w:left w:w="120" w:type="dxa"/>
               <w:right w:w="120" w:type="dxa"/>
             </w:tcMar>
@@ -770,7 +770,7 @@
             </w:pPr>
             <w:r>
               <w:rPr>
-                <w:rFonts w:ascii="Arial" w:hAnsi="Arial" w:eastAsia="Arial" w:cs="Arial"/>
+                <w:rFonts w:ascii="Calibri" w:hAnsi="Calibri" w:eastAsia="Calibri" w:cs="Calibri"/>
                 <w:b w:val="0"/>
                 <w:i w:val="0"/>
                 <w:color w:val="000000"/>
@@ -790,7 +790,7 @@
         <w:keepLines w:val="0"/>
         <w:pageBreakBefore w:val="0"/>
         <w:widowControl/>
-        <w:spacing w:before="240" w:after="100" w:line="264" w:lineRule="auto"/>
+        <w:spacing w:before="360" w:after="140" w:line="264" w:lineRule="auto"/>
         <w:jc w:val="left"/>
         <w:rPr>
           <w:b/>
@@ -800,7 +800,7 @@
       </w:pPr>
       <w:r>
         <w:rPr>
-          <w:rFonts w:ascii="Arial" w:hAnsi="Arial" w:eastAsia="Arial" w:cs="Arial"/>
+          <w:rFonts w:ascii="Calibri" w:hAnsi="Calibri" w:eastAsia="Calibri" w:cs="Calibri"/>
           <w:b/>
           <w:i w:val="0"/>
           <w:color w:val="000000"/>
@@ -823,7 +823,7 @@
       </w:pPr>
       <w:r>
         <w:rPr>
-          <w:rFonts w:ascii="Arial" w:hAnsi="Arial" w:eastAsia="Arial" w:cs="Arial"/>
+          <w:rFonts w:ascii="Calibri" w:hAnsi="Calibri" w:eastAsia="Calibri" w:cs="Calibri"/>
           <w:b w:val="0"/>
           <w:i w:val="0"/>
           <w:color w:val="000000"/>
@@ -864,8 +864,8 @@
             <w:tcW w:w="2551" w:type="dxa"/>
             <w:vAlign w:val="center"/>
             <w:tcMar>
-              <w:top w:w="80" w:type="dxa"/>
-              <w:bottom w:w="80" w:type="dxa"/>
+              <w:top w:w="130" w:type="dxa"/>
+              <w:bottom w:w="130" w:type="dxa"/>
               <w:left w:w="120" w:type="dxa"/>
               <w:right w:w="120" w:type="dxa"/>
             </w:tcMar>
@@ -888,11 +888,11 @@
             </w:pPr>
             <w:r>
               <w:rPr>
-                <w:rFonts w:ascii="Arial" w:hAnsi="Arial" w:eastAsia="Arial" w:cs="Arial"/>
+                <w:rFonts w:ascii="Calibri" w:hAnsi="Calibri" w:eastAsia="Calibri" w:cs="Calibri"/>
                 <w:b/>
                 <w:i w:val="0"/>
                 <w:color w:val="000000"/>
-                <w:sz w:val="22"/>
+                <w:sz w:val="20"/>
               </w:rPr>
             </w:r>
           </w:p>
@@ -902,8 +902,8 @@
             <w:tcW w:w="3543" w:type="dxa"/>
             <w:vAlign w:val="center"/>
             <w:tcMar>
-              <w:top w:w="80" w:type="dxa"/>
-              <w:bottom w:w="80" w:type="dxa"/>
+              <w:top w:w="130" w:type="dxa"/>
+              <w:bottom w:w="130" w:type="dxa"/>
               <w:left w:w="120" w:type="dxa"/>
               <w:right w:w="120" w:type="dxa"/>
             </w:tcMar>
@@ -925,11 +925,11 @@
             </w:pPr>
             <w:r>
               <w:rPr>
-                <w:rFonts w:ascii="Arial" w:hAnsi="Arial" w:eastAsia="Arial" w:cs="Arial"/>
+                <w:rFonts w:ascii="Calibri" w:hAnsi="Calibri" w:eastAsia="Calibri" w:cs="Calibri"/>
                 <w:b/>
                 <w:i w:val="0"/>
                 <w:color w:val="000000"/>
-                <w:sz w:val="22"/>
+                <w:sz w:val="20"/>
               </w:rPr>
               <w:t>mit Selbstbehalt</w:t>
             </w:r>
@@ -940,8 +940,8 @@
             <w:tcW w:w="3543" w:type="dxa"/>
             <w:vAlign w:val="center"/>
             <w:tcMar>
-              <w:top w:w="80" w:type="dxa"/>
-              <w:bottom w:w="80" w:type="dxa"/>
+              <w:top w:w="130" w:type="dxa"/>
+              <w:bottom w:w="130" w:type="dxa"/>
               <w:left w:w="120" w:type="dxa"/>
               <w:right w:w="120" w:type="dxa"/>
             </w:tcMar>
@@ -963,11 +963,11 @@
             </w:pPr>
             <w:r>
               <w:rPr>
-                <w:rFonts w:ascii="Arial" w:hAnsi="Arial" w:eastAsia="Arial" w:cs="Arial"/>
+                <w:rFonts w:ascii="Calibri" w:hAnsi="Calibri" w:eastAsia="Calibri" w:cs="Calibri"/>
                 <w:b/>
                 <w:i w:val="0"/>
                 <w:color w:val="000000"/>
-                <w:sz w:val="22"/>
+                <w:sz w:val="20"/>
               </w:rPr>
               <w:t>ohne Selbstbehalt</w:t>
             </w:r>
@@ -984,8 +984,8 @@
             <w:tcW w:w="2551" w:type="dxa"/>
             <w:vAlign w:val="center"/>
             <w:tcMar>
-              <w:top w:w="80" w:type="dxa"/>
-              <w:bottom w:w="80" w:type="dxa"/>
+              <w:top w:w="130" w:type="dxa"/>
+              <w:bottom w:w="130" w:type="dxa"/>
               <w:left w:w="120" w:type="dxa"/>
               <w:right w:w="120" w:type="dxa"/>
             </w:tcMar>
@@ -1008,11 +1008,11 @@
             </w:pPr>
             <w:r>
               <w:rPr>
-                <w:rFonts w:ascii="Arial" w:hAnsi="Arial" w:eastAsia="Arial" w:cs="Arial"/>
-                <w:b w:val="0"/>
+                <w:rFonts w:ascii="Calibri" w:hAnsi="Calibri" w:eastAsia="Calibri" w:cs="Calibri"/>
+                <w:b/>
                 <w:i w:val="0"/>
                 <w:color w:val="000000"/>
-                <w:sz w:val="22"/>
+                <w:sz w:val="20"/>
               </w:rPr>
               <w:t>Einmalversicherung</w:t>
             </w:r>
@@ -1023,8 +1023,8 @@
             <w:tcW w:w="3543" w:type="dxa"/>
             <w:vAlign w:val="center"/>
             <w:tcMar>
-              <w:top w:w="80" w:type="dxa"/>
-              <w:bottom w:w="80" w:type="dxa"/>
+              <w:top w:w="130" w:type="dxa"/>
+              <w:bottom w:w="130" w:type="dxa"/>
               <w:left w:w="120" w:type="dxa"/>
               <w:right w:w="120" w:type="dxa"/>
             </w:tcMar>
@@ -1046,7 +1046,7 @@
             </w:pPr>
             <w:r>
               <w:rPr>
-                <w:rFonts w:ascii="Arial" w:hAnsi="Arial" w:eastAsia="Arial" w:cs="Arial"/>
+                <w:rFonts w:ascii="Calibri" w:hAnsi="Calibri" w:eastAsia="Calibri" w:cs="Calibri"/>
                 <w:b w:val="0"/>
                 <w:i w:val="0"/>
                 <w:color w:val="000000"/>
@@ -1062,8 +1062,8 @@
             <w:tcW w:w="3543" w:type="dxa"/>
             <w:vAlign w:val="center"/>
             <w:tcMar>
-              <w:top w:w="80" w:type="dxa"/>
-              <w:bottom w:w="80" w:type="dxa"/>
+              <w:top w:w="130" w:type="dxa"/>
+              <w:bottom w:w="130" w:type="dxa"/>
               <w:left w:w="120" w:type="dxa"/>
               <w:right w:w="120" w:type="dxa"/>
             </w:tcMar>
@@ -1085,7 +1085,7 @@
             </w:pPr>
             <w:r>
               <w:rPr>
-                <w:rFonts w:ascii="Arial" w:hAnsi="Arial" w:eastAsia="Arial" w:cs="Arial"/>
+                <w:rFonts w:ascii="Calibri" w:hAnsi="Calibri" w:eastAsia="Calibri" w:cs="Calibri"/>
                 <w:b w:val="0"/>
                 <w:i w:val="0"/>
                 <w:color w:val="000000"/>
@@ -1107,8 +1107,8 @@
             <w:tcW w:w="2551" w:type="dxa"/>
             <w:vAlign w:val="center"/>
             <w:tcMar>
-              <w:top w:w="80" w:type="dxa"/>
-              <w:bottom w:w="80" w:type="dxa"/>
+              <w:top w:w="130" w:type="dxa"/>
+              <w:bottom w:w="130" w:type="dxa"/>
               <w:left w:w="120" w:type="dxa"/>
               <w:right w:w="120" w:type="dxa"/>
             </w:tcMar>
@@ -1131,11 +1131,11 @@
             </w:pPr>
             <w:r>
               <w:rPr>
-                <w:rFonts w:ascii="Arial" w:hAnsi="Arial" w:eastAsia="Arial" w:cs="Arial"/>
-                <w:b w:val="0"/>
+                <w:rFonts w:ascii="Calibri" w:hAnsi="Calibri" w:eastAsia="Calibri" w:cs="Calibri"/>
+                <w:b/>
                 <w:i w:val="0"/>
                 <w:color w:val="000000"/>
-                <w:sz w:val="22"/>
+                <w:sz w:val="20"/>
               </w:rPr>
               <w:t>Jahresversicherung</w:t>
             </w:r>
@@ -1146,8 +1146,8 @@
             <w:tcW w:w="3543" w:type="dxa"/>
             <w:vAlign w:val="center"/>
             <w:tcMar>
-              <w:top w:w="80" w:type="dxa"/>
-              <w:bottom w:w="80" w:type="dxa"/>
+              <w:top w:w="130" w:type="dxa"/>
+              <w:bottom w:w="130" w:type="dxa"/>
               <w:left w:w="120" w:type="dxa"/>
               <w:right w:w="120" w:type="dxa"/>
             </w:tcMar>
@@ -1169,7 +1169,7 @@
             </w:pPr>
             <w:r>
               <w:rPr>
-                <w:rFonts w:ascii="Arial" w:hAnsi="Arial" w:eastAsia="Arial" w:cs="Arial"/>
+                <w:rFonts w:ascii="Calibri" w:hAnsi="Calibri" w:eastAsia="Calibri" w:cs="Calibri"/>
                 <w:b w:val="0"/>
                 <w:i w:val="0"/>
                 <w:color w:val="000000"/>
@@ -1185,8 +1185,8 @@
             <w:tcW w:w="3543" w:type="dxa"/>
             <w:vAlign w:val="center"/>
             <w:tcMar>
-              <w:top w:w="80" w:type="dxa"/>
-              <w:bottom w:w="80" w:type="dxa"/>
+              <w:top w:w="130" w:type="dxa"/>
+              <w:bottom w:w="130" w:type="dxa"/>
               <w:left w:w="120" w:type="dxa"/>
               <w:right w:w="120" w:type="dxa"/>
             </w:tcMar>
@@ -1208,7 +1208,7 @@
             </w:pPr>
             <w:r>
               <w:rPr>
-                <w:rFonts w:ascii="Arial" w:hAnsi="Arial" w:eastAsia="Arial" w:cs="Arial"/>
+                <w:rFonts w:ascii="Calibri" w:hAnsi="Calibri" w:eastAsia="Calibri" w:cs="Calibri"/>
                 <w:b w:val="0"/>
                 <w:i w:val="0"/>
                 <w:color w:val="000000"/>
@@ -1228,7 +1228,7 @@
         <w:keepLines w:val="0"/>
         <w:pageBreakBefore w:val="0"/>
         <w:widowControl/>
-        <w:spacing w:before="240" w:after="100" w:line="264" w:lineRule="auto"/>
+        <w:spacing w:before="360" w:after="140" w:line="264" w:lineRule="auto"/>
         <w:jc w:val="left"/>
         <w:rPr>
           <w:b/>
@@ -1238,7 +1238,7 @@
       </w:pPr>
       <w:r>
         <w:rPr>
-          <w:rFonts w:ascii="Arial" w:hAnsi="Arial" w:eastAsia="Arial" w:cs="Arial"/>
+          <w:rFonts w:ascii="Calibri" w:hAnsi="Calibri" w:eastAsia="Calibri" w:cs="Calibri"/>
           <w:b/>
           <w:i w:val="0"/>
           <w:color w:val="000000"/>
@@ -1261,7 +1261,7 @@
       </w:pPr>
       <w:r>
         <w:rPr>
-          <w:rFonts w:ascii="Arial" w:hAnsi="Arial" w:eastAsia="Arial" w:cs="Arial"/>
+          <w:rFonts w:ascii="Calibri" w:hAnsi="Calibri" w:eastAsia="Calibri" w:cs="Calibri"/>
           <w:b w:val="0"/>
           <w:i w:val="0"/>
           <w:color w:val="000000"/>
@@ -1302,8 +1302,8 @@
             <w:tcW w:w="2551" w:type="dxa"/>
             <w:vAlign w:val="center"/>
             <w:tcMar>
-              <w:top w:w="80" w:type="dxa"/>
-              <w:bottom w:w="80" w:type="dxa"/>
+              <w:top w:w="130" w:type="dxa"/>
+              <w:bottom w:w="130" w:type="dxa"/>
               <w:left w:w="120" w:type="dxa"/>
               <w:right w:w="120" w:type="dxa"/>
             </w:tcMar>
@@ -1326,11 +1326,11 @@
             </w:pPr>
             <w:r>
               <w:rPr>
-                <w:rFonts w:ascii="Arial" w:hAnsi="Arial" w:eastAsia="Arial" w:cs="Arial"/>
+                <w:rFonts w:ascii="Calibri" w:hAnsi="Calibri" w:eastAsia="Calibri" w:cs="Calibri"/>
                 <w:b/>
                 <w:i w:val="0"/>
                 <w:color w:val="000000"/>
-                <w:sz w:val="22"/>
+                <w:sz w:val="20"/>
               </w:rPr>
             </w:r>
           </w:p>
@@ -1340,8 +1340,8 @@
             <w:tcW w:w="3543" w:type="dxa"/>
             <w:vAlign w:val="center"/>
             <w:tcMar>
-              <w:top w:w="80" w:type="dxa"/>
-              <w:bottom w:w="80" w:type="dxa"/>
+              <w:top w:w="130" w:type="dxa"/>
+              <w:bottom w:w="130" w:type="dxa"/>
               <w:left w:w="120" w:type="dxa"/>
               <w:right w:w="120" w:type="dxa"/>
             </w:tcMar>
@@ -1363,11 +1363,11 @@
             </w:pPr>
             <w:r>
               <w:rPr>
-                <w:rFonts w:ascii="Arial" w:hAnsi="Arial" w:eastAsia="Arial" w:cs="Arial"/>
+                <w:rFonts w:ascii="Calibri" w:hAnsi="Calibri" w:eastAsia="Calibri" w:cs="Calibri"/>
                 <w:b/>
                 <w:i w:val="0"/>
                 <w:color w:val="000000"/>
-                <w:sz w:val="22"/>
+                <w:sz w:val="20"/>
               </w:rPr>
               <w:t>mit Selbstbehalt</w:t>
             </w:r>
@@ -1378,8 +1378,8 @@
             <w:tcW w:w="3543" w:type="dxa"/>
             <w:vAlign w:val="center"/>
             <w:tcMar>
-              <w:top w:w="80" w:type="dxa"/>
-              <w:bottom w:w="80" w:type="dxa"/>
+              <w:top w:w="130" w:type="dxa"/>
+              <w:bottom w:w="130" w:type="dxa"/>
               <w:left w:w="120" w:type="dxa"/>
               <w:right w:w="120" w:type="dxa"/>
             </w:tcMar>
@@ -1401,11 +1401,11 @@
             </w:pPr>
             <w:r>
               <w:rPr>
-                <w:rFonts w:ascii="Arial" w:hAnsi="Arial" w:eastAsia="Arial" w:cs="Arial"/>
+                <w:rFonts w:ascii="Calibri" w:hAnsi="Calibri" w:eastAsia="Calibri" w:cs="Calibri"/>
                 <w:b/>
                 <w:i w:val="0"/>
                 <w:color w:val="000000"/>
-                <w:sz w:val="22"/>
+                <w:sz w:val="20"/>
               </w:rPr>
               <w:t>ohne Selbstbehalt</w:t>
             </w:r>
@@ -1422,8 +1422,8 @@
             <w:tcW w:w="2551" w:type="dxa"/>
             <w:vAlign w:val="center"/>
             <w:tcMar>
-              <w:top w:w="80" w:type="dxa"/>
-              <w:bottom w:w="80" w:type="dxa"/>
+              <w:top w:w="130" w:type="dxa"/>
+              <w:bottom w:w="130" w:type="dxa"/>
               <w:left w:w="120" w:type="dxa"/>
               <w:right w:w="120" w:type="dxa"/>
             </w:tcMar>
@@ -1446,11 +1446,11 @@
             </w:pPr>
             <w:r>
               <w:rPr>
-                <w:rFonts w:ascii="Arial" w:hAnsi="Arial" w:eastAsia="Arial" w:cs="Arial"/>
-                <w:b w:val="0"/>
+                <w:rFonts w:ascii="Calibri" w:hAnsi="Calibri" w:eastAsia="Calibri" w:cs="Calibri"/>
+                <w:b/>
                 <w:i w:val="0"/>
                 <w:color w:val="000000"/>
-                <w:sz w:val="22"/>
+                <w:sz w:val="20"/>
               </w:rPr>
               <w:t>Einmalversicherung</w:t>
             </w:r>
@@ -1461,8 +1461,8 @@
             <w:tcW w:w="3543" w:type="dxa"/>
             <w:vAlign w:val="center"/>
             <w:tcMar>
-              <w:top w:w="80" w:type="dxa"/>
-              <w:bottom w:w="80" w:type="dxa"/>
+              <w:top w:w="130" w:type="dxa"/>
+              <w:bottom w:w="130" w:type="dxa"/>
               <w:left w:w="120" w:type="dxa"/>
               <w:right w:w="120" w:type="dxa"/>
             </w:tcMar>
@@ -1484,7 +1484,7 @@
             </w:pPr>
             <w:r>
               <w:rPr>
-                <w:rFonts w:ascii="Arial" w:hAnsi="Arial" w:eastAsia="Arial" w:cs="Arial"/>
+                <w:rFonts w:ascii="Calibri" w:hAnsi="Calibri" w:eastAsia="Calibri" w:cs="Calibri"/>
                 <w:b w:val="0"/>
                 <w:i w:val="0"/>
                 <w:color w:val="000000"/>
@@ -1500,8 +1500,8 @@
             <w:tcW w:w="3543" w:type="dxa"/>
             <w:vAlign w:val="center"/>
             <w:tcMar>
-              <w:top w:w="80" w:type="dxa"/>
-              <w:bottom w:w="80" w:type="dxa"/>
+              <w:top w:w="130" w:type="dxa"/>
+              <w:bottom w:w="130" w:type="dxa"/>
               <w:left w:w="120" w:type="dxa"/>
               <w:right w:w="120" w:type="dxa"/>
             </w:tcMar>
@@ -1523,7 +1523,7 @@
             </w:pPr>
             <w:r>
               <w:rPr>
-                <w:rFonts w:ascii="Arial" w:hAnsi="Arial" w:eastAsia="Arial" w:cs="Arial"/>
+                <w:rFonts w:ascii="Calibri" w:hAnsi="Calibri" w:eastAsia="Calibri" w:cs="Calibri"/>
                 <w:b w:val="0"/>
                 <w:i w:val="0"/>
                 <w:color w:val="000000"/>
@@ -1545,8 +1545,8 @@
             <w:tcW w:w="2551" w:type="dxa"/>
             <w:vAlign w:val="center"/>
             <w:tcMar>
-              <w:top w:w="80" w:type="dxa"/>
-              <w:bottom w:w="80" w:type="dxa"/>
+              <w:top w:w="130" w:type="dxa"/>
+              <w:bottom w:w="130" w:type="dxa"/>
               <w:left w:w="120" w:type="dxa"/>
               <w:right w:w="120" w:type="dxa"/>
             </w:tcMar>
@@ -1569,11 +1569,11 @@
             </w:pPr>
             <w:r>
               <w:rPr>
-                <w:rFonts w:ascii="Arial" w:hAnsi="Arial" w:eastAsia="Arial" w:cs="Arial"/>
-                <w:b w:val="0"/>
+                <w:rFonts w:ascii="Calibri" w:hAnsi="Calibri" w:eastAsia="Calibri" w:cs="Calibri"/>
+                <w:b/>
                 <w:i w:val="0"/>
                 <w:color w:val="000000"/>
-                <w:sz w:val="22"/>
+                <w:sz w:val="20"/>
               </w:rPr>
               <w:t>Jahresversicherung</w:t>
             </w:r>
@@ -1584,8 +1584,8 @@
             <w:tcW w:w="3543" w:type="dxa"/>
             <w:vAlign w:val="center"/>
             <w:tcMar>
-              <w:top w:w="80" w:type="dxa"/>
-              <w:bottom w:w="80" w:type="dxa"/>
+              <w:top w:w="130" w:type="dxa"/>
+              <w:bottom w:w="130" w:type="dxa"/>
               <w:left w:w="120" w:type="dxa"/>
               <w:right w:w="120" w:type="dxa"/>
             </w:tcMar>
@@ -1607,7 +1607,7 @@
             </w:pPr>
             <w:r>
               <w:rPr>
-                <w:rFonts w:ascii="Arial" w:hAnsi="Arial" w:eastAsia="Arial" w:cs="Arial"/>
+                <w:rFonts w:ascii="Calibri" w:hAnsi="Calibri" w:eastAsia="Calibri" w:cs="Calibri"/>
                 <w:b w:val="0"/>
                 <w:i w:val="0"/>
                 <w:color w:val="000000"/>
@@ -1623,8 +1623,8 @@
             <w:tcW w:w="3543" w:type="dxa"/>
             <w:vAlign w:val="center"/>
             <w:tcMar>
-              <w:top w:w="80" w:type="dxa"/>
-              <w:bottom w:w="80" w:type="dxa"/>
+              <w:top w:w="130" w:type="dxa"/>
+              <w:bottom w:w="130" w:type="dxa"/>
               <w:left w:w="120" w:type="dxa"/>
               <w:right w:w="120" w:type="dxa"/>
             </w:tcMar>
@@ -1646,7 +1646,7 @@
             </w:pPr>
             <w:r>
               <w:rPr>
-                <w:rFonts w:ascii="Arial" w:hAnsi="Arial" w:eastAsia="Arial" w:cs="Arial"/>
+                <w:rFonts w:ascii="Calibri" w:hAnsi="Calibri" w:eastAsia="Calibri" w:cs="Calibri"/>
                 <w:b w:val="0"/>
                 <w:i w:val="0"/>
                 <w:color w:val="000000"/>
@@ -1661,36 +1661,16 @@
     </w:tbl>
     <w:p>
       <w:pPr>
-        <w:keepNext w:val="0"/>
-        <w:keepLines w:val="0"/>
-        <w:pageBreakBefore w:val="0"/>
-        <w:widowControl/>
-        <w:spacing w:before="180" w:after="0" w:line="264" w:lineRule="auto"/>
-        <w:jc w:val="left"/>
-      </w:pPr>
-      <w:r>
-        <w:rPr>
-          <w:rFonts w:ascii="Arial" w:hAnsi="Arial" w:eastAsia="Arial" w:cs="Arial"/>
-          <w:b w:val="0"/>
-          <w:i w:val="0"/>
-          <w:color w:val="000000"/>
-          <w:sz w:val="22"/>
-        </w:rPr>
-        <w:t>Hinweise zu Selbstbehalt, Laufzeit und Abschlussfristen finden Sie auf Seite 2.</w:t>
-      </w:r>
-    </w:p>
-    <w:p>
-      <w:pPr>
         <w:pStyle w:val="berschrift1"/>
         <w:keepNext/>
         <w:keepLines/>
         <w:pageBreakBefore/>
         <w:widowControl/>
-        <w:spacing w:after="320" w:before="0" w:line="264" w:lineRule="auto"/>
+        <w:spacing w:after="440" w:before="0" w:line="264" w:lineRule="auto"/>
       </w:pPr>
       <w:r>
         <w:rPr>
-          <w:rFonts w:ascii="Arial" w:hAnsi="Arial" w:eastAsia="Arial" w:cs="Arial"/>
+          <w:rFonts w:ascii="Calibri" w:hAnsi="Calibri" w:eastAsia="Calibri" w:cs="Calibri"/>
           <w:b/>
           <w:i w:val="0"/>
           <w:color w:val="000000"/>
@@ -1705,12 +1685,12 @@
         <w:keepNext/>
         <w:keepLines/>
         <w:widowControl/>
-        <w:spacing w:after="140" w:before="360" w:line="264" w:lineRule="auto"/>
+        <w:spacing w:after="200" w:before="520" w:line="264" w:lineRule="auto"/>
         <w:jc w:val="left"/>
       </w:pPr>
       <w:r>
         <w:rPr>
-          <w:rFonts w:ascii="Arial" w:hAnsi="Arial" w:eastAsia="Arial" w:cs="Arial"/>
+          <w:rFonts w:ascii="Calibri" w:hAnsi="Calibri" w:eastAsia="Calibri" w:cs="Calibri"/>
           <w:b/>
           <w:i w:val="0"/>
           <w:color w:val="000000"/>
@@ -1727,12 +1707,12 @@
         <w:tabs>
           <w:tab w:pos="1757" w:val="left"/>
         </w:tabs>
-        <w:spacing w:after="120" w:line="269" w:lineRule="auto" w:before="0"/>
+        <w:spacing w:after="180" w:line="281" w:lineRule="auto" w:before="0"/>
         <w:ind w:left="1757" w:hanging="1757"/>
       </w:pPr>
       <w:r>
         <w:rPr>
-          <w:rFonts w:ascii="Arial" w:hAnsi="Arial" w:eastAsia="Arial" w:cs="Arial"/>
+          <w:rFonts w:ascii="Calibri" w:hAnsi="Calibri" w:eastAsia="Calibri" w:cs="Calibri"/>
           <w:b/>
           <w:i w:val="0"/>
           <w:color w:val="000000"/>
@@ -1742,7 +1722,7 @@
       </w:r>
       <w:r>
         <w:rPr>
-          <w:rFonts w:ascii="Arial" w:hAnsi="Arial" w:eastAsia="Arial" w:cs="Arial"/>
+          <w:rFonts w:ascii="Calibri" w:hAnsi="Calibri" w:eastAsia="Calibri" w:cs="Calibri"/>
           <w:b w:val="0"/>
           <w:i w:val="0"/>
           <w:color w:val="000000"/>
@@ -1760,12 +1740,12 @@
         <w:tabs>
           <w:tab w:pos="1757" w:val="left"/>
         </w:tabs>
-        <w:spacing w:after="120" w:line="269" w:lineRule="auto" w:before="0"/>
+        <w:spacing w:after="180" w:line="281" w:lineRule="auto" w:before="0"/>
         <w:ind w:left="1757" w:hanging="1757"/>
       </w:pPr>
       <w:r>
         <w:rPr>
-          <w:rFonts w:ascii="Arial" w:hAnsi="Arial" w:eastAsia="Arial" w:cs="Arial"/>
+          <w:rFonts w:ascii="Calibri" w:hAnsi="Calibri" w:eastAsia="Calibri" w:cs="Calibri"/>
           <w:b/>
           <w:i w:val="0"/>
           <w:color w:val="000000"/>
@@ -1775,7 +1755,7 @@
       </w:r>
       <w:r>
         <w:rPr>
-          <w:rFonts w:ascii="Arial" w:hAnsi="Arial" w:eastAsia="Arial" w:cs="Arial"/>
+          <w:rFonts w:ascii="Calibri" w:hAnsi="Calibri" w:eastAsia="Calibri" w:cs="Calibri"/>
           <w:b w:val="0"/>
           <w:i w:val="0"/>
           <w:color w:val="000000"/>
@@ -1793,12 +1773,12 @@
         <w:tabs>
           <w:tab w:pos="1757" w:val="left"/>
         </w:tabs>
-        <w:spacing w:after="120" w:line="269" w:lineRule="auto" w:before="0"/>
+        <w:spacing w:after="180" w:line="281" w:lineRule="auto" w:before="0"/>
         <w:ind w:left="1757" w:hanging="1757"/>
       </w:pPr>
       <w:r>
         <w:rPr>
-          <w:rFonts w:ascii="Arial" w:hAnsi="Arial" w:eastAsia="Arial" w:cs="Arial"/>
+          <w:rFonts w:ascii="Calibri" w:hAnsi="Calibri" w:eastAsia="Calibri" w:cs="Calibri"/>
           <w:b/>
           <w:i w:val="0"/>
           <w:color w:val="000000"/>
@@ -1808,7 +1788,7 @@
       </w:r>
       <w:r>
         <w:rPr>
-          <w:rFonts w:ascii="Arial" w:hAnsi="Arial" w:eastAsia="Arial" w:cs="Arial"/>
+          <w:rFonts w:ascii="Calibri" w:hAnsi="Calibri" w:eastAsia="Calibri" w:cs="Calibri"/>
           <w:b w:val="0"/>
           <w:i w:val="0"/>
           <w:color w:val="000000"/>
@@ -1824,12 +1804,12 @@
         <w:keepNext/>
         <w:keepLines/>
         <w:widowControl/>
-        <w:spacing w:after="140" w:before="360" w:line="264" w:lineRule="auto"/>
+        <w:spacing w:after="200" w:before="520" w:line="264" w:lineRule="auto"/>
         <w:jc w:val="left"/>
       </w:pPr>
       <w:r>
         <w:rPr>
-          <w:rFonts w:ascii="Arial" w:hAnsi="Arial" w:eastAsia="Arial" w:cs="Arial"/>
+          <w:rFonts w:ascii="Calibri" w:hAnsi="Calibri" w:eastAsia="Calibri" w:cs="Calibri"/>
           <w:b/>
           <w:i w:val="0"/>
           <w:color w:val="000000"/>
@@ -1846,12 +1826,12 @@
         <w:tabs>
           <w:tab w:pos="1757" w:val="left"/>
         </w:tabs>
-        <w:spacing w:after="120" w:line="269" w:lineRule="auto" w:before="0"/>
+        <w:spacing w:after="180" w:line="281" w:lineRule="auto" w:before="0"/>
         <w:ind w:left="1757" w:hanging="1757"/>
       </w:pPr>
       <w:r>
         <w:rPr>
-          <w:rFonts w:ascii="Arial" w:hAnsi="Arial" w:eastAsia="Arial" w:cs="Arial"/>
+          <w:rFonts w:ascii="Calibri" w:hAnsi="Calibri" w:eastAsia="Calibri" w:cs="Calibri"/>
           <w:b/>
           <w:i w:val="0"/>
           <w:color w:val="000000"/>
@@ -1861,7 +1841,7 @@
       </w:r>
       <w:r>
         <w:rPr>
-          <w:rFonts w:ascii="Arial" w:hAnsi="Arial" w:eastAsia="Arial" w:cs="Arial"/>
+          <w:rFonts w:ascii="Calibri" w:hAnsi="Calibri" w:eastAsia="Calibri" w:cs="Calibri"/>
           <w:b w:val="0"/>
           <w:i w:val="0"/>
           <w:color w:val="000000"/>
@@ -1879,12 +1859,12 @@
         <w:tabs>
           <w:tab w:pos="1757" w:val="left"/>
         </w:tabs>
-        <w:spacing w:after="120" w:line="269" w:lineRule="auto" w:before="0"/>
+        <w:spacing w:after="180" w:line="281" w:lineRule="auto" w:before="0"/>
         <w:ind w:left="1757" w:hanging="1757"/>
       </w:pPr>
       <w:r>
         <w:rPr>
-          <w:rFonts w:ascii="Arial" w:hAnsi="Arial" w:eastAsia="Arial" w:cs="Arial"/>
+          <w:rFonts w:ascii="Calibri" w:hAnsi="Calibri" w:eastAsia="Calibri" w:cs="Calibri"/>
           <w:b/>
           <w:i w:val="0"/>
           <w:color w:val="000000"/>
@@ -1894,7 +1874,7 @@
       </w:r>
       <w:r>
         <w:rPr>
-          <w:rFonts w:ascii="Arial" w:hAnsi="Arial" w:eastAsia="Arial" w:cs="Arial"/>
+          <w:rFonts w:ascii="Calibri" w:hAnsi="Calibri" w:eastAsia="Calibri" w:cs="Calibri"/>
           <w:b w:val="0"/>
           <w:i w:val="0"/>
           <w:color w:val="000000"/>
@@ -1912,12 +1892,12 @@
         <w:tabs>
           <w:tab w:pos="1757" w:val="left"/>
         </w:tabs>
-        <w:spacing w:after="120" w:line="269" w:lineRule="auto" w:before="0"/>
+        <w:spacing w:after="180" w:line="281" w:lineRule="auto" w:before="0"/>
         <w:ind w:left="1757" w:hanging="1757"/>
       </w:pPr>
       <w:r>
         <w:rPr>
-          <w:rFonts w:ascii="Arial" w:hAnsi="Arial" w:eastAsia="Arial" w:cs="Arial"/>
+          <w:rFonts w:ascii="Calibri" w:hAnsi="Calibri" w:eastAsia="Calibri" w:cs="Calibri"/>
           <w:b/>
           <w:i w:val="0"/>
           <w:color w:val="000000"/>
@@ -1927,7 +1907,7 @@
       </w:r>
       <w:r>
         <w:rPr>
-          <w:rFonts w:ascii="Arial" w:hAnsi="Arial" w:eastAsia="Arial" w:cs="Arial"/>
+          <w:rFonts w:ascii="Calibri" w:hAnsi="Calibri" w:eastAsia="Calibri" w:cs="Calibri"/>
           <w:b w:val="0"/>
           <w:i w:val="0"/>
           <w:color w:val="000000"/>
@@ -1943,12 +1923,12 @@
         <w:keepNext/>
         <w:keepLines/>
         <w:widowControl/>
-        <w:spacing w:after="140" w:before="360" w:line="264" w:lineRule="auto"/>
+        <w:spacing w:after="200" w:before="520" w:line="264" w:lineRule="auto"/>
         <w:jc w:val="left"/>
       </w:pPr>
       <w:r>
         <w:rPr>
-          <w:rFonts w:ascii="Arial" w:hAnsi="Arial" w:eastAsia="Arial" w:cs="Arial"/>
+          <w:rFonts w:ascii="Calibri" w:hAnsi="Calibri" w:eastAsia="Calibri" w:cs="Calibri"/>
           <w:b/>
           <w:i w:val="0"/>
           <w:color w:val="000000"/>
@@ -1965,12 +1945,12 @@
         <w:tabs>
           <w:tab w:pos="1757" w:val="left"/>
         </w:tabs>
-        <w:spacing w:after="120" w:line="269" w:lineRule="auto" w:before="0"/>
+        <w:spacing w:after="180" w:line="281" w:lineRule="auto" w:before="0"/>
         <w:ind w:left="1757" w:hanging="1757"/>
       </w:pPr>
       <w:r>
         <w:rPr>
-          <w:rFonts w:ascii="Arial" w:hAnsi="Arial" w:eastAsia="Arial" w:cs="Arial"/>
+          <w:rFonts w:ascii="Calibri" w:hAnsi="Calibri" w:eastAsia="Calibri" w:cs="Calibri"/>
           <w:b/>
           <w:i w:val="0"/>
           <w:color w:val="000000"/>
@@ -1980,7 +1960,7 @@
       </w:r>
       <w:r>
         <w:rPr>
-          <w:rFonts w:ascii="Arial" w:hAnsi="Arial" w:eastAsia="Arial" w:cs="Arial"/>
+          <w:rFonts w:ascii="Calibri" w:hAnsi="Calibri" w:eastAsia="Calibri" w:cs="Calibri"/>
           <w:b w:val="0"/>
           <w:i w:val="0"/>
           <w:color w:val="000000"/>
@@ -1998,12 +1978,12 @@
         <w:tabs>
           <w:tab w:pos="1757" w:val="left"/>
         </w:tabs>
-        <w:spacing w:after="120" w:line="269" w:lineRule="auto" w:before="0"/>
+        <w:spacing w:after="180" w:line="281" w:lineRule="auto" w:before="0"/>
         <w:ind w:left="1757" w:hanging="1757"/>
       </w:pPr>
       <w:r>
         <w:rPr>
-          <w:rFonts w:ascii="Arial" w:hAnsi="Arial" w:eastAsia="Arial" w:cs="Arial"/>
+          <w:rFonts w:ascii="Calibri" w:hAnsi="Calibri" w:eastAsia="Calibri" w:cs="Calibri"/>
           <w:b/>
           <w:i w:val="0"/>
           <w:color w:val="000000"/>
@@ -2013,7 +1993,7 @@
       </w:r>
       <w:r>
         <w:rPr>
-          <w:rFonts w:ascii="Arial" w:hAnsi="Arial" w:eastAsia="Arial" w:cs="Arial"/>
+          <w:rFonts w:ascii="Calibri" w:hAnsi="Calibri" w:eastAsia="Calibri" w:cs="Calibri"/>
           <w:b w:val="0"/>
           <w:i w:val="0"/>
           <w:color w:val="000000"/>
@@ -2031,12 +2011,12 @@
         <w:tabs>
           <w:tab w:pos="1757" w:val="left"/>
         </w:tabs>
-        <w:spacing w:after="120" w:line="269" w:lineRule="auto" w:before="0"/>
+        <w:spacing w:after="180" w:line="281" w:lineRule="auto" w:before="0"/>
         <w:ind w:left="1757" w:hanging="1757"/>
       </w:pPr>
       <w:r>
         <w:rPr>
-          <w:rFonts w:ascii="Arial" w:hAnsi="Arial" w:eastAsia="Arial" w:cs="Arial"/>
+          <w:rFonts w:ascii="Calibri" w:hAnsi="Calibri" w:eastAsia="Calibri" w:cs="Calibri"/>
           <w:b/>
           <w:i w:val="0"/>
           <w:color w:val="000000"/>
@@ -2046,7 +2026,7 @@
       </w:r>
       <w:r>
         <w:rPr>
-          <w:rFonts w:ascii="Arial" w:hAnsi="Arial" w:eastAsia="Arial" w:cs="Arial"/>
+          <w:rFonts w:ascii="Calibri" w:hAnsi="Calibri" w:eastAsia="Calibri" w:cs="Calibri"/>
           <w:b w:val="0"/>
           <w:i w:val="0"/>
           <w:color w:val="000000"/>
@@ -2061,11 +2041,29 @@
         <w:keepNext w:val="0"/>
         <w:keepLines/>
         <w:widowControl/>
-        <w:spacing w:after="120" w:line="269" w:lineRule="auto" w:before="0"/>
+        <w:spacing w:after="320" w:line="281" w:lineRule="auto" w:before="420"/>
       </w:pPr>
       <w:r>
         <w:rPr>
-          <w:rFonts w:ascii="Arial" w:hAnsi="Arial" w:eastAsia="Arial" w:cs="Arial"/>
+          <w:rFonts w:ascii="Calibri" w:hAnsi="Calibri" w:eastAsia="Calibri" w:cs="Calibri"/>
+          <w:b w:val="0"/>
+          <w:i w:val="0"/>
+          <w:color w:val="000000"/>
+          <w:sz w:val="22"/>
+        </w:rPr>
+        <w:t>Jahresversicherungen verlängern sich automatisch, sofern sie nicht gekündigt werden.</w:t>
+      </w:r>
+    </w:p>
+    <w:p>
+      <w:pPr>
+        <w:keepNext w:val="0"/>
+        <w:keepLines/>
+        <w:widowControl/>
+        <w:spacing w:after="180" w:line="281" w:lineRule="auto" w:before="0"/>
+      </w:pPr>
+      <w:r>
+        <w:rPr>
+          <w:rFonts w:ascii="Calibri" w:hAnsi="Calibri" w:eastAsia="Calibri" w:cs="Calibri"/>
           <w:b w:val="0"/>
           <w:i w:val="0"/>
           <w:color w:val="000000"/>
@@ -2079,11 +2077,11 @@
         <w:keepNext w:val="0"/>
         <w:keepLines/>
         <w:widowControl/>
-        <w:spacing w:after="120" w:line="269" w:lineRule="auto" w:before="0"/>
+        <w:spacing w:after="120" w:line="281" w:lineRule="auto" w:before="320"/>
       </w:pPr>
       <w:r>
         <w:rPr>
-          <w:rFonts w:ascii="Arial" w:hAnsi="Arial" w:eastAsia="Arial" w:cs="Arial"/>
+          <w:rFonts w:ascii="Calibri" w:hAnsi="Calibri" w:eastAsia="Calibri" w:cs="Calibri"/>
           <w:b w:val="0"/>
           <w:i w:val="0"/>
           <w:color w:val="000000"/>
@@ -2097,35 +2095,17 @@
         <w:keepNext w:val="0"/>
         <w:keepLines/>
         <w:widowControl/>
-        <w:spacing w:after="120" w:line="269" w:lineRule="auto" w:before="0"/>
+        <w:spacing w:after="0" w:line="281" w:lineRule="auto" w:before="0"/>
       </w:pPr>
       <w:r>
         <w:rPr>
-          <w:rFonts w:ascii="Arial" w:hAnsi="Arial" w:eastAsia="Arial" w:cs="Arial"/>
+          <w:rFonts w:ascii="Calibri" w:hAnsi="Calibri" w:eastAsia="Calibri" w:cs="Calibri"/>
           <w:b w:val="0"/>
           <w:i w:val="0"/>
           <w:color w:val="000000"/>
           <w:sz w:val="22"/>
         </w:rPr>
         <w:t>Ihr Reisebüro Hülsmann</w:t>
-      </w:r>
-    </w:p>
-    <w:p>
-      <w:pPr>
-        <w:keepNext w:val="0"/>
-        <w:keepLines/>
-        <w:widowControl/>
-        <w:spacing w:after="0" w:before="220" w:line="269" w:lineRule="auto"/>
-      </w:pPr>
-      <w:r>
-        <w:rPr>
-          <w:rFonts w:ascii="Arial" w:hAnsi="Arial" w:eastAsia="Arial" w:cs="Arial"/>
-          <w:b w:val="0"/>
-          <w:i w:val="0"/>
-          <w:color w:val="4A4A4A"/>
-          <w:sz w:val="22"/>
-        </w:rPr>
-        <w:t>Diese Übersicht wurde automatisch vom Reisebüro Hülsmann auf Basis der hinterlegten ERGO-Tarife erstellt. Abweichungen sind möglich. Im Zweifel gilt das offizielle Versicherungsangebot der ERGO Reiseversicherung.</w:t>
       </w:r>
     </w:p>
     <w:sectPr>
@@ -2180,48 +2160,18 @@
   <w:p>
     <w:pPr>
       <w:pStyle w:val="Fuzeile"/>
-      <w:spacing w:after="0"/>
+      <w:spacing w:after="0" w:line="252" w:lineRule="auto"/>
       <w:jc w:val="center"/>
     </w:pPr>
     <w:r>
       <w:rPr>
-        <w:rFonts w:ascii="Arial" w:hAnsi="Arial"/>
-        <w:color w:val="626262"/>
-        <w:sz w:val="22"/>
-      </w:rPr>
-      <w:t xml:space="preserve">Reisebüro Hülsmann </w:t>
-    </w:r>
-    <w:r>
-      <w:rPr>
-        <w:rFonts w:ascii="Arial" w:hAnsi="Arial"/>
-        <w:color w:val="626262"/>
-        <w:sz w:val="22"/>
-      </w:rPr>
-      <w:t>·</w:t>
-    </w:r>
-    <w:r>
-      <w:rPr>
-        <w:rFonts w:ascii="Arial" w:hAnsi="Arial"/>
-        <w:color w:val="626262"/>
-        <w:sz w:val="22"/>
-      </w:rPr>
-      <w:t xml:space="preserve"> www.reisebuero-huelsmann.de </w:t>
-    </w:r>
-    <w:r>
-      <w:rPr>
-        <w:rFonts w:ascii="Arial" w:hAnsi="Arial"/>
-        <w:color w:val="626262"/>
-        <w:sz w:val="22"/>
-      </w:rPr>
-      <w:t>·</w:t>
-    </w:r>
-    <w:r>
-      <w:rPr>
-        <w:rFonts w:ascii="Arial" w:hAnsi="Arial"/>
-        <w:color w:val="626262"/>
-        <w:sz w:val="22"/>
-      </w:rPr>
-      <w:t xml:space="preserve"> +49 2501 27790</w:t>
+        <w:rFonts w:ascii="Calibri" w:hAnsi="Calibri" w:eastAsia="Calibri" w:cs="Calibri"/>
+        <w:b w:val="0"/>
+        <w:i w:val="0"/>
+        <w:color w:val="4A4A4A"/>
+        <w:sz w:val="19"/>
+      </w:rPr>
+      <w:t>Reisebüro Hülsmann</w:t>
     </w:r>
   </w:p>
 </w:ftr>
@@ -2232,48 +2182,18 @@
   <w:p>
     <w:pPr>
       <w:pStyle w:val="Fuzeile"/>
-      <w:spacing w:after="0"/>
-      <w:jc w:val="center"/>
+      <w:spacing w:after="0" w:line="252" w:lineRule="auto"/>
+      <w:jc w:val="left"/>
     </w:pPr>
     <w:r>
       <w:rPr>
-        <w:rFonts w:ascii="Arial" w:hAnsi="Arial"/>
-        <w:color w:val="626262"/>
-        <w:sz w:val="22"/>
-      </w:rPr>
-      <w:t xml:space="preserve">Reisebüro Hülsmann </w:t>
-    </w:r>
-    <w:r>
-      <w:rPr>
-        <w:rFonts w:ascii="Arial" w:hAnsi="Arial"/>
-        <w:color w:val="626262"/>
-        <w:sz w:val="22"/>
-      </w:rPr>
-      <w:t>·</w:t>
-    </w:r>
-    <w:r>
-      <w:rPr>
-        <w:rFonts w:ascii="Arial" w:hAnsi="Arial"/>
-        <w:color w:val="626262"/>
-        <w:sz w:val="22"/>
-      </w:rPr>
-      <w:t xml:space="preserve"> www.reisebuero-huelsmann.de </w:t>
-    </w:r>
-    <w:r>
-      <w:rPr>
-        <w:rFonts w:ascii="Arial" w:hAnsi="Arial"/>
-        <w:color w:val="626262"/>
-        <w:sz w:val="22"/>
-      </w:rPr>
-      <w:t>·</w:t>
-    </w:r>
-    <w:r>
-      <w:rPr>
-        <w:rFonts w:ascii="Arial" w:hAnsi="Arial"/>
-        <w:color w:val="626262"/>
-        <w:sz w:val="22"/>
-      </w:rPr>
-      <w:t xml:space="preserve"> +49 2501 27790</w:t>
+        <w:rFonts w:ascii="Calibri" w:hAnsi="Calibri" w:eastAsia="Calibri" w:cs="Calibri"/>
+        <w:b w:val="0"/>
+        <w:i/>
+        <w:color w:val="4A4A4A"/>
+        <w:sz w:val="17"/>
+      </w:rPr>
+      <w:t>Diese Übersicht wurde automatisch vom Reisebüro Hülsmann auf Basis der hinterlegten ERGO-Tarife erstellt. Abweichungen sind möglich. Im Zweifel gilt das offizielle Versicherungsangebot der ERGO Reiseversicherung.</w:t>
     </w:r>
   </w:p>
 </w:ftr>
@@ -2320,7 +2240,11 @@
     </w:pPr>
     <w:r>
       <w:rPr>
+        <w:rFonts w:ascii="Calibri" w:hAnsi="Calibri" w:eastAsia="Calibri" w:cs="Calibri"/>
+        <w:b w:val="0"/>
+        <w:i w:val="0"/>
         <w:noProof/>
+        <w:color w:val="000000"/>
         <w:sz w:val="22"/>
       </w:rPr>
       <w:drawing>
@@ -3025,7 +2949,7 @@
       <w:spacing w:line="264" w:lineRule="auto"/>
     </w:pPr>
     <w:rPr>
-      <w:rFonts w:ascii="Arial" w:hAnsi="Arial"/>
+      <w:rFonts w:ascii="Calibri" w:hAnsi="Calibri" w:eastAsia="Calibri" w:cs="Calibri"/>
       <w:color w:val="000000"/>
       <w:sz w:val="22"/>
     </w:rPr>
@@ -3045,7 +2969,7 @@
       <w:outlineLvl w:val="0"/>
     </w:pPr>
     <w:rPr>
-      <w:rFonts w:asciiTheme="majorHAnsi" w:eastAsiaTheme="majorEastAsia" w:hAnsiTheme="majorHAnsi" w:cstheme="majorBidi" w:ascii="Arial" w:hAnsi="Arial"/>
+      <w:rFonts w:asciiTheme="majorHAnsi" w:eastAsiaTheme="majorEastAsia" w:hAnsiTheme="majorHAnsi" w:cstheme="majorBidi" w:ascii="Calibri" w:hAnsi="Calibri" w:eastAsia="Calibri" w:cs="Calibri"/>
       <w:b/>
       <w:bCs/>
       <w:color w:val="000000"/>
@@ -3069,7 +2993,7 @@
       <w:outlineLvl w:val="1"/>
     </w:pPr>
     <w:rPr>
-      <w:rFonts w:asciiTheme="majorHAnsi" w:eastAsiaTheme="majorEastAsia" w:hAnsiTheme="majorHAnsi" w:cstheme="majorBidi" w:ascii="Arial" w:hAnsi="Arial"/>
+      <w:rFonts w:asciiTheme="majorHAnsi" w:eastAsiaTheme="majorEastAsia" w:hAnsiTheme="majorHAnsi" w:cstheme="majorBidi" w:ascii="Calibri" w:hAnsi="Calibri" w:eastAsia="Calibri" w:cs="Calibri"/>
       <w:b/>
       <w:bCs/>
       <w:color w:val="000000"/>
@@ -3375,7 +3299,7 @@
       <w:contextualSpacing/>
     </w:pPr>
     <w:rPr>
-      <w:rFonts w:asciiTheme="majorHAnsi" w:eastAsiaTheme="majorEastAsia" w:hAnsiTheme="majorHAnsi" w:cstheme="majorBidi" w:ascii="Arial" w:hAnsi="Arial"/>
+      <w:rFonts w:asciiTheme="majorHAnsi" w:eastAsiaTheme="majorEastAsia" w:hAnsiTheme="majorHAnsi" w:cstheme="majorBidi" w:ascii="Calibri" w:hAnsi="Calibri" w:eastAsia="Calibri" w:cs="Calibri"/>
       <w:color w:val="000000"/>
       <w:spacing w:val="5"/>
       <w:kern w:val="28"/>

--- a/angebot.docx
+++ b/angebot.docx
@@ -5,73 +5,54 @@
     <w:p>
       <w:pPr>
         <w:pStyle w:val="Titel"/>
-        <w:keepNext/>
-        <w:keepLines w:val="0"/>
-        <w:pageBreakBefore w:val="0"/>
-        <w:widowControl/>
-        <w:spacing w:before="0" w:after="320" w:line="264" w:lineRule="auto"/>
-        <w:jc w:val="left"/>
+        <w:pBdr>
+          <w:bottom w:val="single" w:sz="8" w:space="1" w:color="000000"/>
+        </w:pBdr>
+        <w:jc w:val="center"/>
         <w:rPr>
           <w:rFonts w:cstheme="majorHAnsi"/>
           <w:color w:val="auto"/>
           <w:lang w:val="de-DE"/>
         </w:rPr>
-        <w:pBdr>
-          <w:bottom w:val="single" w:sz="6" w:space="5" w:color="000000"/>
-        </w:pBdr>
       </w:pPr>
       <w:r>
         <w:rPr>
-          <w:rFonts w:ascii="Calibri" w:hAnsi="Calibri" w:eastAsia="Calibri" w:cs="Calibri"/>
           <w:b/>
-          <w:i w:val="0"/>
           <w:color w:val="000000"/>
-          <w:sz w:val="22"/>
+          <w:sz w:val="28"/>
+          <w:lang w:val="de-DE"/>
         </w:rPr>
         <w:t>Versicherungsangebot für {Kundenname}</w:t>
       </w:r>
     </w:p>
     <w:p>
       <w:pPr>
-        <w:keepNext/>
-        <w:keepLines w:val="0"/>
-        <w:pageBreakBefore w:val="0"/>
-        <w:widowControl/>
-        <w:tabs>
-          <w:tab w:pos="2778" w:val="left"/>
-        </w:tabs>
-        <w:spacing w:before="0" w:after="100" w:line="264" w:lineRule="auto"/>
-        <w:ind w:left="2778" w:hanging="2778"/>
-        <w:jc w:val="left"/>
+        <w:rPr>
+          <w:lang w:val="de-DE"/>
+        </w:rPr>
+      </w:pPr>
+    </w:p>
+    <w:p>
+      <w:pPr>
         <w:rPr>
           <w:lang w:val="de-DE"/>
         </w:rPr>
       </w:pPr>
       <w:r>
         <w:rPr>
-          <w:rFonts w:ascii="Calibri" w:hAnsi="Calibri" w:eastAsia="Calibri" w:cs="Calibri"/>
-          <w:b w:val="0"/>
-          <w:i w:val="0"/>
-          <w:color w:val="000000"/>
-          <w:sz w:val="22"/>
+          <w:lang w:val="de-DE"/>
         </w:rPr>
-        <w:t>Reisezeitraum:</w:t>
-        <w:tab/>
+        <w:t xml:space="preserve">Reisedatum: </w:t>
+      </w:r>
+      <w:r>
+        <w:rPr>
+          <w:lang w:val="de-DE"/>
+        </w:rPr>
         <w:t>{Reisedatum}</w:t>
       </w:r>
     </w:p>
     <w:p>
       <w:pPr>
-        <w:keepNext/>
-        <w:keepLines w:val="0"/>
-        <w:pageBreakBefore w:val="0"/>
-        <w:widowControl/>
-        <w:tabs>
-          <w:tab w:pos="2778" w:val="left"/>
-        </w:tabs>
-        <w:spacing w:before="0" w:after="100" w:line="264" w:lineRule="auto"/>
-        <w:ind w:left="2778" w:hanging="2778"/>
-        <w:jc w:val="left"/>
         <w:rPr>
           <w:rFonts w:asciiTheme="majorHAnsi" w:hAnsiTheme="majorHAnsi" w:cstheme="majorHAnsi"/>
           <w:lang w:val="de-DE"/>
@@ -79,29 +60,21 @@
       </w:pPr>
       <w:r>
         <w:rPr>
-          <w:rFonts w:ascii="Calibri" w:hAnsi="Calibri" w:eastAsia="Calibri" w:cs="Calibri"/>
-          <w:b w:val="0"/>
-          <w:i w:val="0"/>
-          <w:color w:val="000000"/>
-          <w:sz w:val="22"/>
+          <w:rFonts w:asciiTheme="majorHAnsi" w:hAnsiTheme="majorHAnsi" w:cstheme="majorHAnsi"/>
+          <w:lang w:val="de-DE"/>
         </w:rPr>
-        <w:t>Reisepreis:</w:t>
-        <w:tab/>
+        <w:t xml:space="preserve">Reisepreis: </w:t>
+      </w:r>
+      <w:r>
+        <w:rPr>
+          <w:rFonts w:asciiTheme="majorHAnsi" w:hAnsiTheme="majorHAnsi" w:cstheme="majorHAnsi"/>
+          <w:lang w:val="de-DE"/>
+        </w:rPr>
         <w:t>{Reisepreis}</w:t>
       </w:r>
     </w:p>
     <w:p>
       <w:pPr>
-        <w:keepNext/>
-        <w:keepLines w:val="0"/>
-        <w:pageBreakBefore w:val="0"/>
-        <w:widowControl/>
-        <w:tabs>
-          <w:tab w:pos="2778" w:val="left"/>
-        </w:tabs>
-        <w:spacing w:before="0" w:after="100" w:line="264" w:lineRule="auto"/>
-        <w:ind w:left="2778" w:hanging="2778"/>
-        <w:jc w:val="left"/>
         <w:rPr>
           <w:rFonts w:asciiTheme="majorHAnsi" w:hAnsiTheme="majorHAnsi" w:cstheme="majorHAnsi"/>
           <w:lang w:val="de-DE"/>
@@ -109,29 +82,21 @@
       </w:pPr>
       <w:r>
         <w:rPr>
-          <w:rFonts w:ascii="Calibri" w:hAnsi="Calibri" w:eastAsia="Calibri" w:cs="Calibri"/>
-          <w:b w:val="0"/>
-          <w:i w:val="0"/>
-          <w:color w:val="000000"/>
-          <w:sz w:val="22"/>
+          <w:rFonts w:asciiTheme="majorHAnsi" w:hAnsiTheme="majorHAnsi" w:cstheme="majorHAnsi"/>
+          <w:lang w:val="de-DE"/>
         </w:rPr>
-        <w:t>Anzahl Reisende:</w:t>
-        <w:tab/>
+        <w:t xml:space="preserve">Anzahl: </w:t>
+      </w:r>
+      <w:r>
+        <w:rPr>
+          <w:rFonts w:asciiTheme="majorHAnsi" w:hAnsiTheme="majorHAnsi" w:cstheme="majorHAnsi"/>
+          <w:lang w:val="de-DE"/>
+        </w:rPr>
         <w:t>{Anzahl}</w:t>
       </w:r>
     </w:p>
     <w:p>
       <w:pPr>
-        <w:keepNext/>
-        <w:keepLines w:val="0"/>
-        <w:pageBreakBefore w:val="0"/>
-        <w:widowControl/>
-        <w:tabs>
-          <w:tab w:pos="2778" w:val="left"/>
-        </w:tabs>
-        <w:spacing w:before="0" w:after="100" w:line="264" w:lineRule="auto"/>
-        <w:ind w:left="2778" w:hanging="2778"/>
-        <w:jc w:val="left"/>
         <w:rPr>
           <w:rFonts w:asciiTheme="majorHAnsi" w:hAnsiTheme="majorHAnsi" w:cstheme="majorHAnsi"/>
           <w:lang w:val="de-DE"/>
@@ -139,29 +104,21 @@
       </w:pPr>
       <w:r>
         <w:rPr>
-          <w:rFonts w:ascii="Calibri" w:hAnsi="Calibri" w:eastAsia="Calibri" w:cs="Calibri"/>
-          <w:b w:val="0"/>
-          <w:i w:val="0"/>
-          <w:color w:val="000000"/>
-          <w:sz w:val="22"/>
+          <w:rFonts w:asciiTheme="majorHAnsi" w:hAnsiTheme="majorHAnsi" w:cstheme="majorHAnsi"/>
+          <w:lang w:val="de-DE"/>
         </w:rPr>
-        <w:t>Alter der ältesten Person:</w:t>
-        <w:tab/>
+        <w:t xml:space="preserve">Alter: </w:t>
+      </w:r>
+      <w:r>
+        <w:rPr>
+          <w:rFonts w:asciiTheme="majorHAnsi" w:hAnsiTheme="majorHAnsi" w:cstheme="majorHAnsi"/>
+          <w:lang w:val="de-DE"/>
+        </w:rPr>
         <w:t>{Alter}</w:t>
       </w:r>
     </w:p>
     <w:p>
       <w:pPr>
-        <w:keepNext/>
-        <w:keepLines w:val="0"/>
-        <w:pageBreakBefore w:val="0"/>
-        <w:widowControl/>
-        <w:tabs>
-          <w:tab w:pos="2778" w:val="left"/>
-        </w:tabs>
-        <w:spacing w:before="0" w:after="100" w:line="264" w:lineRule="auto"/>
-        <w:ind w:left="2778" w:hanging="2778"/>
-        <w:jc w:val="left"/>
         <w:rPr>
           <w:rFonts w:asciiTheme="majorHAnsi" w:hAnsiTheme="majorHAnsi" w:cstheme="majorHAnsi"/>
           <w:b/>
@@ -171,84 +128,249 @@
       </w:pPr>
       <w:r>
         <w:rPr>
-          <w:rFonts w:ascii="Calibri" w:hAnsi="Calibri" w:eastAsia="Calibri" w:cs="Calibri"/>
-          <w:b w:val="0"/>
-          <w:i w:val="0"/>
-          <w:color w:val="000000"/>
-          <w:sz w:val="22"/>
+          <w:rFonts w:asciiTheme="majorHAnsi" w:hAnsiTheme="majorHAnsi" w:cstheme="majorHAnsi"/>
+          <w:lang w:val="de-DE"/>
         </w:rPr>
-        <w:t>Geltungsbereich:</w:t>
+        <w:t xml:space="preserve">Reiseziel: </w:t>
+      </w:r>
+      <w:r>
+        <w:rPr>
+          <w:rFonts w:asciiTheme="majorHAnsi" w:hAnsiTheme="majorHAnsi" w:cstheme="majorHAnsi"/>
+          <w:lang w:val="de-DE"/>
+        </w:rPr>
+        <w:t>{Reiseziel}</w:t>
+      </w:r>
+      <w:r>
+        <w:rPr>
+          <w:rFonts w:asciiTheme="majorHAnsi" w:hAnsiTheme="majorHAnsi" w:cstheme="majorHAnsi"/>
+          <w:lang w:val="de-DE"/>
+        </w:rPr>
         <w:tab/>
-        <w:t>{Reiseziel}</w:t>
       </w:r>
     </w:p>
     <w:p>
       <w:pPr>
-        <w:keepNext/>
-        <w:keepLines w:val="0"/>
-        <w:pageBreakBefore w:val="0"/>
-        <w:widowControl/>
-        <w:spacing w:before="280" w:after="100" w:line="264" w:lineRule="auto"/>
-        <w:jc w:val="left"/>
+        <w:jc w:val="center"/>
+        <w:rPr>
+          <w:rFonts w:asciiTheme="majorHAnsi" w:hAnsiTheme="majorHAnsi" w:cstheme="majorHAnsi"/>
+          <w:b/>
+          <w:bCs/>
+          <w:lang w:val="de-DE"/>
+        </w:rPr>
+      </w:pPr>
+    </w:p>
+    <w:p>
+      <w:pPr>
+        <w:jc w:val="center"/>
+        <w:rPr>
+          <w:rFonts w:asciiTheme="majorHAnsi" w:hAnsiTheme="majorHAnsi" w:cstheme="majorHAnsi"/>
+          <w:b/>
+          <w:bCs/>
+          <w:lang w:val="de-DE"/>
+        </w:rPr>
       </w:pPr>
       <w:r>
         <w:rPr>
-          <w:rFonts w:ascii="Calibri" w:hAnsi="Calibri" w:eastAsia="Calibri" w:cs="Calibri"/>
+          <w:rFonts w:asciiTheme="majorHAnsi" w:hAnsiTheme="majorHAnsi" w:cstheme="majorHAnsi"/>
           <w:b/>
-          <w:i w:val="0"/>
-          <w:color w:val="000000"/>
-          <w:sz w:val="22"/>
+          <w:bCs/>
+          <w:lang w:val="de-DE"/>
         </w:rPr>
-        <w:t>Die ausgewiesenen Beiträge gelten für alle Reisenden zusammen, nicht pro Person.</w:t>
+        <w:t>Welche Versicherungen sind wichtig</w:t>
       </w:r>
     </w:p>
     <w:p>
       <w:pPr>
-        <w:keepNext/>
-        <w:keepLines w:val="0"/>
-        <w:pageBreakBefore w:val="0"/>
-        <w:widowControl/>
-        <w:spacing w:before="0" w:after="40" w:line="264" w:lineRule="auto"/>
-        <w:jc w:val="left"/>
+        <w:jc w:val="both"/>
+        <w:rPr>
+          <w:rFonts w:asciiTheme="majorHAnsi" w:hAnsiTheme="majorHAnsi" w:cstheme="majorHAnsi"/>
+          <w:lang w:val="de-DE"/>
+        </w:rPr>
       </w:pPr>
       <w:r>
         <w:rPr>
-          <w:rFonts w:ascii="Calibri" w:hAnsi="Calibri" w:eastAsia="Calibri" w:cs="Calibri"/>
-          <w:b w:val="0"/>
-          <w:i w:val="0"/>
-          <w:color w:val="4A4A4A"/>
-          <w:sz w:val="22"/>
+          <w:rFonts w:asciiTheme="majorHAnsi" w:hAnsiTheme="majorHAnsi" w:cstheme="majorHAnsi"/>
+          <w:lang w:val="de-DE"/>
         </w:rPr>
-        <w:t>Einmalversicherungen: Beitrag für diese Reise.</w:t>
+        <w:t>Neben einer Unfall- und Privathaftpflichtversicherung empfehlen wir den Abschluss einer Auslandsreise-Krankenversicherung, selbst wenn zwischen dem Heimatland und dem Reiseland ein sogenanntes Sozialversicherungsabkommen besteht.</w:t>
+      </w:r>
+      <w:r>
+        <w:rPr>
+          <w:rFonts w:asciiTheme="majorHAnsi" w:hAnsiTheme="majorHAnsi" w:cstheme="majorHAnsi"/>
+          <w:lang w:val="de-DE"/>
+        </w:rPr>
+        <w:t xml:space="preserve"> </w:t>
+      </w:r>
+      <w:r>
+        <w:rPr>
+          <w:rFonts w:asciiTheme="majorHAnsi" w:hAnsiTheme="majorHAnsi" w:cstheme="majorHAnsi"/>
+          <w:lang w:val="de-DE"/>
+        </w:rPr>
+        <w:t>Die gesetzliche Krankenversicherung übernimmt in den Staaten, mit denen ein Sozialversicherungsabkommen besteht, nur die Leistungen, die im Reiseland üblich sind. Auch für diejenigen, die in einer privaten Krankenversicherung versichert sind, ist der Abschluss dieser Versicherung meist sinnvoll, besonders wenn kein Versicherungsschutz für den Rücktransport besteht. Die Auslandsreise-Krankenversicherung versichert in der Regel die medizinisch notwendige Heilbehandlung von Erkrankungen, die während des Auslandsaufenthalts auftreten. Bitte beachten Sie, dass auch Krankentransporte zur stationären Behandlung in das nächstgelegene Krankenhaus und Rücktransportkosten ins Heimatland versichert sein sollten. Kosten für den Rücktransport sollten bereits dann versichert sein, sobald dieser medizinisch sinnvoll und vertretbar ist. Bitte prüfen Sie hierzu Ihre Versicherungsbedingungen und nehmen Sie während Ihrer Reise auch die Notfallnummer Ihres Auslandsreise-Krankenversicherers mit.</w:t>
       </w:r>
     </w:p>
     <w:p>
       <w:pPr>
-        <w:spacing w:after="200"/>
+        <w:jc w:val="both"/>
+        <w:rPr>
+          <w:rFonts w:asciiTheme="majorHAnsi" w:hAnsiTheme="majorHAnsi" w:cstheme="majorHAnsi"/>
+          <w:lang w:val="de-DE"/>
+        </w:rPr>
       </w:pPr>
       <w:r>
         <w:rPr>
-          <w:rFonts w:ascii="Calibri" w:hAnsi="Calibri" w:eastAsia="Calibri" w:cs="Calibri"/>
-          <w:b w:val="0"/>
-          <w:i w:val="0"/>
-          <w:color w:val="4A4A4A"/>
-          <w:sz w:val="22"/>
+          <w:rFonts w:asciiTheme="majorHAnsi" w:hAnsiTheme="majorHAnsi" w:cstheme="majorHAnsi"/>
+          <w:lang w:val="de-DE"/>
         </w:rPr>
-        <w:t>Jahresversicherungen: Jahresbeitrag.</w:t>
+        <w:t>Weiterhin empfehlen wir, einen möglichen Reiserücktritt bzw. Reiseabbruch ebenfalls abzusichern.</w:t>
       </w:r>
     </w:p>
     <w:p>
       <w:pPr>
-        <w:pStyle w:val="berschrift2"/>
-        <w:keepNext/>
-        <w:keepLines w:val="0"/>
-        <w:pageBreakBefore w:val="0"/>
-        <w:widowControl/>
+        <w:jc w:val="center"/>
+        <w:rPr>
+          <w:rFonts w:asciiTheme="majorHAnsi" w:hAnsiTheme="majorHAnsi" w:cstheme="majorHAnsi"/>
+          <w:b/>
+          <w:bCs/>
+          <w:lang w:val="de-DE"/>
+        </w:rPr>
+      </w:pPr>
+    </w:p>
+    <w:p>
+      <w:pPr>
+        <w:jc w:val="center"/>
+        <w:rPr>
+          <w:rFonts w:asciiTheme="majorHAnsi" w:hAnsiTheme="majorHAnsi" w:cstheme="majorHAnsi"/>
+          <w:b/>
+          <w:bCs/>
+          <w:lang w:val="de-DE"/>
+        </w:rPr>
+      </w:pPr>
+      <w:r>
+        <w:rPr>
+          <w:rFonts w:asciiTheme="majorHAnsi" w:hAnsiTheme="majorHAnsi" w:cstheme="majorHAnsi"/>
+          <w:b/>
+          <w:bCs/>
+          <w:lang w:val="de-DE"/>
+        </w:rPr>
+        <w:t>Abschlussfristen</w:t>
+      </w:r>
+    </w:p>
+    <w:p>
+      <w:pPr>
+        <w:jc w:val="both"/>
+        <w:rPr>
+          <w:rFonts w:asciiTheme="majorHAnsi" w:hAnsiTheme="majorHAnsi" w:cstheme="majorHAnsi"/>
+          <w:lang w:val="de-DE"/>
+        </w:rPr>
+      </w:pPr>
+      <w:r>
+        <w:rPr>
+          <w:rFonts w:asciiTheme="majorHAnsi" w:hAnsiTheme="majorHAnsi" w:cstheme="majorHAnsi"/>
+          <w:lang w:val="de-DE"/>
+        </w:rPr>
+        <w:t>Bei Reiseschutz-Produkten ohne Stornokosten-Versicherung ist der Abschluss jederzeit vor Reiseantritt möglich. Reiseschutz-Produkte (Reiserücktritts-Versicherung,</w:t>
+      </w:r>
+      <w:r>
+        <w:rPr>
+          <w:rFonts w:asciiTheme="majorHAnsi" w:hAnsiTheme="majorHAnsi" w:cstheme="majorHAnsi"/>
+          <w:lang w:val="de-DE"/>
+        </w:rPr>
+        <w:t xml:space="preserve"> </w:t>
+      </w:r>
+      <w:r>
+        <w:rPr>
+          <w:rFonts w:asciiTheme="majorHAnsi" w:hAnsiTheme="majorHAnsi" w:cstheme="majorHAnsi"/>
+          <w:lang w:val="de-DE"/>
+        </w:rPr>
+        <w:t>RundumSorglos-Schutz) sind sofort bei Buchung der Reise, spätestens jedoch 30 Tage vor planmäßigem Reiseantritt abzuschließen. Bei Reisebuchung innerhalb von 30 Tagen vor Reisebeginn ist der Versicherungsabschluss nur am Buchungstag, spätestens innerhalb der nächsten drei Werktage möglich.</w:t>
+      </w:r>
+      <w:r>
+        <w:rPr>
+          <w:rFonts w:asciiTheme="majorHAnsi" w:hAnsiTheme="majorHAnsi" w:cstheme="majorHAnsi"/>
+          <w:lang w:val="de-DE"/>
+        </w:rPr>
+        <w:t xml:space="preserve"> </w:t>
+      </w:r>
+      <w:r>
+        <w:rPr>
+          <w:rFonts w:asciiTheme="majorHAnsi" w:hAnsiTheme="majorHAnsi" w:cstheme="majorHAnsi"/>
+          <w:lang w:val="de-DE"/>
+        </w:rPr>
+        <w:t>Reisekranken-Versicherung: Der Abschluss ist jederzeit vor Reiseantritt möglich.</w:t>
+      </w:r>
+    </w:p>
+    <w:p>
+      <w:pPr>
+        <w:jc w:val="center"/>
+        <w:rPr>
+          <w:rFonts w:asciiTheme="majorHAnsi" w:hAnsiTheme="majorHAnsi" w:cstheme="majorHAnsi"/>
+          <w:sz w:val="18"/>
+          <w:lang w:val="de-DE"/>
+        </w:rPr>
+      </w:pPr>
+      <w:r>
+        <w:rPr>
+          <w:rFonts w:asciiTheme="majorHAnsi" w:hAnsiTheme="majorHAnsi" w:cstheme="majorHAnsi"/>
+          <w:sz w:val="18"/>
+          <w:lang w:val="de-DE"/>
+        </w:rPr>
+        <w:t xml:space="preserve">Diese Übersicht wurde automatisch vom Reisebüro Hülsmann </w:t>
+      </w:r>
+      <w:r>
+        <w:rPr>
+          <w:rFonts w:asciiTheme="majorHAnsi" w:hAnsiTheme="majorHAnsi" w:cstheme="majorHAnsi"/>
+          <w:sz w:val="18"/>
+          <w:lang w:val="de-DE"/>
+        </w:rPr>
+        <w:t xml:space="preserve">mithilfe von </w:t>
+      </w:r>
+      <w:r>
+        <w:rPr>
+          <w:rFonts w:asciiTheme="majorHAnsi" w:hAnsiTheme="majorHAnsi" w:cstheme="majorHAnsi"/>
+          <w:sz w:val="18"/>
+          <w:lang w:val="de-DE"/>
+        </w:rPr>
+        <w:t>ChatGPT auf Basis der ERGO-Tarife erstellt. Trotz größter Sorgfalt sind Abweichungen möglich. Im Zweifel gilt das offizielle Versicherungsangebot der ERGO Reiseversicherung.</w:t>
+      </w:r>
+    </w:p>
+    <w:p>
+      <w:pPr>
         <w:tabs>
           <w:tab w:val="left" w:pos="3840"/>
         </w:tabs>
-        <w:spacing w:before="360" w:after="140" w:line="264" w:lineRule="auto"/>
-        <w:jc w:val="left"/>
+        <w:rPr>
+          <w:rFonts w:asciiTheme="majorHAnsi" w:hAnsiTheme="majorHAnsi" w:cstheme="majorHAnsi"/>
+          <w:lang w:val="de-DE"/>
+        </w:rPr>
+      </w:pPr>
+      <w:r>
+        <w:rPr>
+          <w:rFonts w:asciiTheme="majorHAnsi" w:hAnsiTheme="majorHAnsi" w:cstheme="majorHAnsi"/>
+          <w:lang w:val="de-DE"/>
+        </w:rPr>
+        <w:tab/>
+      </w:r>
+    </w:p>
+    <w:p>
+      <w:pPr>
+        <w:tabs>
+          <w:tab w:val="left" w:pos="3840"/>
+        </w:tabs>
+        <w:jc w:val="center"/>
+        <w:rPr>
+          <w:b/>
+          <w:bCs/>
+          <w:lang w:val="de-DE"/>
+        </w:rPr>
+      </w:pPr>
+    </w:p>
+    <w:p>
+      <w:pPr>
+        <w:tabs>
+          <w:tab w:val="left" w:pos="3840"/>
+        </w:tabs>
+        <w:jc w:val="center"/>
         <w:rPr>
           <w:b/>
           <w:bCs/>
@@ -257,298 +379,145 @@
       </w:pPr>
       <w:r>
         <w:rPr>
-          <w:rFonts w:ascii="Calibri" w:hAnsi="Calibri" w:eastAsia="Calibri" w:cs="Calibri"/>
           <w:b/>
-          <w:i w:val="0"/>
-          <w:color w:val="000000"/>
-          <w:sz w:val="22"/>
+          <w:bCs/>
+          <w:lang w:val="de-DE"/>
         </w:rPr>
         <w:t>Reiserücktritts-Versicherung</w:t>
       </w:r>
     </w:p>
     <w:p>
       <w:pPr>
-        <w:keepNext/>
-        <w:keepLines w:val="0"/>
-        <w:pageBreakBefore w:val="0"/>
-        <w:widowControl/>
-        <w:spacing w:before="0" w:after="120" w:line="264" w:lineRule="auto"/>
-        <w:jc w:val="left"/>
+        <w:jc w:val="both"/>
         <w:rPr>
           <w:lang w:val="de-DE"/>
         </w:rPr>
       </w:pPr>
       <w:r>
         <w:rPr>
-          <w:rFonts w:ascii="Calibri" w:hAnsi="Calibri" w:eastAsia="Calibri" w:cs="Calibri"/>
-          <w:b w:val="0"/>
-          <w:i w:val="0"/>
-          <w:color w:val="000000"/>
-          <w:sz w:val="22"/>
+          <w:lang w:val="de-DE"/>
         </w:rPr>
-        <w:t>Schutz vor Stornokosten, wenn Sie Ihre Reise unerwartet absagen müssen.</w:t>
+        <w:t xml:space="preserve">Eine Reiserücktritts-Versicherung schützt Sie vor den finanziellen Folgen, wenn Sie eine Reise unerwartet stornieren müssen – etwa wegen Krankheit, Unfall oder eines Notfalls in der Familie. </w:t>
       </w:r>
     </w:p>
     <w:tbl>
       <w:tblPr>
         <w:tblStyle w:val="Tabellenraster"/>
-        <w:tblW w:w="9638" w:type="dxa"/>
+        <w:tblW w:w="10627" w:type="dxa"/>
+        <w:jc w:val="center"/>
         <w:tblLayout w:type="fixed"/>
         <w:tblLook w:val="04A0" w:firstRow="1" w:lastRow="0" w:firstColumn="1" w:lastColumn="0" w:noHBand="0" w:noVBand="1"/>
-        <w:jc w:val="center"/>
-        <w:tblBorders>
-          <w:top w:val="single" w:sz="4" w:color="B8B8B8"/>
-          <w:left w:val="single" w:sz="4" w:color="B8B8B8"/>
-          <w:bottom w:val="single" w:sz="4" w:color="B8B8B8"/>
-          <w:right w:val="single" w:sz="4" w:color="B8B8B8"/>
-          <w:insideH w:val="single" w:sz="4" w:color="B8B8B8"/>
-          <w:insideV w:val="single" w:sz="4" w:color="B8B8B8"/>
-        </w:tblBorders>
       </w:tblPr>
       <w:tblGrid>
-        <w:gridCol w:w="2551"/>
-        <w:gridCol w:w="3543"/>
-        <w:gridCol w:w="3543"/>
+        <w:gridCol w:w="2122"/>
+        <w:gridCol w:w="4394"/>
+        <w:gridCol w:w="4111"/>
       </w:tblGrid>
       <w:tr>
         <w:trPr>
           <w:jc w:val="center"/>
-          <w:cantSplit/>
-          <w:tblHeader/>
         </w:trPr>
         <w:tc>
           <w:tcPr>
-            <w:tcW w:w="2551" w:type="dxa"/>
-            <w:vAlign w:val="center"/>
-            <w:tcMar>
-              <w:top w:w="130" w:type="dxa"/>
-              <w:bottom w:w="130" w:type="dxa"/>
-              <w:left w:w="120" w:type="dxa"/>
-              <w:right w:w="120" w:type="dxa"/>
-            </w:tcMar>
-            <w:noWrap/>
-            <w:tcBorders>
-              <w:top w:val="single" w:sz="4" w:color="B8B8B8"/>
-              <w:left w:val="single" w:sz="4" w:color="B8B8B8"/>
-              <w:bottom w:val="single" w:sz="4" w:color="B8B8B8"/>
-              <w:right w:val="single" w:sz="4" w:color="B8B8B8"/>
-            </w:tcBorders>
-            <w:shd w:fill="ECECEC" w:val="clear"/>
+            <w:tcW w:w="2122" w:type="dxa"/>
           </w:tcPr>
           <w:p>
             <w:pPr>
-              <w:keepNext/>
-              <w:widowControl/>
-              <w:spacing w:before="0" w:after="0" w:line="252" w:lineRule="auto"/>
-              <w:jc w:val="left"/>
-              <w:suppressAutoHyphens w:val="1"/>
+              <w:jc w:val="center"/>
             </w:pPr>
-            <w:r>
-              <w:rPr>
-                <w:rFonts w:ascii="Calibri" w:hAnsi="Calibri" w:eastAsia="Calibri" w:cs="Calibri"/>
-                <w:b/>
-                <w:i w:val="0"/>
-                <w:color w:val="000000"/>
-                <w:sz w:val="19"/>
-              </w:rPr>
-            </w:r>
           </w:p>
         </w:tc>
         <w:tc>
           <w:tcPr>
-            <w:tcW w:w="3543" w:type="dxa"/>
-            <w:vAlign w:val="center"/>
-            <w:tcMar>
-              <w:top w:w="130" w:type="dxa"/>
-              <w:bottom w:w="130" w:type="dxa"/>
-              <w:left w:w="120" w:type="dxa"/>
-              <w:right w:w="120" w:type="dxa"/>
-            </w:tcMar>
-            <w:tcBorders>
-              <w:top w:val="single" w:sz="4" w:color="B8B8B8"/>
-              <w:left w:val="single" w:sz="4" w:color="B8B8B8"/>
-              <w:bottom w:val="single" w:sz="4" w:color="B8B8B8"/>
-              <w:right w:val="single" w:sz="4" w:color="B8B8B8"/>
-            </w:tcBorders>
-            <w:shd w:fill="ECECEC" w:val="clear"/>
+            <w:tcW w:w="4394" w:type="dxa"/>
           </w:tcPr>
           <w:p>
             <w:pPr>
-              <w:keepNext/>
-              <w:widowControl/>
-              <w:spacing w:before="0" w:after="0" w:line="252" w:lineRule="auto"/>
               <w:jc w:val="center"/>
-              <w:suppressAutoHyphens w:val="1"/>
             </w:pPr>
+            <w:proofErr w:type="spellStart"/>
             <w:r>
-              <w:rPr>
-                <w:rFonts w:ascii="Calibri" w:hAnsi="Calibri" w:eastAsia="Calibri" w:cs="Calibri"/>
-                <w:b/>
-                <w:i w:val="0"/>
-                <w:color w:val="000000"/>
-                <w:sz w:val="19"/>
-              </w:rPr>
-              <w:t>mit Selbstbehalt</w:t>
+              <w:t>mit</w:t>
             </w:r>
+            <w:proofErr w:type="spellEnd"/>
+            <w:r>
+              <w:t xml:space="preserve"> </w:t>
+            </w:r>
+            <w:proofErr w:type="spellStart"/>
+            <w:r>
+              <w:t>Selbstbehalt</w:t>
+            </w:r>
+            <w:proofErr w:type="spellEnd"/>
           </w:p>
         </w:tc>
         <w:tc>
           <w:tcPr>
-            <w:tcW w:w="3543" w:type="dxa"/>
-            <w:vAlign w:val="center"/>
-            <w:tcMar>
-              <w:top w:w="130" w:type="dxa"/>
-              <w:bottom w:w="130" w:type="dxa"/>
-              <w:left w:w="120" w:type="dxa"/>
-              <w:right w:w="120" w:type="dxa"/>
-            </w:tcMar>
-            <w:tcBorders>
-              <w:top w:val="single" w:sz="4" w:color="B8B8B8"/>
-              <w:left w:val="single" w:sz="4" w:color="B8B8B8"/>
-              <w:bottom w:val="single" w:sz="4" w:color="B8B8B8"/>
-              <w:right w:val="single" w:sz="4" w:color="B8B8B8"/>
-            </w:tcBorders>
-            <w:shd w:fill="ECECEC" w:val="clear"/>
+            <w:tcW w:w="4111" w:type="dxa"/>
           </w:tcPr>
           <w:p>
             <w:pPr>
-              <w:keepNext/>
-              <w:widowControl/>
-              <w:spacing w:before="0" w:after="0" w:line="252" w:lineRule="auto"/>
               <w:jc w:val="center"/>
-              <w:suppressAutoHyphens w:val="1"/>
             </w:pPr>
+            <w:proofErr w:type="spellStart"/>
             <w:r>
-              <w:rPr>
-                <w:rFonts w:ascii="Calibri" w:hAnsi="Calibri" w:eastAsia="Calibri" w:cs="Calibri"/>
-                <w:b/>
-                <w:i w:val="0"/>
-                <w:color w:val="000000"/>
-                <w:sz w:val="19"/>
-              </w:rPr>
-              <w:t>ohne Selbstbehalt</w:t>
+              <w:t>ohne</w:t>
             </w:r>
+            <w:proofErr w:type="spellEnd"/>
+            <w:r>
+              <w:t xml:space="preserve"> </w:t>
+            </w:r>
+            <w:proofErr w:type="spellStart"/>
+            <w:r>
+              <w:t>Selbstbehalt</w:t>
+            </w:r>
+            <w:proofErr w:type="spellEnd"/>
           </w:p>
         </w:tc>
       </w:tr>
       <w:tr>
         <w:trPr>
           <w:jc w:val="center"/>
-          <w:cantSplit/>
         </w:trPr>
         <w:tc>
           <w:tcPr>
-            <w:tcW w:w="2551" w:type="dxa"/>
-            <w:vAlign w:val="center"/>
-            <w:tcMar>
-              <w:top w:w="130" w:type="dxa"/>
-              <w:bottom w:w="130" w:type="dxa"/>
-              <w:left w:w="120" w:type="dxa"/>
-              <w:right w:w="120" w:type="dxa"/>
-            </w:tcMar>
-            <w:noWrap/>
-            <w:tcBorders>
-              <w:top w:val="single" w:sz="4" w:color="B8B8B8"/>
-              <w:left w:val="single" w:sz="4" w:color="B8B8B8"/>
-              <w:bottom w:val="single" w:sz="4" w:color="B8B8B8"/>
-              <w:right w:val="single" w:sz="4" w:color="B8B8B8"/>
-            </w:tcBorders>
-            <w:shd w:fill="FFFFFF" w:val="clear"/>
+            <w:tcW w:w="2122" w:type="dxa"/>
           </w:tcPr>
           <w:p>
             <w:pPr>
-              <w:keepNext/>
-              <w:widowControl/>
-              <w:spacing w:before="0" w:after="0" w:line="252" w:lineRule="auto"/>
-              <w:jc w:val="left"/>
-              <w:suppressAutoHyphens w:val="1"/>
+              <w:jc w:val="center"/>
             </w:pPr>
+            <w:proofErr w:type="spellStart"/>
             <w:r>
-              <w:rPr>
-                <w:rFonts w:ascii="Calibri" w:hAnsi="Calibri" w:eastAsia="Calibri" w:cs="Calibri"/>
-                <w:b w:val="0"/>
-                <w:i w:val="0"/>
-                <w:color w:val="000000"/>
-                <w:sz w:val="19"/>
-              </w:rPr>
-              <w:t>Einmalversicherung</w:t>
+              <w:t>Einmal</w:t>
             </w:r>
+            <w:r>
+              <w:t>versicherung</w:t>
+            </w:r>
+            <w:proofErr w:type="spellEnd"/>
           </w:p>
         </w:tc>
         <w:tc>
           <w:tcPr>
-            <w:tcW w:w="3543" w:type="dxa"/>
-            <w:vAlign w:val="center"/>
-            <w:tcMar>
-              <w:top w:w="130" w:type="dxa"/>
-              <w:bottom w:w="130" w:type="dxa"/>
-              <w:left w:w="120" w:type="dxa"/>
-              <w:right w:w="120" w:type="dxa"/>
-            </w:tcMar>
-            <w:tcBorders>
-              <w:top w:val="single" w:sz="4" w:color="B8B8B8"/>
-              <w:left w:val="single" w:sz="4" w:color="B8B8B8"/>
-              <w:bottom w:val="single" w:sz="4" w:color="B8B8B8"/>
-              <w:right w:val="single" w:sz="4" w:color="B8B8B8"/>
-            </w:tcBorders>
-            <w:shd w:fill="FFFFFF" w:val="clear"/>
+            <w:tcW w:w="4394" w:type="dxa"/>
           </w:tcPr>
           <w:p>
             <w:pPr>
-              <w:keepNext/>
-              <w:widowControl/>
-              <w:spacing w:before="0" w:after="0" w:line="252" w:lineRule="auto"/>
               <w:jc w:val="center"/>
-              <w:suppressAutoHyphens w:val="1"/>
             </w:pPr>
             <w:r>
-              <w:rPr>
-                <w:rFonts w:ascii="Calibri" w:hAnsi="Calibri" w:eastAsia="Calibri" w:cs="Calibri"/>
-                <w:b w:val="0"/>
-                <w:i w:val="0"/>
-                <w:color w:val="000000"/>
-                <w:sz w:val="22"/>
-                <w:w w:val="70"/>
-              </w:rPr>
               <w:t>{Reiseruecktritt_Einmal_mit_SB}</w:t>
             </w:r>
           </w:p>
         </w:tc>
         <w:tc>
           <w:tcPr>
-            <w:tcW w:w="3543" w:type="dxa"/>
-            <w:vAlign w:val="center"/>
-            <w:tcMar>
-              <w:top w:w="130" w:type="dxa"/>
-              <w:bottom w:w="130" w:type="dxa"/>
-              <w:left w:w="120" w:type="dxa"/>
-              <w:right w:w="120" w:type="dxa"/>
-            </w:tcMar>
-            <w:tcBorders>
-              <w:top w:val="single" w:sz="4" w:color="B8B8B8"/>
-              <w:left w:val="single" w:sz="4" w:color="B8B8B8"/>
-              <w:bottom w:val="single" w:sz="4" w:color="B8B8B8"/>
-              <w:right w:val="single" w:sz="4" w:color="B8B8B8"/>
-            </w:tcBorders>
-            <w:shd w:fill="FFFFFF" w:val="clear"/>
+            <w:tcW w:w="4111" w:type="dxa"/>
           </w:tcPr>
           <w:p>
             <w:pPr>
-              <w:keepNext/>
-              <w:widowControl/>
-              <w:spacing w:before="0" w:after="0" w:line="252" w:lineRule="auto"/>
               <w:jc w:val="center"/>
-              <w:suppressAutoHyphens w:val="1"/>
             </w:pPr>
             <w:r>
-              <w:rPr>
-                <w:rFonts w:ascii="Calibri" w:hAnsi="Calibri" w:eastAsia="Calibri" w:cs="Calibri"/>
-                <w:b w:val="0"/>
-                <w:i w:val="0"/>
-                <w:color w:val="000000"/>
-                <w:sz w:val="22"/>
-                <w:w w:val="70"/>
-              </w:rPr>
               <w:t>{Reiseruecktritt_Einmal_ohne_SB}</w:t>
             </w:r>
           </w:p>
@@ -557,121 +526,47 @@
       <w:tr>
         <w:trPr>
           <w:jc w:val="center"/>
-          <w:cantSplit/>
         </w:trPr>
         <w:tc>
           <w:tcPr>
-            <w:tcW w:w="2551" w:type="dxa"/>
-            <w:vAlign w:val="center"/>
-            <w:tcMar>
-              <w:top w:w="130" w:type="dxa"/>
-              <w:bottom w:w="130" w:type="dxa"/>
-              <w:left w:w="120" w:type="dxa"/>
-              <w:right w:w="120" w:type="dxa"/>
-            </w:tcMar>
-            <w:noWrap/>
-            <w:tcBorders>
-              <w:top w:val="single" w:sz="4" w:color="B8B8B8"/>
-              <w:left w:val="single" w:sz="4" w:color="B8B8B8"/>
-              <w:bottom w:val="single" w:sz="4" w:color="B8B8B8"/>
-              <w:right w:val="single" w:sz="4" w:color="B8B8B8"/>
-            </w:tcBorders>
-            <w:shd w:fill="F7F7F7" w:val="clear"/>
+            <w:tcW w:w="2122" w:type="dxa"/>
           </w:tcPr>
           <w:p>
             <w:pPr>
-              <w:keepNext/>
-              <w:widowControl/>
-              <w:spacing w:before="0" w:after="0" w:line="252" w:lineRule="auto"/>
-              <w:jc w:val="left"/>
-              <w:suppressAutoHyphens w:val="1"/>
+              <w:jc w:val="center"/>
             </w:pPr>
+            <w:proofErr w:type="spellStart"/>
             <w:r>
-              <w:rPr>
-                <w:rFonts w:ascii="Calibri" w:hAnsi="Calibri" w:eastAsia="Calibri" w:cs="Calibri"/>
-                <w:b w:val="0"/>
-                <w:i w:val="0"/>
-                <w:color w:val="000000"/>
-                <w:sz w:val="19"/>
-              </w:rPr>
-              <w:t>Jahresversicherung</w:t>
+              <w:t>Jahres</w:t>
             </w:r>
+            <w:r>
+              <w:t>versicherung</w:t>
+            </w:r>
+            <w:proofErr w:type="spellEnd"/>
           </w:p>
         </w:tc>
         <w:tc>
           <w:tcPr>
-            <w:tcW w:w="3543" w:type="dxa"/>
-            <w:vAlign w:val="center"/>
-            <w:tcMar>
-              <w:top w:w="130" w:type="dxa"/>
-              <w:bottom w:w="130" w:type="dxa"/>
-              <w:left w:w="120" w:type="dxa"/>
-              <w:right w:w="120" w:type="dxa"/>
-            </w:tcMar>
-            <w:tcBorders>
-              <w:top w:val="single" w:sz="4" w:color="B8B8B8"/>
-              <w:left w:val="single" w:sz="4" w:color="B8B8B8"/>
-              <w:bottom w:val="single" w:sz="4" w:color="B8B8B8"/>
-              <w:right w:val="single" w:sz="4" w:color="B8B8B8"/>
-            </w:tcBorders>
-            <w:shd w:fill="F7F7F7" w:val="clear"/>
+            <w:tcW w:w="4394" w:type="dxa"/>
           </w:tcPr>
           <w:p>
             <w:pPr>
-              <w:keepNext/>
-              <w:widowControl/>
-              <w:spacing w:before="0" w:after="0" w:line="252" w:lineRule="auto"/>
               <w:jc w:val="center"/>
-              <w:suppressAutoHyphens w:val="1"/>
             </w:pPr>
             <w:r>
-              <w:rPr>
-                <w:rFonts w:ascii="Calibri" w:hAnsi="Calibri" w:eastAsia="Calibri" w:cs="Calibri"/>
-                <w:b w:val="0"/>
-                <w:i w:val="0"/>
-                <w:color w:val="000000"/>
-                <w:sz w:val="22"/>
-                <w:w w:val="70"/>
-              </w:rPr>
               <w:t>{Reiseruecktritt_Jahres_mit_SB}</w:t>
             </w:r>
           </w:p>
         </w:tc>
         <w:tc>
           <w:tcPr>
-            <w:tcW w:w="3543" w:type="dxa"/>
-            <w:vAlign w:val="center"/>
-            <w:tcMar>
-              <w:top w:w="130" w:type="dxa"/>
-              <w:bottom w:w="130" w:type="dxa"/>
-              <w:left w:w="120" w:type="dxa"/>
-              <w:right w:w="120" w:type="dxa"/>
-            </w:tcMar>
-            <w:tcBorders>
-              <w:top w:val="single" w:sz="4" w:color="B8B8B8"/>
-              <w:left w:val="single" w:sz="4" w:color="B8B8B8"/>
-              <w:bottom w:val="single" w:sz="4" w:color="B8B8B8"/>
-              <w:right w:val="single" w:sz="4" w:color="B8B8B8"/>
-            </w:tcBorders>
-            <w:shd w:fill="F7F7F7" w:val="clear"/>
+            <w:tcW w:w="4111" w:type="dxa"/>
           </w:tcPr>
           <w:p>
             <w:pPr>
-              <w:keepNext/>
-              <w:widowControl/>
-              <w:spacing w:before="0" w:after="0" w:line="252" w:lineRule="auto"/>
               <w:jc w:val="center"/>
-              <w:suppressAutoHyphens w:val="1"/>
             </w:pPr>
             <w:r>
-              <w:rPr>
-                <w:rFonts w:ascii="Calibri" w:hAnsi="Calibri" w:eastAsia="Calibri" w:cs="Calibri"/>
-                <w:b w:val="0"/>
-                <w:i w:val="0"/>
-                <w:color w:val="000000"/>
-                <w:sz w:val="22"/>
-                <w:w w:val="70"/>
-              </w:rPr>
               <w:t>{Reiseruecktritt_Jahres_ohne_SB}</w:t>
             </w:r>
           </w:p>
@@ -680,81 +575,39 @@
       <w:tr>
         <w:trPr>
           <w:jc w:val="center"/>
-          <w:cantSplit/>
         </w:trPr>
         <w:tc>
           <w:tcPr>
-            <w:tcW w:w="2551" w:type="dxa"/>
-            <w:vAlign w:val="center"/>
-            <w:tcMar>
-              <w:top w:w="130" w:type="dxa"/>
-              <w:bottom w:w="130" w:type="dxa"/>
-              <w:left w:w="120" w:type="dxa"/>
-              <w:right w:w="120" w:type="dxa"/>
-            </w:tcMar>
-            <w:noWrap/>
-            <w:tcBorders>
-              <w:top w:val="single" w:sz="4" w:color="B8B8B8"/>
-              <w:left w:val="single" w:sz="4" w:color="B8B8B8"/>
-              <w:bottom w:val="single" w:sz="4" w:color="B8B8B8"/>
-              <w:right w:val="single" w:sz="4" w:color="B8B8B8"/>
-            </w:tcBorders>
-            <w:shd w:fill="FFFFFF" w:val="clear"/>
+            <w:tcW w:w="2122" w:type="dxa"/>
           </w:tcPr>
           <w:p>
             <w:pPr>
-              <w:keepNext w:val="0"/>
-              <w:widowControl/>
-              <w:spacing w:before="0" w:after="0" w:line="252" w:lineRule="auto"/>
-              <w:jc w:val="left"/>
-              <w:suppressAutoHyphens w:val="1"/>
+              <w:jc w:val="center"/>
             </w:pPr>
+            <w:proofErr w:type="spellStart"/>
             <w:r>
-              <w:rPr>
-                <w:rFonts w:ascii="Calibri" w:hAnsi="Calibri" w:eastAsia="Calibri" w:cs="Calibri"/>
-                <w:b w:val="0"/>
-                <w:i w:val="0"/>
-                <w:color w:val="000000"/>
-                <w:sz w:val="19"/>
-              </w:rPr>
-              <w:t>Jahres-Sparfuchs</w:t>
+              <w:t>Jahres-</w:t>
             </w:r>
+            <w:r>
+              <w:t>Sparfuchs</w:t>
+            </w:r>
+            <w:proofErr w:type="spellEnd"/>
           </w:p>
         </w:tc>
         <w:tc>
           <w:tcPr>
-            <w:tcW w:w="3543" w:type="dxa"/>
-            <w:vAlign w:val="center"/>
-            <w:tcMar>
-              <w:top w:w="130" w:type="dxa"/>
-              <w:bottom w:w="130" w:type="dxa"/>
-              <w:left w:w="120" w:type="dxa"/>
-              <w:right w:w="120" w:type="dxa"/>
-            </w:tcMar>
-            <w:tcBorders>
-              <w:top w:val="single" w:sz="4" w:color="B8B8B8"/>
-              <w:left w:val="single" w:sz="4" w:color="B8B8B8"/>
-              <w:bottom w:val="single" w:sz="4" w:color="B8B8B8"/>
-              <w:right w:val="single" w:sz="4" w:color="B8B8B8"/>
-            </w:tcBorders>
-            <w:shd w:fill="FFFFFF" w:val="clear"/>
+            <w:tcW w:w="4394" w:type="dxa"/>
           </w:tcPr>
           <w:p>
             <w:pPr>
-              <w:keepNext w:val="0"/>
-              <w:widowControl/>
-              <w:spacing w:before="0" w:after="0" w:line="252" w:lineRule="auto"/>
               <w:jc w:val="center"/>
-              <w:suppressAutoHyphens w:val="1"/>
+              <w:rPr>
+                <w:lang w:val="de-DE"/>
+              </w:rPr>
             </w:pPr>
             <w:r>
               <w:rPr>
-                <w:rFonts w:ascii="Calibri" w:hAnsi="Calibri" w:eastAsia="Calibri" w:cs="Calibri"/>
-                <w:b w:val="0"/>
-                <w:i w:val="0"/>
-                <w:color w:val="000000"/>
-                <w:sz w:val="22"/>
-                <w:w w:val="70"/>
+                <w:lang w:val="de-DE"/>
               </w:rPr>
               <w:t>{Reiseruecktritt_Jahres_Sparfuchs_mit_SB}</w:t>
             </w:r>
@@ -762,38 +615,18 @@
         </w:tc>
         <w:tc>
           <w:tcPr>
-            <w:tcW w:w="3543" w:type="dxa"/>
-            <w:vAlign w:val="center"/>
-            <w:tcMar>
-              <w:top w:w="130" w:type="dxa"/>
-              <w:bottom w:w="130" w:type="dxa"/>
-              <w:left w:w="120" w:type="dxa"/>
-              <w:right w:w="120" w:type="dxa"/>
-            </w:tcMar>
-            <w:tcBorders>
-              <w:top w:val="single" w:sz="4" w:color="B8B8B8"/>
-              <w:left w:val="single" w:sz="4" w:color="B8B8B8"/>
-              <w:bottom w:val="single" w:sz="4" w:color="B8B8B8"/>
-              <w:right w:val="single" w:sz="4" w:color="B8B8B8"/>
-            </w:tcBorders>
-            <w:shd w:fill="FFFFFF" w:val="clear"/>
+            <w:tcW w:w="4111" w:type="dxa"/>
           </w:tcPr>
           <w:p>
             <w:pPr>
-              <w:keepNext w:val="0"/>
-              <w:widowControl/>
-              <w:spacing w:before="0" w:after="0" w:line="252" w:lineRule="auto"/>
               <w:jc w:val="center"/>
-              <w:suppressAutoHyphens w:val="1"/>
+              <w:rPr>
+                <w:lang w:val="de-DE"/>
+              </w:rPr>
             </w:pPr>
             <w:r>
               <w:rPr>
-                <w:rFonts w:ascii="Calibri" w:hAnsi="Calibri" w:eastAsia="Calibri" w:cs="Calibri"/>
-                <w:b w:val="0"/>
-                <w:i w:val="0"/>
-                <w:color w:val="000000"/>
-                <w:sz w:val="22"/>
-                <w:w w:val="70"/>
+                <w:lang w:val="de-DE"/>
               </w:rPr>
               <w:t>{Reiseruecktritt_Jahres_Sparfuchs_ohne_SB}</w:t>
             </w:r>
@@ -803,13 +636,104 @@
     </w:tbl>
     <w:p>
       <w:pPr>
-        <w:pStyle w:val="berschrift2"/>
-        <w:keepNext/>
-        <w:keepLines w:val="0"/>
-        <w:pageBreakBefore w:val="0"/>
-        <w:widowControl/>
-        <w:spacing w:before="360" w:after="140" w:line="264" w:lineRule="auto"/>
-        <w:jc w:val="left"/>
+        <w:jc w:val="both"/>
+        <w:rPr>
+          <w:lang w:val="de-DE"/>
+        </w:rPr>
+      </w:pPr>
+    </w:p>
+    <w:p>
+      <w:pPr>
+        <w:jc w:val="both"/>
+        <w:rPr>
+          <w:lang w:val="de-DE"/>
+        </w:rPr>
+      </w:pPr>
+      <w:r>
+        <w:rPr>
+          <w:lang w:val="de-DE"/>
+        </w:rPr>
+        <w:t>Bei Tarifen mit Selbstbehalt trägt der Versicherte 20 % des erstattungsfähigen Schadens, mindestens jedoch 25 € pro Person. Beispiel: Bei einem erstattungsfähigen Schaden von 1.000 € werden 800 € erstattet</w:t>
+      </w:r>
+      <w:r>
+        <w:rPr>
+          <w:lang w:val="de-DE"/>
+        </w:rPr>
+        <w:t>.</w:t>
+      </w:r>
+      <w:r>
+        <w:rPr>
+          <w:lang w:val="de-DE"/>
+        </w:rPr>
+        <w:t xml:space="preserve"> </w:t>
+      </w:r>
+      <w:bookmarkStart w:id="0" w:name="_Hlk196234499"/>
+      <w:r>
+        <w:rPr>
+          <w:lang w:val="de-DE"/>
+        </w:rPr>
+        <w:t>Die Jahresversicherung hat ein</w:t>
+      </w:r>
+      <w:r>
+        <w:rPr>
+          <w:lang w:val="de-DE"/>
+        </w:rPr>
+        <w:t>e</w:t>
+      </w:r>
+      <w:r>
+        <w:rPr>
+          <w:lang w:val="de-DE"/>
+        </w:rPr>
+        <w:t xml:space="preserve"> M</w:t>
+      </w:r>
+      <w:r>
+        <w:rPr>
+          <w:lang w:val="de-DE"/>
+        </w:rPr>
+        <w:t>i</w:t>
+      </w:r>
+      <w:r>
+        <w:rPr>
+          <w:lang w:val="de-DE"/>
+        </w:rPr>
+        <w:t>ndestlaufzei</w:t>
+      </w:r>
+      <w:r>
+        <w:rPr>
+          <w:lang w:val="de-DE"/>
+        </w:rPr>
+        <w:t>t von 12 Monaten</w:t>
+      </w:r>
+      <w:bookmarkEnd w:id="0"/>
+      <w:r>
+        <w:rPr>
+          <w:lang w:val="de-DE"/>
+        </w:rPr>
+        <w:t xml:space="preserve">, die </w:t>
+      </w:r>
+      <w:r>
+        <w:rPr>
+          <w:lang w:val="de-DE"/>
+        </w:rPr>
+        <w:t>Jahresversicherung-Sparfuchs 24 Monate.</w:t>
+      </w:r>
+      <w:r>
+        <w:rPr>
+          <w:lang w:val="de-DE"/>
+        </w:rPr>
+        <w:t xml:space="preserve"> </w:t>
+      </w:r>
+    </w:p>
+    <w:p>
+      <w:pPr>
+        <w:rPr>
+          <w:lang w:val="de-DE"/>
+        </w:rPr>
+      </w:pPr>
+    </w:p>
+    <w:p>
+      <w:pPr>
+        <w:jc w:val="center"/>
         <w:rPr>
           <w:b/>
           <w:bCs/>
@@ -818,298 +742,144 @@
       </w:pPr>
       <w:r>
         <w:rPr>
-          <w:rFonts w:ascii="Calibri" w:hAnsi="Calibri" w:eastAsia="Calibri" w:cs="Calibri"/>
           <w:b/>
-          <w:i w:val="0"/>
-          <w:color w:val="000000"/>
-          <w:sz w:val="22"/>
+          <w:bCs/>
+          <w:lang w:val="de-DE"/>
         </w:rPr>
         <w:t>Reisekranken-Versicherung</w:t>
       </w:r>
     </w:p>
     <w:p>
       <w:pPr>
-        <w:keepNext/>
-        <w:keepLines w:val="0"/>
-        <w:pageBreakBefore w:val="0"/>
-        <w:widowControl/>
-        <w:spacing w:before="0" w:after="120" w:line="264" w:lineRule="auto"/>
-        <w:jc w:val="left"/>
+        <w:jc w:val="both"/>
         <w:rPr>
           <w:lang w:val="de-DE"/>
         </w:rPr>
       </w:pPr>
       <w:r>
         <w:rPr>
-          <w:rFonts w:ascii="Calibri" w:hAnsi="Calibri" w:eastAsia="Calibri" w:cs="Calibri"/>
-          <w:b w:val="0"/>
-          <w:i w:val="0"/>
-          <w:color w:val="000000"/>
-          <w:sz w:val="22"/>
+          <w:lang w:val="de-DE"/>
         </w:rPr>
-        <w:t>Absicherung bei Erkrankungen im Ausland einschließlich versicherter Rücktransporte.</w:t>
+        <w:t>Eine Auslandsreise-Krankenversicherung ist wichtig, da gesetzliche und private Krankenversicherungen die Kosten für medizinisch notwendige Rücktransporte oft nicht übernehmen.</w:t>
       </w:r>
     </w:p>
     <w:tbl>
       <w:tblPr>
         <w:tblStyle w:val="Tabellenraster"/>
-        <w:tblW w:w="9638" w:type="dxa"/>
-        <w:tblLayout w:type="fixed"/>
+        <w:tblW w:w="0" w:type="auto"/>
+        <w:jc w:val="center"/>
         <w:tblLook w:val="04A0" w:firstRow="1" w:lastRow="0" w:firstColumn="1" w:lastColumn="0" w:noHBand="0" w:noVBand="1"/>
-        <w:jc w:val="center"/>
-        <w:tblBorders>
-          <w:top w:val="single" w:sz="4" w:color="B8B8B8"/>
-          <w:left w:val="single" w:sz="4" w:color="B8B8B8"/>
-          <w:bottom w:val="single" w:sz="4" w:color="B8B8B8"/>
-          <w:right w:val="single" w:sz="4" w:color="B8B8B8"/>
-          <w:insideH w:val="single" w:sz="4" w:color="B8B8B8"/>
-          <w:insideV w:val="single" w:sz="4" w:color="B8B8B8"/>
-        </w:tblBorders>
       </w:tblPr>
       <w:tblGrid>
-        <w:gridCol w:w="2551"/>
-        <w:gridCol w:w="3543"/>
-        <w:gridCol w:w="3543"/>
+        <w:gridCol w:w="3481"/>
+        <w:gridCol w:w="3487"/>
+        <w:gridCol w:w="3488"/>
       </w:tblGrid>
       <w:tr>
         <w:trPr>
           <w:jc w:val="center"/>
-          <w:cantSplit/>
-          <w:tblHeader/>
         </w:trPr>
         <w:tc>
           <w:tcPr>
-            <w:tcW w:w="2551" w:type="dxa"/>
-            <w:vAlign w:val="center"/>
-            <w:tcMar>
-              <w:top w:w="130" w:type="dxa"/>
-              <w:bottom w:w="130" w:type="dxa"/>
-              <w:left w:w="120" w:type="dxa"/>
-              <w:right w:w="120" w:type="dxa"/>
-            </w:tcMar>
-            <w:noWrap/>
-            <w:tcBorders>
-              <w:top w:val="single" w:sz="4" w:color="B8B8B8"/>
-              <w:left w:val="single" w:sz="4" w:color="B8B8B8"/>
-              <w:bottom w:val="single" w:sz="4" w:color="B8B8B8"/>
-              <w:right w:val="single" w:sz="4" w:color="B8B8B8"/>
-            </w:tcBorders>
-            <w:shd w:fill="ECECEC" w:val="clear"/>
+            <w:tcW w:w="3489" w:type="dxa"/>
           </w:tcPr>
           <w:p>
             <w:pPr>
-              <w:keepNext/>
-              <w:widowControl/>
-              <w:spacing w:before="0" w:after="0" w:line="252" w:lineRule="auto"/>
-              <w:jc w:val="left"/>
-              <w:suppressAutoHyphens w:val="1"/>
+              <w:jc w:val="center"/>
             </w:pPr>
-            <w:r>
-              <w:rPr>
-                <w:rFonts w:ascii="Calibri" w:hAnsi="Calibri" w:eastAsia="Calibri" w:cs="Calibri"/>
-                <w:b/>
-                <w:i w:val="0"/>
-                <w:color w:val="000000"/>
-                <w:sz w:val="19"/>
-              </w:rPr>
-            </w:r>
           </w:p>
         </w:tc>
         <w:tc>
           <w:tcPr>
-            <w:tcW w:w="3543" w:type="dxa"/>
-            <w:vAlign w:val="center"/>
-            <w:tcMar>
-              <w:top w:w="130" w:type="dxa"/>
-              <w:bottom w:w="130" w:type="dxa"/>
-              <w:left w:w="120" w:type="dxa"/>
-              <w:right w:w="120" w:type="dxa"/>
-            </w:tcMar>
-            <w:tcBorders>
-              <w:top w:val="single" w:sz="4" w:color="B8B8B8"/>
-              <w:left w:val="single" w:sz="4" w:color="B8B8B8"/>
-              <w:bottom w:val="single" w:sz="4" w:color="B8B8B8"/>
-              <w:right w:val="single" w:sz="4" w:color="B8B8B8"/>
-            </w:tcBorders>
-            <w:shd w:fill="ECECEC" w:val="clear"/>
+            <w:tcW w:w="3489" w:type="dxa"/>
           </w:tcPr>
           <w:p>
             <w:pPr>
-              <w:keepNext/>
-              <w:widowControl/>
-              <w:spacing w:before="0" w:after="0" w:line="252" w:lineRule="auto"/>
               <w:jc w:val="center"/>
-              <w:suppressAutoHyphens w:val="1"/>
             </w:pPr>
+            <w:proofErr w:type="spellStart"/>
             <w:r>
-              <w:rPr>
-                <w:rFonts w:ascii="Calibri" w:hAnsi="Calibri" w:eastAsia="Calibri" w:cs="Calibri"/>
-                <w:b/>
-                <w:i w:val="0"/>
-                <w:color w:val="000000"/>
-                <w:sz w:val="19"/>
-              </w:rPr>
-              <w:t>mit Selbstbehalt</w:t>
+              <w:t>mit</w:t>
             </w:r>
+            <w:proofErr w:type="spellEnd"/>
+            <w:r>
+              <w:t xml:space="preserve"> </w:t>
+            </w:r>
+            <w:proofErr w:type="spellStart"/>
+            <w:r>
+              <w:t>Selbstbehalt</w:t>
+            </w:r>
+            <w:proofErr w:type="spellEnd"/>
           </w:p>
         </w:tc>
         <w:tc>
           <w:tcPr>
-            <w:tcW w:w="3543" w:type="dxa"/>
-            <w:vAlign w:val="center"/>
-            <w:tcMar>
-              <w:top w:w="130" w:type="dxa"/>
-              <w:bottom w:w="130" w:type="dxa"/>
-              <w:left w:w="120" w:type="dxa"/>
-              <w:right w:w="120" w:type="dxa"/>
-            </w:tcMar>
-            <w:tcBorders>
-              <w:top w:val="single" w:sz="4" w:color="B8B8B8"/>
-              <w:left w:val="single" w:sz="4" w:color="B8B8B8"/>
-              <w:bottom w:val="single" w:sz="4" w:color="B8B8B8"/>
-              <w:right w:val="single" w:sz="4" w:color="B8B8B8"/>
-            </w:tcBorders>
-            <w:shd w:fill="ECECEC" w:val="clear"/>
+            <w:tcW w:w="3489" w:type="dxa"/>
           </w:tcPr>
           <w:p>
             <w:pPr>
-              <w:keepNext/>
-              <w:widowControl/>
-              <w:spacing w:before="0" w:after="0" w:line="252" w:lineRule="auto"/>
               <w:jc w:val="center"/>
-              <w:suppressAutoHyphens w:val="1"/>
             </w:pPr>
+            <w:proofErr w:type="spellStart"/>
             <w:r>
-              <w:rPr>
-                <w:rFonts w:ascii="Calibri" w:hAnsi="Calibri" w:eastAsia="Calibri" w:cs="Calibri"/>
-                <w:b/>
-                <w:i w:val="0"/>
-                <w:color w:val="000000"/>
-                <w:sz w:val="19"/>
-              </w:rPr>
-              <w:t>ohne Selbstbehalt</w:t>
+              <w:t>ohne</w:t>
             </w:r>
+            <w:proofErr w:type="spellEnd"/>
+            <w:r>
+              <w:t xml:space="preserve"> </w:t>
+            </w:r>
+            <w:proofErr w:type="spellStart"/>
+            <w:r>
+              <w:t>Selbstbehalt</w:t>
+            </w:r>
+            <w:proofErr w:type="spellEnd"/>
           </w:p>
         </w:tc>
       </w:tr>
       <w:tr>
         <w:trPr>
           <w:jc w:val="center"/>
-          <w:cantSplit/>
         </w:trPr>
         <w:tc>
           <w:tcPr>
-            <w:tcW w:w="2551" w:type="dxa"/>
-            <w:vAlign w:val="center"/>
-            <w:tcMar>
-              <w:top w:w="130" w:type="dxa"/>
-              <w:bottom w:w="130" w:type="dxa"/>
-              <w:left w:w="120" w:type="dxa"/>
-              <w:right w:w="120" w:type="dxa"/>
-            </w:tcMar>
-            <w:noWrap/>
-            <w:tcBorders>
-              <w:top w:val="single" w:sz="4" w:color="B8B8B8"/>
-              <w:left w:val="single" w:sz="4" w:color="B8B8B8"/>
-              <w:bottom w:val="single" w:sz="4" w:color="B8B8B8"/>
-              <w:right w:val="single" w:sz="4" w:color="B8B8B8"/>
-            </w:tcBorders>
-            <w:shd w:fill="FFFFFF" w:val="clear"/>
+            <w:tcW w:w="3489" w:type="dxa"/>
           </w:tcPr>
           <w:p>
             <w:pPr>
-              <w:keepNext/>
-              <w:widowControl/>
-              <w:spacing w:before="0" w:after="0" w:line="252" w:lineRule="auto"/>
-              <w:jc w:val="left"/>
-              <w:suppressAutoHyphens w:val="1"/>
+              <w:jc w:val="center"/>
             </w:pPr>
+            <w:proofErr w:type="spellStart"/>
             <w:r>
-              <w:rPr>
-                <w:rFonts w:ascii="Calibri" w:hAnsi="Calibri" w:eastAsia="Calibri" w:cs="Calibri"/>
-                <w:b w:val="0"/>
-                <w:i w:val="0"/>
-                <w:color w:val="000000"/>
-                <w:sz w:val="19"/>
-              </w:rPr>
-              <w:t>Einmalversicherung</w:t>
+              <w:t>Einmal</w:t>
             </w:r>
+            <w:r>
+              <w:t>versicherung</w:t>
+            </w:r>
+            <w:proofErr w:type="spellEnd"/>
           </w:p>
         </w:tc>
         <w:tc>
           <w:tcPr>
-            <w:tcW w:w="3543" w:type="dxa"/>
-            <w:vAlign w:val="center"/>
-            <w:tcMar>
-              <w:top w:w="130" w:type="dxa"/>
-              <w:bottom w:w="130" w:type="dxa"/>
-              <w:left w:w="120" w:type="dxa"/>
-              <w:right w:w="120" w:type="dxa"/>
-            </w:tcMar>
-            <w:tcBorders>
-              <w:top w:val="single" w:sz="4" w:color="B8B8B8"/>
-              <w:left w:val="single" w:sz="4" w:color="B8B8B8"/>
-              <w:bottom w:val="single" w:sz="4" w:color="B8B8B8"/>
-              <w:right w:val="single" w:sz="4" w:color="B8B8B8"/>
-            </w:tcBorders>
-            <w:shd w:fill="FFFFFF" w:val="clear"/>
+            <w:tcW w:w="3489" w:type="dxa"/>
           </w:tcPr>
           <w:p>
             <w:pPr>
-              <w:keepNext/>
-              <w:widowControl/>
-              <w:spacing w:before="0" w:after="0" w:line="252" w:lineRule="auto"/>
               <w:jc w:val="center"/>
-              <w:suppressAutoHyphens w:val="1"/>
             </w:pPr>
             <w:r>
-              <w:rPr>
-                <w:rFonts w:ascii="Calibri" w:hAnsi="Calibri" w:eastAsia="Calibri" w:cs="Calibri"/>
-                <w:b w:val="0"/>
-                <w:i w:val="0"/>
-                <w:color w:val="000000"/>
-                <w:sz w:val="22"/>
-                <w:w w:val="70"/>
-              </w:rPr>
               <w:t>{Reisekranken_Einmal_mit_SB}</w:t>
             </w:r>
           </w:p>
         </w:tc>
         <w:tc>
           <w:tcPr>
-            <w:tcW w:w="3543" w:type="dxa"/>
-            <w:vAlign w:val="center"/>
-            <w:tcMar>
-              <w:top w:w="130" w:type="dxa"/>
-              <w:bottom w:w="130" w:type="dxa"/>
-              <w:left w:w="120" w:type="dxa"/>
-              <w:right w:w="120" w:type="dxa"/>
-            </w:tcMar>
-            <w:tcBorders>
-              <w:top w:val="single" w:sz="4" w:color="B8B8B8"/>
-              <w:left w:val="single" w:sz="4" w:color="B8B8B8"/>
-              <w:bottom w:val="single" w:sz="4" w:color="B8B8B8"/>
-              <w:right w:val="single" w:sz="4" w:color="B8B8B8"/>
-            </w:tcBorders>
-            <w:shd w:fill="FFFFFF" w:val="clear"/>
+            <w:tcW w:w="3489" w:type="dxa"/>
           </w:tcPr>
           <w:p>
             <w:pPr>
-              <w:keepNext/>
-              <w:widowControl/>
-              <w:spacing w:before="0" w:after="0" w:line="252" w:lineRule="auto"/>
               <w:jc w:val="center"/>
-              <w:suppressAutoHyphens w:val="1"/>
             </w:pPr>
             <w:r>
-              <w:rPr>
-                <w:rFonts w:ascii="Calibri" w:hAnsi="Calibri" w:eastAsia="Calibri" w:cs="Calibri"/>
-                <w:b w:val="0"/>
-                <w:i w:val="0"/>
-                <w:color w:val="000000"/>
-                <w:sz w:val="22"/>
-                <w:w w:val="70"/>
-              </w:rPr>
               <w:t>{Reisekranken_Einmal_ohne_SB}</w:t>
             </w:r>
           </w:p>
@@ -1118,121 +888,47 @@
       <w:tr>
         <w:trPr>
           <w:jc w:val="center"/>
-          <w:cantSplit/>
         </w:trPr>
         <w:tc>
           <w:tcPr>
-            <w:tcW w:w="2551" w:type="dxa"/>
-            <w:vAlign w:val="center"/>
-            <w:tcMar>
-              <w:top w:w="130" w:type="dxa"/>
-              <w:bottom w:w="130" w:type="dxa"/>
-              <w:left w:w="120" w:type="dxa"/>
-              <w:right w:w="120" w:type="dxa"/>
-            </w:tcMar>
-            <w:noWrap/>
-            <w:tcBorders>
-              <w:top w:val="single" w:sz="4" w:color="B8B8B8"/>
-              <w:left w:val="single" w:sz="4" w:color="B8B8B8"/>
-              <w:bottom w:val="single" w:sz="4" w:color="B8B8B8"/>
-              <w:right w:val="single" w:sz="4" w:color="B8B8B8"/>
-            </w:tcBorders>
-            <w:shd w:fill="F7F7F7" w:val="clear"/>
+            <w:tcW w:w="3489" w:type="dxa"/>
           </w:tcPr>
           <w:p>
             <w:pPr>
-              <w:keepNext w:val="0"/>
-              <w:widowControl/>
-              <w:spacing w:before="0" w:after="0" w:line="252" w:lineRule="auto"/>
-              <w:jc w:val="left"/>
-              <w:suppressAutoHyphens w:val="1"/>
+              <w:jc w:val="center"/>
             </w:pPr>
+            <w:proofErr w:type="spellStart"/>
             <w:r>
-              <w:rPr>
-                <w:rFonts w:ascii="Calibri" w:hAnsi="Calibri" w:eastAsia="Calibri" w:cs="Calibri"/>
-                <w:b w:val="0"/>
-                <w:i w:val="0"/>
-                <w:color w:val="000000"/>
-                <w:sz w:val="19"/>
-              </w:rPr>
-              <w:t>Jahresversicherung</w:t>
+              <w:t>Jahres</w:t>
             </w:r>
+            <w:r>
+              <w:t>versicherung</w:t>
+            </w:r>
+            <w:proofErr w:type="spellEnd"/>
           </w:p>
         </w:tc>
         <w:tc>
           <w:tcPr>
-            <w:tcW w:w="3543" w:type="dxa"/>
-            <w:vAlign w:val="center"/>
-            <w:tcMar>
-              <w:top w:w="130" w:type="dxa"/>
-              <w:bottom w:w="130" w:type="dxa"/>
-              <w:left w:w="120" w:type="dxa"/>
-              <w:right w:w="120" w:type="dxa"/>
-            </w:tcMar>
-            <w:tcBorders>
-              <w:top w:val="single" w:sz="4" w:color="B8B8B8"/>
-              <w:left w:val="single" w:sz="4" w:color="B8B8B8"/>
-              <w:bottom w:val="single" w:sz="4" w:color="B8B8B8"/>
-              <w:right w:val="single" w:sz="4" w:color="B8B8B8"/>
-            </w:tcBorders>
-            <w:shd w:fill="F7F7F7" w:val="clear"/>
+            <w:tcW w:w="3489" w:type="dxa"/>
           </w:tcPr>
           <w:p>
             <w:pPr>
-              <w:keepNext w:val="0"/>
-              <w:widowControl/>
-              <w:spacing w:before="0" w:after="0" w:line="252" w:lineRule="auto"/>
               <w:jc w:val="center"/>
-              <w:suppressAutoHyphens w:val="1"/>
             </w:pPr>
             <w:r>
-              <w:rPr>
-                <w:rFonts w:ascii="Calibri" w:hAnsi="Calibri" w:eastAsia="Calibri" w:cs="Calibri"/>
-                <w:b w:val="0"/>
-                <w:i w:val="0"/>
-                <w:color w:val="000000"/>
-                <w:sz w:val="22"/>
-                <w:w w:val="70"/>
-              </w:rPr>
               <w:t>{Reisekranken_Jahres_mit_SB}</w:t>
             </w:r>
           </w:p>
         </w:tc>
         <w:tc>
           <w:tcPr>
-            <w:tcW w:w="3543" w:type="dxa"/>
-            <w:vAlign w:val="center"/>
-            <w:tcMar>
-              <w:top w:w="130" w:type="dxa"/>
-              <w:bottom w:w="130" w:type="dxa"/>
-              <w:left w:w="120" w:type="dxa"/>
-              <w:right w:w="120" w:type="dxa"/>
-            </w:tcMar>
-            <w:tcBorders>
-              <w:top w:val="single" w:sz="4" w:color="B8B8B8"/>
-              <w:left w:val="single" w:sz="4" w:color="B8B8B8"/>
-              <w:bottom w:val="single" w:sz="4" w:color="B8B8B8"/>
-              <w:right w:val="single" w:sz="4" w:color="B8B8B8"/>
-            </w:tcBorders>
-            <w:shd w:fill="F7F7F7" w:val="clear"/>
+            <w:tcW w:w="3489" w:type="dxa"/>
           </w:tcPr>
           <w:p>
             <w:pPr>
-              <w:keepNext w:val="0"/>
-              <w:widowControl/>
-              <w:spacing w:before="0" w:after="0" w:line="252" w:lineRule="auto"/>
               <w:jc w:val="center"/>
-              <w:suppressAutoHyphens w:val="1"/>
             </w:pPr>
             <w:r>
-              <w:rPr>
-                <w:rFonts w:ascii="Calibri" w:hAnsi="Calibri" w:eastAsia="Calibri" w:cs="Calibri"/>
-                <w:b w:val="0"/>
-                <w:i w:val="0"/>
-                <w:color w:val="000000"/>
-                <w:sz w:val="22"/>
-                <w:w w:val="70"/>
-              </w:rPr>
               <w:t>{Reisekranken_Jahres_ohne_SB}</w:t>
             </w:r>
           </w:p>
@@ -1241,13 +937,54 @@
     </w:tbl>
     <w:p>
       <w:pPr>
-        <w:pStyle w:val="berschrift2"/>
-        <w:keepNext/>
-        <w:keepLines w:val="0"/>
-        <w:pageBreakBefore w:val="0"/>
-        <w:widowControl/>
-        <w:spacing w:before="360" w:after="140" w:line="264" w:lineRule="auto"/>
-        <w:jc w:val="left"/>
+        <w:jc w:val="both"/>
+        <w:rPr>
+          <w:lang w:val="de-DE"/>
+        </w:rPr>
+      </w:pPr>
+    </w:p>
+    <w:p>
+      <w:pPr>
+        <w:jc w:val="both"/>
+        <w:rPr>
+          <w:lang w:val="de-DE"/>
+        </w:rPr>
+      </w:pPr>
+      <w:r>
+        <w:rPr>
+          <w:lang w:val="de-DE"/>
+        </w:rPr>
+        <w:t>Bei der Wahl „mit Selbstbehalt“ beträgt der Eigenanteil 100 € je versicherten Fall.</w:t>
+      </w:r>
+      <w:r>
+        <w:rPr>
+          <w:lang w:val="de-DE"/>
+        </w:rPr>
+        <w:t xml:space="preserve"> </w:t>
+      </w:r>
+      <w:r>
+        <w:rPr>
+          <w:lang w:val="de-DE"/>
+        </w:rPr>
+        <w:t>Die Jahresversicherung hat eine Mindestlaufzeit von 12 Monaten</w:t>
+      </w:r>
+      <w:r>
+        <w:rPr>
+          <w:lang w:val="de-DE"/>
+        </w:rPr>
+        <w:t>.</w:t>
+      </w:r>
+    </w:p>
+    <w:p>
+      <w:pPr>
+        <w:rPr>
+          <w:lang w:val="de-DE"/>
+        </w:rPr>
+      </w:pPr>
+    </w:p>
+    <w:p>
+      <w:pPr>
+        <w:jc w:val="center"/>
         <w:rPr>
           <w:b/>
           <w:bCs/>
@@ -1256,298 +993,144 @@
       </w:pPr>
       <w:r>
         <w:rPr>
-          <w:rFonts w:ascii="Calibri" w:hAnsi="Calibri" w:eastAsia="Calibri" w:cs="Calibri"/>
           <w:b/>
-          <w:i w:val="0"/>
-          <w:color w:val="000000"/>
-          <w:sz w:val="22"/>
+          <w:bCs/>
+          <w:lang w:val="de-DE"/>
         </w:rPr>
         <w:t>RundumSorglos-Schutz</w:t>
       </w:r>
     </w:p>
     <w:p>
       <w:pPr>
-        <w:keepNext/>
-        <w:keepLines w:val="0"/>
-        <w:pageBreakBefore w:val="0"/>
-        <w:widowControl/>
-        <w:spacing w:before="0" w:after="120" w:line="264" w:lineRule="auto"/>
-        <w:jc w:val="left"/>
+        <w:jc w:val="both"/>
         <w:rPr>
           <w:lang w:val="de-DE"/>
         </w:rPr>
       </w:pPr>
       <w:r>
         <w:rPr>
-          <w:rFonts w:ascii="Calibri" w:hAnsi="Calibri" w:eastAsia="Calibri" w:cs="Calibri"/>
-          <w:b w:val="0"/>
-          <w:i w:val="0"/>
-          <w:color w:val="000000"/>
-          <w:sz w:val="22"/>
+          <w:lang w:val="de-DE"/>
         </w:rPr>
-        <w:t>Der RundumSorglos-Schutz kombiniert Reiserücktritt, Reiseabbruch, Reisekranken- und Reisegepäckversicherung in einem Komplettschutz.</w:t>
+        <w:t>Der RundumSorglos-Schutz kombiniert Reiserücktritt, Reiseabbruch, Reisekranken- und Reisegepäckversicherung in einem günstigen Komplettschutz. Gerade bei längeren Reisen oder wenn Sie möglichst umfassend abgesichert sein möchten, ist dieses Paket empfehlenswert.</w:t>
       </w:r>
     </w:p>
     <w:tbl>
       <w:tblPr>
         <w:tblStyle w:val="Tabellenraster"/>
-        <w:tblW w:w="9638" w:type="dxa"/>
-        <w:tblLayout w:type="fixed"/>
+        <w:tblW w:w="0" w:type="auto"/>
+        <w:jc w:val="center"/>
         <w:tblLook w:val="04A0" w:firstRow="1" w:lastRow="0" w:firstColumn="1" w:lastColumn="0" w:noHBand="0" w:noVBand="1"/>
-        <w:jc w:val="center"/>
-        <w:tblBorders>
-          <w:top w:val="single" w:sz="4" w:color="B8B8B8"/>
-          <w:left w:val="single" w:sz="4" w:color="B8B8B8"/>
-          <w:bottom w:val="single" w:sz="4" w:color="B8B8B8"/>
-          <w:right w:val="single" w:sz="4" w:color="B8B8B8"/>
-          <w:insideH w:val="single" w:sz="4" w:color="B8B8B8"/>
-          <w:insideV w:val="single" w:sz="4" w:color="B8B8B8"/>
-        </w:tblBorders>
       </w:tblPr>
       <w:tblGrid>
-        <w:gridCol w:w="2551"/>
-        <w:gridCol w:w="3543"/>
-        <w:gridCol w:w="3543"/>
+        <w:gridCol w:w="3462"/>
+        <w:gridCol w:w="3486"/>
+        <w:gridCol w:w="3508"/>
       </w:tblGrid>
       <w:tr>
         <w:trPr>
           <w:jc w:val="center"/>
-          <w:cantSplit/>
-          <w:tblHeader/>
         </w:trPr>
         <w:tc>
           <w:tcPr>
-            <w:tcW w:w="2551" w:type="dxa"/>
-            <w:vAlign w:val="center"/>
-            <w:tcMar>
-              <w:top w:w="130" w:type="dxa"/>
-              <w:bottom w:w="130" w:type="dxa"/>
-              <w:left w:w="120" w:type="dxa"/>
-              <w:right w:w="120" w:type="dxa"/>
-            </w:tcMar>
-            <w:noWrap/>
-            <w:tcBorders>
-              <w:top w:val="single" w:sz="4" w:color="B8B8B8"/>
-              <w:left w:val="single" w:sz="4" w:color="B8B8B8"/>
-              <w:bottom w:val="single" w:sz="4" w:color="B8B8B8"/>
-              <w:right w:val="single" w:sz="4" w:color="B8B8B8"/>
-            </w:tcBorders>
-            <w:shd w:fill="ECECEC" w:val="clear"/>
+            <w:tcW w:w="3489" w:type="dxa"/>
           </w:tcPr>
           <w:p>
             <w:pPr>
-              <w:keepNext/>
-              <w:widowControl/>
-              <w:spacing w:before="0" w:after="0" w:line="252" w:lineRule="auto"/>
-              <w:jc w:val="left"/>
-              <w:suppressAutoHyphens w:val="1"/>
+              <w:jc w:val="center"/>
             </w:pPr>
-            <w:r>
-              <w:rPr>
-                <w:rFonts w:ascii="Calibri" w:hAnsi="Calibri" w:eastAsia="Calibri" w:cs="Calibri"/>
-                <w:b/>
-                <w:i w:val="0"/>
-                <w:color w:val="000000"/>
-                <w:sz w:val="19"/>
-              </w:rPr>
-            </w:r>
           </w:p>
         </w:tc>
         <w:tc>
           <w:tcPr>
-            <w:tcW w:w="3543" w:type="dxa"/>
-            <w:vAlign w:val="center"/>
-            <w:tcMar>
-              <w:top w:w="130" w:type="dxa"/>
-              <w:bottom w:w="130" w:type="dxa"/>
-              <w:left w:w="120" w:type="dxa"/>
-              <w:right w:w="120" w:type="dxa"/>
-            </w:tcMar>
-            <w:tcBorders>
-              <w:top w:val="single" w:sz="4" w:color="B8B8B8"/>
-              <w:left w:val="single" w:sz="4" w:color="B8B8B8"/>
-              <w:bottom w:val="single" w:sz="4" w:color="B8B8B8"/>
-              <w:right w:val="single" w:sz="4" w:color="B8B8B8"/>
-            </w:tcBorders>
-            <w:shd w:fill="ECECEC" w:val="clear"/>
+            <w:tcW w:w="3489" w:type="dxa"/>
           </w:tcPr>
           <w:p>
             <w:pPr>
-              <w:keepNext/>
-              <w:widowControl/>
-              <w:spacing w:before="0" w:after="0" w:line="252" w:lineRule="auto"/>
               <w:jc w:val="center"/>
-              <w:suppressAutoHyphens w:val="1"/>
             </w:pPr>
+            <w:proofErr w:type="spellStart"/>
             <w:r>
-              <w:rPr>
-                <w:rFonts w:ascii="Calibri" w:hAnsi="Calibri" w:eastAsia="Calibri" w:cs="Calibri"/>
-                <w:b/>
-                <w:i w:val="0"/>
-                <w:color w:val="000000"/>
-                <w:sz w:val="19"/>
-              </w:rPr>
-              <w:t>mit Selbstbehalt</w:t>
+              <w:t>mit</w:t>
             </w:r>
+            <w:proofErr w:type="spellEnd"/>
+            <w:r>
+              <w:t xml:space="preserve"> </w:t>
+            </w:r>
+            <w:proofErr w:type="spellStart"/>
+            <w:r>
+              <w:t>Selbstbehalt</w:t>
+            </w:r>
+            <w:proofErr w:type="spellEnd"/>
           </w:p>
         </w:tc>
         <w:tc>
           <w:tcPr>
-            <w:tcW w:w="3543" w:type="dxa"/>
-            <w:vAlign w:val="center"/>
-            <w:tcMar>
-              <w:top w:w="130" w:type="dxa"/>
-              <w:bottom w:w="130" w:type="dxa"/>
-              <w:left w:w="120" w:type="dxa"/>
-              <w:right w:w="120" w:type="dxa"/>
-            </w:tcMar>
-            <w:tcBorders>
-              <w:top w:val="single" w:sz="4" w:color="B8B8B8"/>
-              <w:left w:val="single" w:sz="4" w:color="B8B8B8"/>
-              <w:bottom w:val="single" w:sz="4" w:color="B8B8B8"/>
-              <w:right w:val="single" w:sz="4" w:color="B8B8B8"/>
-            </w:tcBorders>
-            <w:shd w:fill="ECECEC" w:val="clear"/>
+            <w:tcW w:w="3489" w:type="dxa"/>
           </w:tcPr>
           <w:p>
             <w:pPr>
-              <w:keepNext/>
-              <w:widowControl/>
-              <w:spacing w:before="0" w:after="0" w:line="252" w:lineRule="auto"/>
               <w:jc w:val="center"/>
-              <w:suppressAutoHyphens w:val="1"/>
             </w:pPr>
+            <w:proofErr w:type="spellStart"/>
             <w:r>
-              <w:rPr>
-                <w:rFonts w:ascii="Calibri" w:hAnsi="Calibri" w:eastAsia="Calibri" w:cs="Calibri"/>
-                <w:b/>
-                <w:i w:val="0"/>
-                <w:color w:val="000000"/>
-                <w:sz w:val="19"/>
-              </w:rPr>
-              <w:t>ohne Selbstbehalt</w:t>
+              <w:t>ohne</w:t>
             </w:r>
+            <w:proofErr w:type="spellEnd"/>
+            <w:r>
+              <w:t xml:space="preserve"> </w:t>
+            </w:r>
+            <w:proofErr w:type="spellStart"/>
+            <w:r>
+              <w:t>Selbstbehalt</w:t>
+            </w:r>
+            <w:proofErr w:type="spellEnd"/>
           </w:p>
         </w:tc>
       </w:tr>
       <w:tr>
         <w:trPr>
           <w:jc w:val="center"/>
-          <w:cantSplit/>
         </w:trPr>
         <w:tc>
           <w:tcPr>
-            <w:tcW w:w="2551" w:type="dxa"/>
-            <w:vAlign w:val="center"/>
-            <w:tcMar>
-              <w:top w:w="130" w:type="dxa"/>
-              <w:bottom w:w="130" w:type="dxa"/>
-              <w:left w:w="120" w:type="dxa"/>
-              <w:right w:w="120" w:type="dxa"/>
-            </w:tcMar>
-            <w:noWrap/>
-            <w:tcBorders>
-              <w:top w:val="single" w:sz="4" w:color="B8B8B8"/>
-              <w:left w:val="single" w:sz="4" w:color="B8B8B8"/>
-              <w:bottom w:val="single" w:sz="4" w:color="B8B8B8"/>
-              <w:right w:val="single" w:sz="4" w:color="B8B8B8"/>
-            </w:tcBorders>
-            <w:shd w:fill="FFFFFF" w:val="clear"/>
+            <w:tcW w:w="3489" w:type="dxa"/>
           </w:tcPr>
           <w:p>
             <w:pPr>
-              <w:keepNext/>
-              <w:widowControl/>
-              <w:spacing w:before="0" w:after="0" w:line="252" w:lineRule="auto"/>
-              <w:jc w:val="left"/>
-              <w:suppressAutoHyphens w:val="1"/>
+              <w:jc w:val="center"/>
             </w:pPr>
+            <w:proofErr w:type="spellStart"/>
             <w:r>
-              <w:rPr>
-                <w:rFonts w:ascii="Calibri" w:hAnsi="Calibri" w:eastAsia="Calibri" w:cs="Calibri"/>
-                <w:b w:val="0"/>
-                <w:i w:val="0"/>
-                <w:color w:val="000000"/>
-                <w:sz w:val="19"/>
-              </w:rPr>
-              <w:t>Einmalversicherung</w:t>
+              <w:t>Einmal</w:t>
             </w:r>
+            <w:r>
+              <w:t>versicherung</w:t>
+            </w:r>
+            <w:proofErr w:type="spellEnd"/>
           </w:p>
         </w:tc>
         <w:tc>
           <w:tcPr>
-            <w:tcW w:w="3543" w:type="dxa"/>
-            <w:vAlign w:val="center"/>
-            <w:tcMar>
-              <w:top w:w="130" w:type="dxa"/>
-              <w:bottom w:w="130" w:type="dxa"/>
-              <w:left w:w="120" w:type="dxa"/>
-              <w:right w:w="120" w:type="dxa"/>
-            </w:tcMar>
-            <w:tcBorders>
-              <w:top w:val="single" w:sz="4" w:color="B8B8B8"/>
-              <w:left w:val="single" w:sz="4" w:color="B8B8B8"/>
-              <w:bottom w:val="single" w:sz="4" w:color="B8B8B8"/>
-              <w:right w:val="single" w:sz="4" w:color="B8B8B8"/>
-            </w:tcBorders>
-            <w:shd w:fill="FFFFFF" w:val="clear"/>
+            <w:tcW w:w="3489" w:type="dxa"/>
           </w:tcPr>
           <w:p>
             <w:pPr>
-              <w:keepNext/>
-              <w:widowControl/>
-              <w:spacing w:before="0" w:after="0" w:line="252" w:lineRule="auto"/>
               <w:jc w:val="center"/>
-              <w:suppressAutoHyphens w:val="1"/>
             </w:pPr>
             <w:r>
-              <w:rPr>
-                <w:rFonts w:ascii="Calibri" w:hAnsi="Calibri" w:eastAsia="Calibri" w:cs="Calibri"/>
-                <w:b w:val="0"/>
-                <w:i w:val="0"/>
-                <w:color w:val="000000"/>
-                <w:sz w:val="22"/>
-                <w:w w:val="70"/>
-              </w:rPr>
               <w:t>{RundumSorglos_Einmal_mit_SB}</w:t>
             </w:r>
           </w:p>
         </w:tc>
         <w:tc>
           <w:tcPr>
-            <w:tcW w:w="3543" w:type="dxa"/>
-            <w:vAlign w:val="center"/>
-            <w:tcMar>
-              <w:top w:w="130" w:type="dxa"/>
-              <w:bottom w:w="130" w:type="dxa"/>
-              <w:left w:w="120" w:type="dxa"/>
-              <w:right w:w="120" w:type="dxa"/>
-            </w:tcMar>
-            <w:tcBorders>
-              <w:top w:val="single" w:sz="4" w:color="B8B8B8"/>
-              <w:left w:val="single" w:sz="4" w:color="B8B8B8"/>
-              <w:bottom w:val="single" w:sz="4" w:color="B8B8B8"/>
-              <w:right w:val="single" w:sz="4" w:color="B8B8B8"/>
-            </w:tcBorders>
-            <w:shd w:fill="FFFFFF" w:val="clear"/>
+            <w:tcW w:w="3489" w:type="dxa"/>
           </w:tcPr>
           <w:p>
             <w:pPr>
-              <w:keepNext/>
-              <w:widowControl/>
-              <w:spacing w:before="0" w:after="0" w:line="252" w:lineRule="auto"/>
               <w:jc w:val="center"/>
-              <w:suppressAutoHyphens w:val="1"/>
             </w:pPr>
             <w:r>
-              <w:rPr>
-                <w:rFonts w:ascii="Calibri" w:hAnsi="Calibri" w:eastAsia="Calibri" w:cs="Calibri"/>
-                <w:b w:val="0"/>
-                <w:i w:val="0"/>
-                <w:color w:val="000000"/>
-                <w:sz w:val="22"/>
-                <w:w w:val="70"/>
-              </w:rPr>
               <w:t>{RundumSorglos_Einmal_ohne_SB}</w:t>
             </w:r>
           </w:p>
@@ -1556,121 +1139,47 @@
       <w:tr>
         <w:trPr>
           <w:jc w:val="center"/>
-          <w:cantSplit/>
         </w:trPr>
         <w:tc>
           <w:tcPr>
-            <w:tcW w:w="2551" w:type="dxa"/>
-            <w:vAlign w:val="center"/>
-            <w:tcMar>
-              <w:top w:w="130" w:type="dxa"/>
-              <w:bottom w:w="130" w:type="dxa"/>
-              <w:left w:w="120" w:type="dxa"/>
-              <w:right w:w="120" w:type="dxa"/>
-            </w:tcMar>
-            <w:noWrap/>
-            <w:tcBorders>
-              <w:top w:val="single" w:sz="4" w:color="B8B8B8"/>
-              <w:left w:val="single" w:sz="4" w:color="B8B8B8"/>
-              <w:bottom w:val="single" w:sz="4" w:color="B8B8B8"/>
-              <w:right w:val="single" w:sz="4" w:color="B8B8B8"/>
-            </w:tcBorders>
-            <w:shd w:fill="F7F7F7" w:val="clear"/>
+            <w:tcW w:w="3489" w:type="dxa"/>
           </w:tcPr>
           <w:p>
             <w:pPr>
-              <w:keepNext w:val="0"/>
-              <w:widowControl/>
-              <w:spacing w:before="0" w:after="0" w:line="252" w:lineRule="auto"/>
-              <w:jc w:val="left"/>
-              <w:suppressAutoHyphens w:val="1"/>
+              <w:jc w:val="center"/>
             </w:pPr>
+            <w:proofErr w:type="spellStart"/>
             <w:r>
-              <w:rPr>
-                <w:rFonts w:ascii="Calibri" w:hAnsi="Calibri" w:eastAsia="Calibri" w:cs="Calibri"/>
-                <w:b w:val="0"/>
-                <w:i w:val="0"/>
-                <w:color w:val="000000"/>
-                <w:sz w:val="19"/>
-              </w:rPr>
-              <w:t>Jahresversicherung</w:t>
+              <w:t>Jahres</w:t>
             </w:r>
+            <w:r>
+              <w:t>versicherung</w:t>
+            </w:r>
+            <w:proofErr w:type="spellEnd"/>
           </w:p>
         </w:tc>
         <w:tc>
           <w:tcPr>
-            <w:tcW w:w="3543" w:type="dxa"/>
-            <w:vAlign w:val="center"/>
-            <w:tcMar>
-              <w:top w:w="130" w:type="dxa"/>
-              <w:bottom w:w="130" w:type="dxa"/>
-              <w:left w:w="120" w:type="dxa"/>
-              <w:right w:w="120" w:type="dxa"/>
-            </w:tcMar>
-            <w:tcBorders>
-              <w:top w:val="single" w:sz="4" w:color="B8B8B8"/>
-              <w:left w:val="single" w:sz="4" w:color="B8B8B8"/>
-              <w:bottom w:val="single" w:sz="4" w:color="B8B8B8"/>
-              <w:right w:val="single" w:sz="4" w:color="B8B8B8"/>
-            </w:tcBorders>
-            <w:shd w:fill="F7F7F7" w:val="clear"/>
+            <w:tcW w:w="3489" w:type="dxa"/>
           </w:tcPr>
           <w:p>
             <w:pPr>
-              <w:keepNext w:val="0"/>
-              <w:widowControl/>
-              <w:spacing w:before="0" w:after="0" w:line="252" w:lineRule="auto"/>
               <w:jc w:val="center"/>
-              <w:suppressAutoHyphens w:val="1"/>
             </w:pPr>
             <w:r>
-              <w:rPr>
-                <w:rFonts w:ascii="Calibri" w:hAnsi="Calibri" w:eastAsia="Calibri" w:cs="Calibri"/>
-                <w:b w:val="0"/>
-                <w:i w:val="0"/>
-                <w:color w:val="000000"/>
-                <w:sz w:val="22"/>
-                <w:w w:val="70"/>
-              </w:rPr>
               <w:t>{RundumSorglos_Jahres_mit_SB}</w:t>
             </w:r>
           </w:p>
         </w:tc>
         <w:tc>
           <w:tcPr>
-            <w:tcW w:w="3543" w:type="dxa"/>
-            <w:vAlign w:val="center"/>
-            <w:tcMar>
-              <w:top w:w="130" w:type="dxa"/>
-              <w:bottom w:w="130" w:type="dxa"/>
-              <w:left w:w="120" w:type="dxa"/>
-              <w:right w:w="120" w:type="dxa"/>
-            </w:tcMar>
-            <w:tcBorders>
-              <w:top w:val="single" w:sz="4" w:color="B8B8B8"/>
-              <w:left w:val="single" w:sz="4" w:color="B8B8B8"/>
-              <w:bottom w:val="single" w:sz="4" w:color="B8B8B8"/>
-              <w:right w:val="single" w:sz="4" w:color="B8B8B8"/>
-            </w:tcBorders>
-            <w:shd w:fill="F7F7F7" w:val="clear"/>
+            <w:tcW w:w="3489" w:type="dxa"/>
           </w:tcPr>
           <w:p>
             <w:pPr>
-              <w:keepNext w:val="0"/>
-              <w:widowControl/>
-              <w:spacing w:before="0" w:after="0" w:line="252" w:lineRule="auto"/>
               <w:jc w:val="center"/>
-              <w:suppressAutoHyphens w:val="1"/>
             </w:pPr>
             <w:r>
-              <w:rPr>
-                <w:rFonts w:ascii="Calibri" w:hAnsi="Calibri" w:eastAsia="Calibri" w:cs="Calibri"/>
-                <w:b w:val="0"/>
-                <w:i w:val="0"/>
-                <w:color w:val="000000"/>
-                <w:sz w:val="22"/>
-                <w:w w:val="70"/>
-              </w:rPr>
               <w:t>{RundumSorglos_Jahres_ohne_SB}</w:t>
             </w:r>
           </w:p>
@@ -1679,502 +1188,77 @@
     </w:tbl>
     <w:p>
       <w:pPr>
-        <w:pStyle w:val="berschrift1"/>
-        <w:keepNext/>
-        <w:keepLines/>
-        <w:pageBreakBefore/>
-        <w:widowControl/>
-        <w:spacing w:after="480" w:before="0" w:line="264" w:lineRule="auto"/>
+        <w:rPr>
+          <w:lang w:val="de-DE"/>
+        </w:rPr>
+      </w:pPr>
+    </w:p>
+    <w:p>
+      <w:pPr>
+        <w:rPr>
+          <w:lang w:val="de-DE"/>
+        </w:rPr>
       </w:pPr>
       <w:r>
         <w:rPr>
-          <w:rFonts w:ascii="Calibri" w:hAnsi="Calibri" w:eastAsia="Calibri" w:cs="Calibri"/>
-          <w:b/>
-          <w:i w:val="0"/>
-          <w:color w:val="000000"/>
-          <w:sz w:val="22"/>
+          <w:lang w:val="de-DE"/>
         </w:rPr>
-        <w:t>Hinweise zu Ihrem Reiseschutz</w:t>
+        <w:t>Für den Abschluss der Versicherungen wird Ihre IBAN benötigt.</w:t>
       </w:r>
     </w:p>
     <w:p>
       <w:pPr>
-        <w:pStyle w:val="berschrift2"/>
-        <w:keepNext/>
-        <w:keepLines/>
-        <w:widowControl/>
-        <w:spacing w:after="240" w:before="420" w:line="264" w:lineRule="auto"/>
-        <w:jc w:val="left"/>
+        <w:rPr>
+          <w:lang w:val="de-DE"/>
+        </w:rPr>
+      </w:pPr>
+    </w:p>
+    <w:p>
+      <w:pPr>
+        <w:rPr>
+          <w:lang w:val="de-DE"/>
+        </w:rPr>
       </w:pPr>
       <w:r>
         <w:rPr>
-          <w:rFonts w:ascii="Calibri" w:hAnsi="Calibri" w:eastAsia="Calibri" w:cs="Calibri"/>
-          <w:b/>
-          <w:i w:val="0"/>
-          <w:color w:val="000000"/>
-          <w:sz w:val="22"/>
+          <w:lang w:val="de-DE"/>
         </w:rPr>
-        <w:t>Reiserücktritts-Versicherung</w:t>
+        <w:t>Für Rückfragen stehe</w:t>
+      </w:r>
+      <w:r>
+        <w:rPr>
+          <w:lang w:val="de-DE"/>
+        </w:rPr>
+        <w:t>n</w:t>
+      </w:r>
+      <w:r>
+        <w:rPr>
+          <w:lang w:val="de-DE"/>
+        </w:rPr>
+        <w:t xml:space="preserve"> </w:t>
+      </w:r>
+      <w:r>
+        <w:rPr>
+          <w:lang w:val="de-DE"/>
+        </w:rPr>
+        <w:t>wir</w:t>
+      </w:r>
+      <w:r>
+        <w:rPr>
+          <w:lang w:val="de-DE"/>
+        </w:rPr>
+        <w:t xml:space="preserve"> Ihnen gerne zur Verfügung.</w:t>
       </w:r>
     </w:p>
     <w:p>
       <w:pPr>
-        <w:keepNext w:val="0"/>
-        <w:keepLines/>
-        <w:widowControl/>
-        <w:tabs>
-          <w:tab w:pos="1757" w:val="left"/>
-        </w:tabs>
-        <w:spacing w:after="160" w:line="278" w:lineRule="auto" w:before="0"/>
-        <w:ind w:left="1757" w:hanging="1757"/>
+        <w:rPr>
+          <w:lang w:val="de-DE"/>
+        </w:rPr>
       </w:pPr>
       <w:r>
         <w:rPr>
-          <w:rFonts w:ascii="Calibri" w:hAnsi="Calibri" w:eastAsia="Calibri" w:cs="Calibri"/>
-          <w:b w:val="0"/>
-          <w:i w:val="0"/>
-          <w:color w:val="4A4A4A"/>
-          <w:sz w:val="22"/>
-        </w:rPr>
-        <w:t>Selbstbehalt:</w:t>
-      </w:r>
-      <w:r>
-        <w:rPr>
-          <w:rFonts w:ascii="Calibri" w:hAnsi="Calibri" w:eastAsia="Calibri" w:cs="Calibri"/>
-          <w:b w:val="0"/>
-          <w:i w:val="0"/>
-          <w:color w:val="000000"/>
-          <w:sz w:val="22"/>
-        </w:rPr>
-        <w:tab/>
-        <w:t>Bei Tarifen mit Selbstbehalt 20 % des erstattungsfähigen Schadens, mindestens 25 € je Person.</w:t>
-      </w:r>
-    </w:p>
-    <w:p>
-      <w:pPr>
-        <w:keepNext w:val="0"/>
-        <w:keepLines/>
-        <w:widowControl/>
-        <w:tabs>
-          <w:tab w:pos="1757" w:val="left"/>
-        </w:tabs>
-        <w:spacing w:after="160" w:line="278" w:lineRule="auto" w:before="0"/>
-        <w:ind w:left="1757" w:hanging="1757"/>
-      </w:pPr>
-      <w:r>
-        <w:rPr>
-          <w:rFonts w:ascii="Calibri" w:hAnsi="Calibri" w:eastAsia="Calibri" w:cs="Calibri"/>
-          <w:b w:val="0"/>
-          <w:i w:val="0"/>
-          <w:color w:val="4A4A4A"/>
-          <w:sz w:val="22"/>
-        </w:rPr>
-        <w:t>Laufzeit:</w:t>
-      </w:r>
-      <w:r>
-        <w:rPr>
-          <w:rFonts w:ascii="Calibri" w:hAnsi="Calibri" w:eastAsia="Calibri" w:cs="Calibri"/>
-          <w:b w:val="0"/>
-          <w:i w:val="0"/>
-          <w:color w:val="000000"/>
-          <w:sz w:val="22"/>
-        </w:rPr>
-        <w:tab/>
-        <w:t>Einmalversicherung für diese Reise; Jahresversicherung mindestens 12 Monate, Jahres-Sparfuchs mindestens 24 Monate.</w:t>
-      </w:r>
-    </w:p>
-    <w:p>
-      <w:pPr>
-        <w:keepNext w:val="0"/>
-        <w:keepLines/>
-        <w:widowControl/>
-        <w:tabs>
-          <w:tab w:pos="1757" w:val="left"/>
-        </w:tabs>
-        <w:spacing w:after="160" w:line="278" w:lineRule="auto" w:before="0"/>
-        <w:ind w:left="1757" w:hanging="1757"/>
-      </w:pPr>
-      <w:r>
-        <w:rPr>
-          <w:rFonts w:ascii="Calibri" w:hAnsi="Calibri" w:eastAsia="Calibri" w:cs="Calibri"/>
-          <w:b w:val="0"/>
-          <w:i w:val="0"/>
-          <w:color w:val="4A4A4A"/>
-          <w:sz w:val="22"/>
-        </w:rPr>
-        <w:t>Abschlussfrist:</w:t>
-      </w:r>
-      <w:r>
-        <w:rPr>
-          <w:rFonts w:ascii="Calibri" w:hAnsi="Calibri" w:eastAsia="Calibri" w:cs="Calibri"/>
-          <w:b w:val="0"/>
-          <w:i w:val="0"/>
-          <w:color w:val="000000"/>
-          <w:sz w:val="22"/>
-        </w:rPr>
-        <w:tab/>
-        <w:t>Spätestens 30 Tage vor Reiseantritt. Bei Buchung innerhalb dieser 30 Tage: am Buchungstag, spätestens innerhalb der nächsten drei Werktage.</w:t>
-      </w:r>
-    </w:p>
-    <w:p>
-      <w:pPr>
-        <w:pStyle w:val="berschrift2"/>
-        <w:keepNext/>
-        <w:keepLines/>
-        <w:widowControl/>
-        <w:spacing w:after="240" w:before="420" w:line="264" w:lineRule="auto"/>
-        <w:jc w:val="left"/>
-      </w:pPr>
-      <w:r>
-        <w:rPr>
-          <w:rFonts w:ascii="Calibri" w:hAnsi="Calibri" w:eastAsia="Calibri" w:cs="Calibri"/>
-          <w:b/>
-          <w:i w:val="0"/>
-          <w:color w:val="000000"/>
-          <w:sz w:val="22"/>
-        </w:rPr>
-        <w:t>Reisekranken-Versicherung</w:t>
-      </w:r>
-    </w:p>
-    <w:p>
-      <w:pPr>
-        <w:keepNext w:val="0"/>
-        <w:keepLines/>
-        <w:widowControl/>
-        <w:tabs>
-          <w:tab w:pos="1757" w:val="left"/>
-        </w:tabs>
-        <w:spacing w:after="160" w:line="278" w:lineRule="auto" w:before="0"/>
-        <w:ind w:left="1757" w:hanging="1757"/>
-      </w:pPr>
-      <w:r>
-        <w:rPr>
-          <w:rFonts w:ascii="Calibri" w:hAnsi="Calibri" w:eastAsia="Calibri" w:cs="Calibri"/>
-          <w:b w:val="0"/>
-          <w:i w:val="0"/>
-          <w:color w:val="4A4A4A"/>
-          <w:sz w:val="22"/>
-        </w:rPr>
-        <w:t>Selbstbehalt:</w:t>
-      </w:r>
-      <w:r>
-        <w:rPr>
-          <w:rFonts w:ascii="Calibri" w:hAnsi="Calibri" w:eastAsia="Calibri" w:cs="Calibri"/>
-          <w:b w:val="0"/>
-          <w:i w:val="0"/>
-          <w:color w:val="000000"/>
-          <w:sz w:val="22"/>
-        </w:rPr>
-        <w:tab/>
-        <w:t>Bei Tarifen mit Selbstbehalt 100 € je versicherten Fall.</w:t>
-      </w:r>
-    </w:p>
-    <w:p>
-      <w:pPr>
-        <w:keepNext w:val="0"/>
-        <w:keepLines/>
-        <w:widowControl/>
-        <w:tabs>
-          <w:tab w:pos="1757" w:val="left"/>
-        </w:tabs>
-        <w:spacing w:after="160" w:line="278" w:lineRule="auto" w:before="0"/>
-        <w:ind w:left="1757" w:hanging="1757"/>
-      </w:pPr>
-      <w:r>
-        <w:rPr>
-          <w:rFonts w:ascii="Calibri" w:hAnsi="Calibri" w:eastAsia="Calibri" w:cs="Calibri"/>
-          <w:b w:val="0"/>
-          <w:i w:val="0"/>
-          <w:color w:val="4A4A4A"/>
-          <w:sz w:val="22"/>
-        </w:rPr>
-        <w:t>Laufzeit:</w:t>
-      </w:r>
-      <w:r>
-        <w:rPr>
-          <w:rFonts w:ascii="Calibri" w:hAnsi="Calibri" w:eastAsia="Calibri" w:cs="Calibri"/>
-          <w:b w:val="0"/>
-          <w:i w:val="0"/>
-          <w:color w:val="000000"/>
-          <w:sz w:val="22"/>
-        </w:rPr>
-        <w:tab/>
-        <w:t>Einmalversicherung für diese Reise; Jahresversicherung mindestens 12 Monate.</w:t>
-      </w:r>
-    </w:p>
-    <w:p>
-      <w:pPr>
-        <w:keepNext w:val="0"/>
-        <w:keepLines/>
-        <w:widowControl/>
-        <w:tabs>
-          <w:tab w:pos="1757" w:val="left"/>
-        </w:tabs>
-        <w:spacing w:after="160" w:line="278" w:lineRule="auto" w:before="0"/>
-        <w:ind w:left="1757" w:hanging="1757"/>
-      </w:pPr>
-      <w:r>
-        <w:rPr>
-          <w:rFonts w:ascii="Calibri" w:hAnsi="Calibri" w:eastAsia="Calibri" w:cs="Calibri"/>
-          <w:b w:val="0"/>
-          <w:i w:val="0"/>
-          <w:color w:val="4A4A4A"/>
-          <w:sz w:val="22"/>
-        </w:rPr>
-        <w:t>Abschlussfrist:</w:t>
-      </w:r>
-      <w:r>
-        <w:rPr>
-          <w:rFonts w:ascii="Calibri" w:hAnsi="Calibri" w:eastAsia="Calibri" w:cs="Calibri"/>
-          <w:b w:val="0"/>
-          <w:i w:val="0"/>
-          <w:color w:val="000000"/>
-          <w:sz w:val="22"/>
-        </w:rPr>
-        <w:tab/>
-        <w:t>Jederzeit vor Reiseantritt.</w:t>
-      </w:r>
-    </w:p>
-    <w:p>
-      <w:pPr>
-        <w:pStyle w:val="berschrift2"/>
-        <w:keepNext/>
-        <w:keepLines/>
-        <w:widowControl/>
-        <w:spacing w:after="240" w:before="420" w:line="264" w:lineRule="auto"/>
-        <w:jc w:val="left"/>
-      </w:pPr>
-      <w:r>
-        <w:rPr>
-          <w:rFonts w:ascii="Calibri" w:hAnsi="Calibri" w:eastAsia="Calibri" w:cs="Calibri"/>
-          <w:b/>
-          <w:i w:val="0"/>
-          <w:color w:val="000000"/>
-          <w:sz w:val="22"/>
-        </w:rPr>
-        <w:t>RundumSorglos-Schutz</w:t>
-      </w:r>
-    </w:p>
-    <w:p>
-      <w:pPr>
-        <w:keepNext w:val="0"/>
-        <w:keepLines/>
-        <w:widowControl/>
-        <w:tabs>
-          <w:tab w:pos="1757" w:val="left"/>
-        </w:tabs>
-        <w:spacing w:after="160" w:line="278" w:lineRule="auto" w:before="0"/>
-        <w:ind w:left="1757" w:hanging="1757"/>
-      </w:pPr>
-      <w:r>
-        <w:rPr>
-          <w:rFonts w:ascii="Calibri" w:hAnsi="Calibri" w:eastAsia="Calibri" w:cs="Calibri"/>
-          <w:b w:val="0"/>
-          <w:i w:val="0"/>
-          <w:color w:val="4A4A4A"/>
-          <w:sz w:val="22"/>
-        </w:rPr>
-        <w:t>Selbstbehalt:</w:t>
-      </w:r>
-      <w:r>
-        <w:rPr>
-          <w:rFonts w:ascii="Calibri" w:hAnsi="Calibri" w:eastAsia="Calibri" w:cs="Calibri"/>
-          <w:b w:val="0"/>
-          <w:i w:val="0"/>
-          <w:color w:val="000000"/>
-          <w:sz w:val="22"/>
-        </w:rPr>
-        <w:tab/>
-        <w:t>Je nach Leistungsbaustein und Tarif. Maßgeblich sind die Versicherungsbedingungen.</w:t>
-      </w:r>
-    </w:p>
-    <w:p>
-      <w:pPr>
-        <w:keepNext w:val="0"/>
-        <w:keepLines/>
-        <w:widowControl/>
-        <w:tabs>
-          <w:tab w:pos="1757" w:val="left"/>
-        </w:tabs>
-        <w:spacing w:after="160" w:line="278" w:lineRule="auto" w:before="0"/>
-        <w:ind w:left="1757" w:hanging="1757"/>
-      </w:pPr>
-      <w:r>
-        <w:rPr>
-          <w:rFonts w:ascii="Calibri" w:hAnsi="Calibri" w:eastAsia="Calibri" w:cs="Calibri"/>
-          <w:b w:val="0"/>
-          <w:i w:val="0"/>
-          <w:color w:val="4A4A4A"/>
-          <w:sz w:val="22"/>
-        </w:rPr>
-        <w:t>Laufzeit:</w:t>
-      </w:r>
-      <w:r>
-        <w:rPr>
-          <w:rFonts w:ascii="Calibri" w:hAnsi="Calibri" w:eastAsia="Calibri" w:cs="Calibri"/>
-          <w:b w:val="0"/>
-          <w:i w:val="0"/>
-          <w:color w:val="000000"/>
-          <w:sz w:val="22"/>
-        </w:rPr>
-        <w:tab/>
-        <w:t>Einmalversicherung für diese Reise; Jahresversicherung gemäß vereinbarter Vertragslaufzeit.</w:t>
-      </w:r>
-    </w:p>
-    <w:p>
-      <w:pPr>
-        <w:keepNext w:val="0"/>
-        <w:keepLines/>
-        <w:widowControl/>
-        <w:tabs>
-          <w:tab w:pos="1757" w:val="left"/>
-        </w:tabs>
-        <w:spacing w:after="160" w:line="278" w:lineRule="auto" w:before="0"/>
-        <w:ind w:left="1757" w:hanging="1757"/>
-      </w:pPr>
-      <w:r>
-        <w:rPr>
-          <w:rFonts w:ascii="Calibri" w:hAnsi="Calibri" w:eastAsia="Calibri" w:cs="Calibri"/>
-          <w:b w:val="0"/>
-          <w:i w:val="0"/>
-          <w:color w:val="4A4A4A"/>
-          <w:sz w:val="22"/>
-        </w:rPr>
-        <w:t>Abschlussfrist:</w:t>
-      </w:r>
-      <w:r>
-        <w:rPr>
-          <w:rFonts w:ascii="Calibri" w:hAnsi="Calibri" w:eastAsia="Calibri" w:cs="Calibri"/>
-          <w:b w:val="0"/>
-          <w:i w:val="0"/>
-          <w:color w:val="000000"/>
-          <w:sz w:val="22"/>
-        </w:rPr>
-        <w:tab/>
-        <w:t>Spätestens 30 Tage vor Reiseantritt. Bei Buchung innerhalb dieser 30 Tage: am Buchungstag, spätestens innerhalb der nächsten drei Werktage.</w:t>
-      </w:r>
-    </w:p>
-    <w:p>
-      <w:pPr>
-        <w:keepNext/>
-        <w:keepLines/>
-        <w:widowControl/>
-        <w:spacing w:line="278" w:lineRule="auto" w:before="400" w:after="200"/>
-      </w:pPr>
-      <w:r>
-        <w:rPr>
-          <w:rFonts w:ascii="Calibri" w:hAnsi="Calibri" w:eastAsia="Calibri" w:cs="Calibri"/>
-          <w:b/>
-          <w:i w:val="0"/>
-          <w:color w:val="000000"/>
-          <w:sz w:val="22"/>
-        </w:rPr>
-        <w:t>Weitere Hinweise</w:t>
-      </w:r>
-    </w:p>
-    <w:p>
-      <w:pPr>
-        <w:keepNext w:val="0"/>
-        <w:keepLines/>
-        <w:widowControl/>
-        <w:spacing w:after="200" w:line="278" w:lineRule="auto" w:before="0"/>
-      </w:pPr>
-      <w:r>
-        <w:rPr>
-          <w:rFonts w:ascii="Calibri" w:hAnsi="Calibri" w:eastAsia="Calibri" w:cs="Calibri"/>
-          <w:b w:val="0"/>
-          <w:i w:val="0"/>
-          <w:color w:val="000000"/>
-          <w:sz w:val="22"/>
-        </w:rPr>
-        <w:t>Jahresversicherungen verlängern sich automatisch, sofern sie nicht gekündigt werden.</w:t>
-      </w:r>
-    </w:p>
-    <w:p>
-      <w:pPr>
-        <w:keepNext w:val="0"/>
-        <w:keepLines/>
-        <w:widowControl/>
-        <w:spacing w:after="140" w:line="278" w:lineRule="auto" w:before="0"/>
-      </w:pPr>
-      <w:r>
-        <w:rPr>
-          <w:rFonts w:ascii="Calibri" w:hAnsi="Calibri" w:eastAsia="Calibri" w:cs="Calibri"/>
-          <w:b w:val="0"/>
-          <w:i w:val="0"/>
-          <w:color w:val="000000"/>
-          <w:sz w:val="22"/>
-        </w:rPr>
-        <w:t>Prüfen Sie bei Auslandsreisen, ob ein medizinisch sinnvoller und vertretbarer Rücktransport versichert ist. Das gilt auch bei einem Sozialversicherungsabkommen oder einer privaten Krankenversicherung. Fehlt dieser Schutz, empfehlen wir eine Auslandsreise-Krankenversicherung. Auch Reiserücktritt und Reiseabbruch sollten abgesichert sein.</w:t>
-      </w:r>
-    </w:p>
-    <w:p>
-      <w:pPr>
-        <w:keepNext/>
-        <w:keepLines/>
-        <w:widowControl/>
-        <w:spacing w:line="278" w:lineRule="auto" w:before="400" w:after="200"/>
-      </w:pPr>
-      <w:r>
-        <w:rPr>
-          <w:rFonts w:ascii="Calibri" w:hAnsi="Calibri" w:eastAsia="Calibri" w:cs="Calibri"/>
-          <w:b/>
-          <w:i w:val="0"/>
-          <w:color w:val="000000"/>
-          <w:sz w:val="22"/>
-        </w:rPr>
-        <w:t>Abschluss</w:t>
-      </w:r>
-    </w:p>
-    <w:p>
-      <w:pPr>
-        <w:keepNext w:val="0"/>
-        <w:keepLines/>
-        <w:widowControl/>
-        <w:spacing w:after="100" w:line="278" w:lineRule="auto" w:before="0"/>
-      </w:pPr>
-      <w:r>
-        <w:rPr>
-          <w:rFonts w:ascii="Calibri" w:hAnsi="Calibri" w:eastAsia="Calibri" w:cs="Calibri"/>
-          <w:b w:val="0"/>
-          <w:i w:val="0"/>
-          <w:color w:val="000000"/>
-          <w:sz w:val="22"/>
-        </w:rPr>
-        <w:t>Für den Abschluss benötigen wir Ihre IBAN.</w:t>
-      </w:r>
-    </w:p>
-    <w:p>
-      <w:pPr>
-        <w:keepLines/>
-        <w:widowControl/>
-        <w:spacing w:line="278" w:lineRule="auto" w:before="0" w:after="100"/>
-      </w:pPr>
-      <w:r>
-        <w:rPr>
-          <w:rFonts w:ascii="Calibri" w:hAnsi="Calibri" w:eastAsia="Calibri" w:cs="Calibri"/>
-          <w:b w:val="0"/>
-          <w:i w:val="0"/>
-          <w:color w:val="000000"/>
-          <w:sz w:val="22"/>
-        </w:rPr>
-        <w:t>Für Rückfragen stehen wir Ihnen gerne zur Verfügung.</w:t>
-      </w:r>
-    </w:p>
-    <w:p>
-      <w:pPr>
-        <w:keepNext w:val="0"/>
-        <w:keepLines/>
-        <w:widowControl/>
-        <w:spacing w:after="0" w:line="278" w:lineRule="auto" w:before="160"/>
-      </w:pPr>
-      <w:r>
-        <w:rPr>
-          <w:rFonts w:ascii="Calibri" w:hAnsi="Calibri" w:eastAsia="Calibri" w:cs="Calibri"/>
-          <w:b w:val="0"/>
-          <w:i w:val="0"/>
-          <w:color w:val="000000"/>
-          <w:sz w:val="22"/>
+          <w:lang w:val="de-DE"/>
         </w:rPr>
         <w:t>Ihr Reisebüro Hülsmann</w:t>
       </w:r>
@@ -2182,10 +1266,8 @@
     <w:sectPr>
       <w:footerReference w:type="default" r:id="rId8"/>
       <w:headerReference w:type="first" r:id="rId9"/>
-      <w:footerReference w:type="first" r:id="rId12"/>
-      <w:headerReference w:type="default" r:id="rId13"/>
       <w:pgSz w:w="11906" w:h="16838" w:code="9"/>
-      <w:pgMar w:top="1247" w:right="1134" w:bottom="907" w:left="1134" w:header="255" w:footer="397" w:gutter="0"/>
+      <w:pgMar w:top="720" w:right="720" w:bottom="720" w:left="720" w:header="720" w:footer="720" w:gutter="0"/>
       <w:cols w:space="720"/>
       <w:titlePg/>
       <w:docGrid w:linePitch="360"/>
@@ -2231,40 +1313,22 @@
   <w:p>
     <w:pPr>
       <w:pStyle w:val="Fuzeile"/>
-      <w:spacing w:after="0" w:line="252" w:lineRule="auto"/>
       <w:jc w:val="center"/>
     </w:pPr>
     <w:r>
-      <w:rPr>
-        <w:rFonts w:ascii="Calibri" w:hAnsi="Calibri" w:eastAsia="Calibri" w:cs="Calibri"/>
-        <w:b w:val="0"/>
-        <w:i w:val="0"/>
-        <w:color w:val="4A4A4A"/>
-        <w:sz w:val="19"/>
-      </w:rPr>
-      <w:t>Reisebüro Hülsmann · www.reisebuero-huelsmann.de · +49 2501 27790</w:t>
+      <w:t xml:space="preserve">Reisebüro Hülsmann </w:t>
     </w:r>
-  </w:p>
-</w:ftr>
-</file>
-
-<file path=word/footer2.xml><?xml version="1.0" encoding="utf-8"?>
-<w:ftr xmlns:m="http://schemas.openxmlformats.org/officeDocument/2006/math" xmlns:mc="http://schemas.openxmlformats.org/markup-compatibility/2006" xmlns:mo="http://schemas.microsoft.com/office/mac/office/2008/main" xmlns:mv="urn:schemas-microsoft-com:mac:vml" xmlns:o="urn:schemas-microsoft-com:office:office" xmlns:r="http://schemas.openxmlformats.org/officeDocument/2006/relationships" xmlns:v="urn:schemas-microsoft-com:vml" xmlns:w10="urn:schemas-microsoft-com:office:word" xmlns:w14="http://schemas.microsoft.com/office/word/2010/wordml" xmlns:w="http://schemas.openxmlformats.org/wordprocessingml/2006/main" xmlns:wne="http://schemas.microsoft.com/office/word/2006/wordml" xmlns:wp14="http://schemas.microsoft.com/office/word/2010/wordprocessingDrawing" xmlns:wp="http://schemas.openxmlformats.org/drawingml/2006/wordprocessingDrawing" xmlns:wpc="http://schemas.microsoft.com/office/word/2010/wordprocessingCanvas" xmlns:wpg="http://schemas.microsoft.com/office/word/2010/wordprocessingGroup" xmlns:wpi="http://schemas.microsoft.com/office/word/2010/wordprocessingInk" xmlns:wps="http://schemas.microsoft.com/office/word/2010/wordprocessingShape" mc:Ignorable="w14 wp14">
-  <w:p>
-    <w:pPr>
-      <w:pStyle w:val="Fuzeile"/>
-      <w:spacing w:after="0" w:line="252" w:lineRule="auto"/>
-      <w:jc w:val="left"/>
-    </w:pPr>
     <w:r>
-      <w:rPr>
-        <w:rFonts w:ascii="Calibri" w:hAnsi="Calibri" w:eastAsia="Calibri" w:cs="Calibri"/>
-        <w:b w:val="0"/>
-        <w:i/>
-        <w:color w:val="4A4A4A"/>
-        <w:sz w:val="17"/>
-      </w:rPr>
-      <w:t>Diese Übersicht wurde automatisch vom Reisebüro Hülsmann auf Basis der hinterlegten ERGO-Tarife erstellt. Abweichungen sind möglich. Im Zweifel gilt das offizielle Versicherungsangebot der ERGO Reiseversicherung.</w:t>
+      <w:t>-</w:t>
+    </w:r>
+    <w:r>
+      <w:t xml:space="preserve"> www.reisebuero-huelsmann.de </w:t>
+    </w:r>
+    <w:r>
+      <w:t>-</w:t>
+    </w:r>
+    <w:r>
+      <w:t xml:space="preserve"> +49 2501 27790</w:t>
     </w:r>
   </w:p>
 </w:ftr>
@@ -2306,26 +1370,29 @@
 <w:hdr xmlns:wpc="http://schemas.microsoft.com/office/word/2010/wordprocessingCanvas" xmlns:cx="http://schemas.microsoft.com/office/drawing/2014/chartex" xmlns:cx1="http://schemas.microsoft.com/office/drawing/2015/9/8/chartex" xmlns:cx2="http://schemas.microsoft.com/office/drawing/2015/10/21/chartex" xmlns:cx3="http://schemas.microsoft.com/office/drawing/2016/5/9/chartex" xmlns:cx4="http://schemas.microsoft.com/office/drawing/2016/5/10/chartex" xmlns:cx5="http://schemas.microsoft.com/office/drawing/2016/5/11/chartex" xmlns:cx6="http://schemas.microsoft.com/office/drawing/2016/5/12/chartex" xmlns:cx7="http://schemas.microsoft.com/office/drawing/2016/5/13/chartex" xmlns:cx8="http://schemas.microsoft.com/office/drawing/2016/5/14/chartex" xmlns:mc="http://schemas.openxmlformats.org/markup-compatibility/2006" xmlns:aink="http://schemas.microsoft.com/office/drawing/2016/ink" xmlns:am3d="http://schemas.microsoft.com/office/drawing/2017/model3d" xmlns:o="urn:schemas-microsoft-com:office:office" xmlns:oel="http://schemas.microsoft.com/office/2019/extlst" xmlns:r="http://schemas.openxmlformats.org/officeDocument/2006/relationships" xmlns:m="http://schemas.openxmlformats.org/officeDocument/2006/math" xmlns:v="urn:schemas-microsoft-com:vml" xmlns:wp14="http://schemas.microsoft.com/office/word/2010/wordprocessingDrawing" xmlns:wp="http://schemas.openxmlformats.org/drawingml/2006/wordprocessingDrawing" xmlns:w10="urn:schemas-microsoft-com:office:word" xmlns:w="http://schemas.openxmlformats.org/wordprocessingml/2006/main" xmlns:w14="http://schemas.microsoft.com/office/word/2010/wordml" xmlns:w15="http://schemas.microsoft.com/office/word/2012/wordml" xmlns:w16cex="http://schemas.microsoft.com/office/word/2018/wordml/cex" xmlns:w16cid="http://schemas.microsoft.com/office/word/2016/wordml/cid" xmlns:w16="http://schemas.microsoft.com/office/word/2018/wordml" xmlns:w16du="http://schemas.microsoft.com/office/word/2023/wordml/word16du" xmlns:w16sdtdh="http://schemas.microsoft.com/office/word/2020/wordml/sdtdatahash" xmlns:w16sdtfl="http://schemas.microsoft.com/office/word/2024/wordml/sdtformatlock" xmlns:w16se="http://schemas.microsoft.com/office/word/2015/wordml/symex" xmlns:wpg="http://schemas.microsoft.com/office/word/2010/wordprocessingGroup" xmlns:wpi="http://schemas.microsoft.com/office/word/2010/wordprocessingInk" xmlns:wne="http://schemas.microsoft.com/office/word/2006/wordml" xmlns:wps="http://schemas.microsoft.com/office/word/2010/wordprocessingShape" mc:Ignorable="w14 w15 w16se w16cid w16 w16cex w16sdtdh w16sdtfl w16du wp14">
   <w:p>
     <w:pPr>
-      <w:spacing w:before="0" w:after="0" w:line="240" w:lineRule="auto"/>
       <w:jc w:val="center"/>
     </w:pPr>
     <w:r>
+      <w:rPr>
+        <w:noProof/>
+      </w:rPr>
       <w:drawing>
-        <wp:inline xmlns:a="http://schemas.openxmlformats.org/drawingml/2006/main" xmlns:pic="http://schemas.openxmlformats.org/drawingml/2006/picture">
-          <wp:extent cx="1835999" cy="440640"/>
-          <wp:docPr id="1" name="Picture 1"/>
+        <wp:inline distT="0" distB="0" distL="0" distR="0" wp14:anchorId="1ECD4BDA" wp14:editId="44E3B19A">
+          <wp:extent cx="2286000" cy="1380744"/>
+          <wp:effectExtent l="0" t="0" r="0" b="0"/>
+          <wp:docPr id="1141116315" name="Picture 1"/>
           <wp:cNvGraphicFramePr>
-            <a:graphicFrameLocks noChangeAspect="1"/>
+            <a:graphicFrameLocks xmlns:a="http://schemas.openxmlformats.org/drawingml/2006/main" noChangeAspect="1"/>
           </wp:cNvGraphicFramePr>
-          <a:graphic>
+          <a:graphic xmlns:a="http://schemas.openxmlformats.org/drawingml/2006/main">
             <a:graphicData uri="http://schemas.openxmlformats.org/drawingml/2006/picture">
-              <pic:pic>
+              <pic:pic xmlns:pic="http://schemas.openxmlformats.org/drawingml/2006/picture">
                 <pic:nvPicPr>
                   <pic:cNvPr id="0" name="image.png"/>
                   <pic:cNvPicPr/>
                 </pic:nvPicPr>
                 <pic:blipFill>
-                  <a:blip r:embed="rId3"/>
+                  <a:blip r:embed="rId1"/>
                   <a:stretch>
                     <a:fillRect/>
                   </a:stretch>
@@ -2333,9 +1400,11 @@
                 <pic:spPr>
                   <a:xfrm>
                     <a:off x="0" y="0"/>
-                    <a:ext cx="1835999" cy="440640"/>
+                    <a:ext cx="2286000" cy="1380744"/>
                   </a:xfrm>
-                  <a:prstGeom prst="rect"/>
+                  <a:prstGeom prst="rect">
+                    <a:avLst/>
+                  </a:prstGeom>
                 </pic:spPr>
               </pic:pic>
             </a:graphicData>
@@ -2343,17 +1412,6 @@
         </wp:inline>
       </w:drawing>
     </w:r>
-  </w:p>
-</w:hdr>
-</file>
-
-<file path=word/header2.xml><?xml version="1.0" encoding="utf-8"?>
-<w:hdr xmlns:m="http://schemas.openxmlformats.org/officeDocument/2006/math" xmlns:mc="http://schemas.openxmlformats.org/markup-compatibility/2006" xmlns:mo="http://schemas.microsoft.com/office/mac/office/2008/main" xmlns:mv="urn:schemas-microsoft-com:mac:vml" xmlns:o="urn:schemas-microsoft-com:office:office" xmlns:r="http://schemas.openxmlformats.org/officeDocument/2006/relationships" xmlns:v="urn:schemas-microsoft-com:vml" xmlns:w10="urn:schemas-microsoft-com:office:word" xmlns:w14="http://schemas.microsoft.com/office/word/2010/wordml" xmlns:w="http://schemas.openxmlformats.org/wordprocessingml/2006/main" xmlns:wne="http://schemas.microsoft.com/office/word/2006/wordml" xmlns:wp14="http://schemas.microsoft.com/office/word/2010/wordprocessingDrawing" xmlns:wp="http://schemas.openxmlformats.org/drawingml/2006/wordprocessingDrawing" xmlns:wpc="http://schemas.microsoft.com/office/word/2010/wordprocessingCanvas" xmlns:wpg="http://schemas.microsoft.com/office/word/2010/wordprocessingGroup" xmlns:wpi="http://schemas.microsoft.com/office/word/2010/wordprocessingInk" xmlns:wps="http://schemas.microsoft.com/office/word/2010/wordprocessingShape" mc:Ignorable="w14 wp14">
-  <w:p>
-    <w:pPr>
-      <w:pStyle w:val="Header"/>
-      <w:spacing w:after="0"/>
-    </w:pPr>
   </w:p>
 </w:hdr>
 </file>
@@ -3005,14 +2063,6 @@
     <w:name w:val="Normal"/>
     <w:qFormat/>
     <w:rsid w:val="001017D2"/>
-    <w:pPr>
-      <w:spacing w:line="264" w:lineRule="auto"/>
-    </w:pPr>
-    <w:rPr>
-      <w:rFonts w:ascii="Calibri" w:hAnsi="Calibri" w:eastAsia="Calibri" w:cs="Calibri"/>
-      <w:color w:val="000000"/>
-      <w:sz w:val="22"/>
-    </w:rPr>
   </w:style>
   <w:style w:type="paragraph" w:styleId="berschrift1">
     <w:name w:val="heading 1"/>
@@ -3029,11 +2079,11 @@
       <w:outlineLvl w:val="0"/>
     </w:pPr>
     <w:rPr>
-      <w:rFonts w:asciiTheme="majorHAnsi" w:eastAsiaTheme="majorEastAsia" w:hAnsiTheme="majorHAnsi" w:cstheme="majorBidi" w:ascii="Calibri" w:hAnsi="Calibri" w:eastAsia="Calibri" w:cs="Calibri"/>
+      <w:rFonts w:asciiTheme="majorHAnsi" w:eastAsiaTheme="majorEastAsia" w:hAnsiTheme="majorHAnsi" w:cstheme="majorBidi"/>
       <w:b/>
       <w:bCs/>
-      <w:color w:val="000000"/>
-      <w:sz w:val="22"/>
+      <w:color w:val="365F91" w:themeColor="accent1" w:themeShade="BF"/>
+      <w:sz w:val="28"/>
       <w:szCs w:val="28"/>
     </w:rPr>
   </w:style>
@@ -3053,11 +2103,11 @@
       <w:outlineLvl w:val="1"/>
     </w:pPr>
     <w:rPr>
-      <w:rFonts w:asciiTheme="majorHAnsi" w:eastAsiaTheme="majorEastAsia" w:hAnsiTheme="majorHAnsi" w:cstheme="majorBidi" w:ascii="Calibri" w:hAnsi="Calibri" w:eastAsia="Calibri" w:cs="Calibri"/>
+      <w:rFonts w:asciiTheme="majorHAnsi" w:eastAsiaTheme="majorEastAsia" w:hAnsiTheme="majorHAnsi" w:cstheme="majorBidi"/>
       <w:b/>
       <w:bCs/>
-      <w:color w:val="000000"/>
-      <w:sz w:val="22"/>
+      <w:color w:val="4F81BD" w:themeColor="accent1"/>
+      <w:sz w:val="26"/>
       <w:szCs w:val="26"/>
     </w:rPr>
   </w:style>
@@ -3355,15 +2405,18 @@
     <w:qFormat/>
     <w:rsid w:val="00FC693F"/>
     <w:pPr>
+      <w:pBdr>
+        <w:bottom w:val="single" w:sz="8" w:space="4" w:color="4F81BD" w:themeColor="accent1"/>
+      </w:pBdr>
       <w:spacing w:after="300" w:line="240" w:lineRule="auto"/>
       <w:contextualSpacing/>
     </w:pPr>
     <w:rPr>
-      <w:rFonts w:asciiTheme="majorHAnsi" w:eastAsiaTheme="majorEastAsia" w:hAnsiTheme="majorHAnsi" w:cstheme="majorBidi" w:ascii="Calibri" w:hAnsi="Calibri" w:eastAsia="Calibri" w:cs="Calibri"/>
-      <w:color w:val="000000"/>
+      <w:rFonts w:asciiTheme="majorHAnsi" w:eastAsiaTheme="majorEastAsia" w:hAnsiTheme="majorHAnsi" w:cstheme="majorBidi"/>
+      <w:color w:val="17365D" w:themeColor="text2" w:themeShade="BF"/>
       <w:spacing w:val="5"/>
       <w:kern w:val="28"/>
-      <w:sz w:val="22"/>
+      <w:sz w:val="52"/>
       <w:szCs w:val="52"/>
     </w:rPr>
   </w:style>

--- a/angebot.docx
+++ b/angebot.docx
@@ -2060,7 +2060,7 @@
         <w:keepNext/>
         <w:keepLines/>
         <w:widowControl/>
-        <w:spacing w:line="278" w:lineRule="auto" w:before="400" w:after="200"/>
+        <w:spacing w:line="278" w:lineRule="auto" w:before="280" w:after="200"/>
       </w:pPr>
       <w:r>
         <w:rPr>
@@ -2078,7 +2078,7 @@
         <w:keepNext w:val="0"/>
         <w:keepLines/>
         <w:widowControl/>
-        <w:spacing w:after="200" w:line="278" w:lineRule="auto" w:before="0"/>
+        <w:spacing w:after="240" w:line="278" w:lineRule="auto" w:before="0"/>
       </w:pPr>
       <w:r>
         <w:rPr>
@@ -2096,7 +2096,7 @@
         <w:keepNext w:val="0"/>
         <w:keepLines/>
         <w:widowControl/>
-        <w:spacing w:after="140" w:line="278" w:lineRule="auto" w:before="0"/>
+        <w:spacing w:after="240" w:line="278" w:lineRule="auto" w:before="0"/>
       </w:pPr>
       <w:r>
         <w:rPr>
@@ -2114,7 +2114,7 @@
         <w:keepNext w:val="1"/>
         <w:keepLines/>
         <w:widowControl/>
-        <w:spacing w:after="0" w:line="264" w:lineRule="auto" w:before="640"/>
+        <w:spacing w:after="360" w:line="264" w:lineRule="auto" w:before="0"/>
       </w:pPr>
       <w:r>
         <w:rPr>
@@ -2131,7 +2131,7 @@
       <w:pPr>
         <w:keepLines/>
         <w:widowControl/>
-        <w:spacing w:line="264" w:lineRule="auto" w:before="160" w:after="0"/>
+        <w:spacing w:line="264" w:lineRule="auto" w:before="0" w:after="240"/>
         <w:keepNext w:val="1"/>
       </w:pPr>
       <w:r>
@@ -2150,7 +2150,7 @@
         <w:keepNext w:val="0"/>
         <w:keepLines/>
         <w:widowControl/>
-        <w:spacing w:after="0" w:line="264" w:lineRule="auto" w:before="320"/>
+        <w:spacing w:after="0" w:line="264" w:lineRule="auto" w:before="0"/>
       </w:pPr>
       <w:r>
         <w:rPr>
